--- a/wordfile/Banking Application Questions.docx
+++ b/wordfile/Banking Application Questions.docx
@@ -5875,6 +5875,7 @@
       </w:pPr>
       <w:r>
         <w:rPr>
+          <w:noProof/>
           <w:sz w:val="21"/>
         </w:rPr>
         <w:drawing>
@@ -5972,6 +5973,7 @@
       </w:pPr>
       <w:r>
         <w:rPr>
+          <w:noProof/>
           <w:sz w:val="21"/>
         </w:rPr>
         <w:drawing>
@@ -6067,6 +6069,7 @@
       </w:pPr>
       <w:r>
         <w:rPr>
+          <w:noProof/>
           <w:sz w:val="21"/>
         </w:rPr>
         <w:drawing>
@@ -6150,6 +6153,7 @@
       </w:pPr>
       <w:r>
         <w:rPr>
+          <w:noProof/>
           <w:sz w:val="21"/>
         </w:rPr>
         <w:drawing>
@@ -6246,6 +6250,7 @@
       </w:pPr>
       <w:r>
         <w:rPr>
+          <w:noProof/>
           <w:sz w:val="21"/>
         </w:rPr>
         <w:drawing>
@@ -6364,6 +6369,7 @@
       </w:pPr>
       <w:r>
         <w:rPr>
+          <w:noProof/>
           <w:sz w:val="21"/>
         </w:rPr>
         <w:drawing>
@@ -6577,6 +6583,7 @@
       </w:pPr>
       <w:r>
         <w:rPr>
+          <w:noProof/>
           <w:sz w:val="21"/>
         </w:rPr>
         <w:drawing>
@@ -6660,6 +6667,7 @@
       </w:pPr>
       <w:r>
         <w:rPr>
+          <w:noProof/>
           <w:sz w:val="21"/>
         </w:rPr>
         <w:drawing>
@@ -6794,6 +6802,7 @@
       </w:pPr>
       <w:r>
         <w:rPr>
+          <w:noProof/>
           <w:sz w:val="21"/>
         </w:rPr>
         <w:drawing>
@@ -6877,6 +6886,7 @@
       </w:pPr>
       <w:r>
         <w:rPr>
+          <w:noProof/>
           <w:sz w:val="21"/>
         </w:rPr>
         <w:drawing>
@@ -6915,8 +6925,6 @@
           </wp:inline>
         </w:drawing>
       </w:r>
-      <w:bookmarkStart w:id="0" w:name="_GoBack"/>
-      <w:bookmarkEnd w:id="0"/>
     </w:p>
     <w:p>
       <w:pPr>
@@ -6972,6 +6980,59 @@
     <w:p>
       <w:pPr>
         <w:pStyle w:val="ListParagraph"/>
+        <w:tabs>
+          <w:tab w:val="left" w:pos="413"/>
+        </w:tabs>
+        <w:spacing w:before="150"/>
+        <w:ind w:firstLine="0"/>
+        <w:rPr>
+          <w:sz w:val="21"/>
+        </w:rPr>
+      </w:pPr>
+      <w:r>
+        <w:rPr>
+          <w:sz w:val="21"/>
+        </w:rPr>
+        <w:drawing>
+          <wp:inline distT="0" distB="0" distL="0" distR="0" wp14:anchorId="1F0441DF" wp14:editId="55B04225">
+            <wp:extent cx="4553585" cy="342948"/>
+            <wp:effectExtent l="0" t="0" r="0" b="0"/>
+            <wp:docPr id="66" name="Picture 66"/>
+            <wp:cNvGraphicFramePr>
+              <a:graphicFrameLocks xmlns:a="http://schemas.openxmlformats.org/drawingml/2006/main" noChangeAspect="1"/>
+            </wp:cNvGraphicFramePr>
+            <a:graphic xmlns:a="http://schemas.openxmlformats.org/drawingml/2006/main">
+              <a:graphicData uri="http://schemas.openxmlformats.org/drawingml/2006/picture">
+                <pic:pic xmlns:pic="http://schemas.openxmlformats.org/drawingml/2006/picture">
+                  <pic:nvPicPr>
+                    <pic:cNvPr id="1" name=""/>
+                    <pic:cNvPicPr/>
+                  </pic:nvPicPr>
+                  <pic:blipFill>
+                    <a:blip r:embed="rId70"/>
+                    <a:stretch>
+                      <a:fillRect/>
+                    </a:stretch>
+                  </pic:blipFill>
+                  <pic:spPr>
+                    <a:xfrm>
+                      <a:off x="0" y="0"/>
+                      <a:ext cx="4553585" cy="342948"/>
+                    </a:xfrm>
+                    <a:prstGeom prst="rect">
+                      <a:avLst/>
+                    </a:prstGeom>
+                  </pic:spPr>
+                </pic:pic>
+              </a:graphicData>
+            </a:graphic>
+          </wp:inline>
+        </w:drawing>
+      </w:r>
+    </w:p>
+    <w:p>
+      <w:pPr>
+        <w:pStyle w:val="ListParagraph"/>
         <w:numPr>
           <w:ilvl w:val="0"/>
           <w:numId w:val="2"/>
@@ -7002,6 +7063,59 @@
     <w:p>
       <w:pPr>
         <w:pStyle w:val="ListParagraph"/>
+        <w:tabs>
+          <w:tab w:val="left" w:pos="413"/>
+        </w:tabs>
+        <w:spacing w:before="138"/>
+        <w:ind w:firstLine="0"/>
+        <w:rPr>
+          <w:sz w:val="21"/>
+        </w:rPr>
+      </w:pPr>
+      <w:r>
+        <w:rPr>
+          <w:sz w:val="21"/>
+        </w:rPr>
+        <w:drawing>
+          <wp:inline distT="0" distB="0" distL="0" distR="0" wp14:anchorId="37ACB316" wp14:editId="4A96483A">
+            <wp:extent cx="6213475" cy="1240790"/>
+            <wp:effectExtent l="0" t="0" r="0" b="0"/>
+            <wp:docPr id="67" name="Picture 67"/>
+            <wp:cNvGraphicFramePr>
+              <a:graphicFrameLocks xmlns:a="http://schemas.openxmlformats.org/drawingml/2006/main" noChangeAspect="1"/>
+            </wp:cNvGraphicFramePr>
+            <a:graphic xmlns:a="http://schemas.openxmlformats.org/drawingml/2006/main">
+              <a:graphicData uri="http://schemas.openxmlformats.org/drawingml/2006/picture">
+                <pic:pic xmlns:pic="http://schemas.openxmlformats.org/drawingml/2006/picture">
+                  <pic:nvPicPr>
+                    <pic:cNvPr id="1" name=""/>
+                    <pic:cNvPicPr/>
+                  </pic:nvPicPr>
+                  <pic:blipFill>
+                    <a:blip r:embed="rId71"/>
+                    <a:stretch>
+                      <a:fillRect/>
+                    </a:stretch>
+                  </pic:blipFill>
+                  <pic:spPr>
+                    <a:xfrm>
+                      <a:off x="0" y="0"/>
+                      <a:ext cx="6213475" cy="1240790"/>
+                    </a:xfrm>
+                    <a:prstGeom prst="rect">
+                      <a:avLst/>
+                    </a:prstGeom>
+                  </pic:spPr>
+                </pic:pic>
+              </a:graphicData>
+            </a:graphic>
+          </wp:inline>
+        </w:drawing>
+      </w:r>
+    </w:p>
+    <w:p>
+      <w:pPr>
+        <w:pStyle w:val="ListParagraph"/>
         <w:numPr>
           <w:ilvl w:val="0"/>
           <w:numId w:val="2"/>
@@ -7026,6 +7140,58 @@
           <w:sz w:val="21"/>
         </w:rPr>
         <w:t>withdrawn?</w:t>
+      </w:r>
+    </w:p>
+    <w:p>
+      <w:pPr>
+        <w:pStyle w:val="ListParagraph"/>
+        <w:tabs>
+          <w:tab w:val="left" w:pos="413"/>
+        </w:tabs>
+        <w:ind w:firstLine="0"/>
+        <w:rPr>
+          <w:sz w:val="21"/>
+        </w:rPr>
+      </w:pPr>
+      <w:r>
+        <w:rPr>
+          <w:sz w:val="21"/>
+        </w:rPr>
+        <w:drawing>
+          <wp:inline distT="0" distB="0" distL="0" distR="0" wp14:anchorId="1C45840D" wp14:editId="2012A2FC">
+            <wp:extent cx="4239217" cy="1181265"/>
+            <wp:effectExtent l="0" t="0" r="9525" b="0"/>
+            <wp:docPr id="68" name="Picture 68"/>
+            <wp:cNvGraphicFramePr>
+              <a:graphicFrameLocks xmlns:a="http://schemas.openxmlformats.org/drawingml/2006/main" noChangeAspect="1"/>
+            </wp:cNvGraphicFramePr>
+            <a:graphic xmlns:a="http://schemas.openxmlformats.org/drawingml/2006/main">
+              <a:graphicData uri="http://schemas.openxmlformats.org/drawingml/2006/picture">
+                <pic:pic xmlns:pic="http://schemas.openxmlformats.org/drawingml/2006/picture">
+                  <pic:nvPicPr>
+                    <pic:cNvPr id="1" name=""/>
+                    <pic:cNvPicPr/>
+                  </pic:nvPicPr>
+                  <pic:blipFill>
+                    <a:blip r:embed="rId72"/>
+                    <a:stretch>
+                      <a:fillRect/>
+                    </a:stretch>
+                  </pic:blipFill>
+                  <pic:spPr>
+                    <a:xfrm>
+                      <a:off x="0" y="0"/>
+                      <a:ext cx="4239217" cy="1181265"/>
+                    </a:xfrm>
+                    <a:prstGeom prst="rect">
+                      <a:avLst/>
+                    </a:prstGeom>
+                  </pic:spPr>
+                </pic:pic>
+              </a:graphicData>
+            </a:graphic>
+          </wp:inline>
+        </w:drawing>
       </w:r>
     </w:p>
     <w:p>
@@ -7061,6 +7227,111 @@
     <w:p>
       <w:pPr>
         <w:pStyle w:val="ListParagraph"/>
+        <w:tabs>
+          <w:tab w:val="left" w:pos="413"/>
+        </w:tabs>
+        <w:spacing w:before="138"/>
+        <w:ind w:firstLine="0"/>
+        <w:rPr>
+          <w:sz w:val="21"/>
+        </w:rPr>
+      </w:pPr>
+      <w:r>
+        <w:rPr>
+          <w:sz w:val="21"/>
+        </w:rPr>
+        <w:drawing>
+          <wp:inline distT="0" distB="0" distL="0" distR="0" wp14:anchorId="274B2967" wp14:editId="2B4920DD">
+            <wp:extent cx="4534533" cy="2391109"/>
+            <wp:effectExtent l="0" t="0" r="0" b="9525"/>
+            <wp:docPr id="69" name="Picture 69"/>
+            <wp:cNvGraphicFramePr>
+              <a:graphicFrameLocks xmlns:a="http://schemas.openxmlformats.org/drawingml/2006/main" noChangeAspect="1"/>
+            </wp:cNvGraphicFramePr>
+            <a:graphic xmlns:a="http://schemas.openxmlformats.org/drawingml/2006/main">
+              <a:graphicData uri="http://schemas.openxmlformats.org/drawingml/2006/picture">
+                <pic:pic xmlns:pic="http://schemas.openxmlformats.org/drawingml/2006/picture">
+                  <pic:nvPicPr>
+                    <pic:cNvPr id="1" name=""/>
+                    <pic:cNvPicPr/>
+                  </pic:nvPicPr>
+                  <pic:blipFill>
+                    <a:blip r:embed="rId73"/>
+                    <a:stretch>
+                      <a:fillRect/>
+                    </a:stretch>
+                  </pic:blipFill>
+                  <pic:spPr>
+                    <a:xfrm>
+                      <a:off x="0" y="0"/>
+                      <a:ext cx="4534533" cy="2391109"/>
+                    </a:xfrm>
+                    <a:prstGeom prst="rect">
+                      <a:avLst/>
+                    </a:prstGeom>
+                  </pic:spPr>
+                </pic:pic>
+              </a:graphicData>
+            </a:graphic>
+          </wp:inline>
+        </w:drawing>
+      </w:r>
+    </w:p>
+    <w:p>
+      <w:pPr>
+        <w:pStyle w:val="ListParagraph"/>
+        <w:tabs>
+          <w:tab w:val="left" w:pos="413"/>
+        </w:tabs>
+        <w:spacing w:before="138"/>
+        <w:ind w:firstLine="0"/>
+        <w:rPr>
+          <w:sz w:val="21"/>
+        </w:rPr>
+      </w:pPr>
+    </w:p>
+    <w:p>
+      <w:pPr>
+        <w:pStyle w:val="ListParagraph"/>
+        <w:tabs>
+          <w:tab w:val="left" w:pos="413"/>
+        </w:tabs>
+        <w:spacing w:before="138"/>
+        <w:ind w:firstLine="0"/>
+        <w:rPr>
+          <w:sz w:val="21"/>
+        </w:rPr>
+      </w:pPr>
+    </w:p>
+    <w:p>
+      <w:pPr>
+        <w:pStyle w:val="ListParagraph"/>
+        <w:tabs>
+          <w:tab w:val="left" w:pos="413"/>
+        </w:tabs>
+        <w:spacing w:before="138"/>
+        <w:ind w:firstLine="0"/>
+        <w:rPr>
+          <w:sz w:val="21"/>
+        </w:rPr>
+      </w:pPr>
+    </w:p>
+    <w:p>
+      <w:pPr>
+        <w:pStyle w:val="ListParagraph"/>
+        <w:tabs>
+          <w:tab w:val="left" w:pos="413"/>
+        </w:tabs>
+        <w:spacing w:before="138"/>
+        <w:ind w:firstLine="0"/>
+        <w:rPr>
+          <w:sz w:val="21"/>
+        </w:rPr>
+      </w:pPr>
+    </w:p>
+    <w:p>
+      <w:pPr>
+        <w:pStyle w:val="ListParagraph"/>
         <w:numPr>
           <w:ilvl w:val="0"/>
           <w:numId w:val="2"/>
@@ -7077,6 +7348,7 @@
         <w:rPr>
           <w:sz w:val="21"/>
         </w:rPr>
+        <w:lastRenderedPageBreak/>
         <w:t xml:space="preserve">What should be shown if there are no transactions </w:t>
       </w:r>
       <w:r>
@@ -7090,6 +7362,13 @@
     <w:p>
       <w:pPr>
         <w:pStyle w:val="ListParagraph"/>
+        <w:rPr>
+          <w:sz w:val="21"/>
+        </w:rPr>
+      </w:pPr>
+    </w:p>
+    <w:p>
+      <w:pPr>
         <w:rPr>
           <w:sz w:val="21"/>
         </w:rPr>
@@ -7099,12 +7378,54 @@
           <w:cols w:space="720"/>
         </w:sectPr>
       </w:pPr>
+      <w:r>
+        <w:rPr>
+          <w:sz w:val="21"/>
+        </w:rPr>
+        <w:drawing>
+          <wp:inline distT="0" distB="0" distL="0" distR="0" wp14:anchorId="29E758F5" wp14:editId="46C0DA8F">
+            <wp:extent cx="4448796" cy="933580"/>
+            <wp:effectExtent l="0" t="0" r="9525" b="0"/>
+            <wp:docPr id="70" name="Picture 70"/>
+            <wp:cNvGraphicFramePr>
+              <a:graphicFrameLocks xmlns:a="http://schemas.openxmlformats.org/drawingml/2006/main" noChangeAspect="1"/>
+            </wp:cNvGraphicFramePr>
+            <a:graphic xmlns:a="http://schemas.openxmlformats.org/drawingml/2006/main">
+              <a:graphicData uri="http://schemas.openxmlformats.org/drawingml/2006/picture">
+                <pic:pic xmlns:pic="http://schemas.openxmlformats.org/drawingml/2006/picture">
+                  <pic:nvPicPr>
+                    <pic:cNvPr id="1" name=""/>
+                    <pic:cNvPicPr/>
+                  </pic:nvPicPr>
+                  <pic:blipFill>
+                    <a:blip r:embed="rId74"/>
+                    <a:stretch>
+                      <a:fillRect/>
+                    </a:stretch>
+                  </pic:blipFill>
+                  <pic:spPr>
+                    <a:xfrm>
+                      <a:off x="0" y="0"/>
+                      <a:ext cx="4448796" cy="933580"/>
+                    </a:xfrm>
+                    <a:prstGeom prst="rect">
+                      <a:avLst/>
+                    </a:prstGeom>
+                  </pic:spPr>
+                </pic:pic>
+              </a:graphicData>
+            </a:graphic>
+          </wp:inline>
+        </w:drawing>
+      </w:r>
     </w:p>
     <w:p>
       <w:pPr>
         <w:pStyle w:val="Heading2"/>
         <w:spacing w:before="73"/>
       </w:pPr>
+      <w:bookmarkStart w:id="0" w:name="_GoBack"/>
+      <w:bookmarkEnd w:id="0"/>
       <w:r>
         <w:lastRenderedPageBreak/>
         <w:t xml:space="preserve">Part 14 - Final Console Banking </w:t>
@@ -8189,7 +8510,7 @@
         </mc:Choice>
         <mc:Fallback>
           <w:pict>
-            <v:shape w14:anchorId="7A2C3136" id="Graphic 1" o:spid="_x0000_s1026" style="position:absolute;margin-left:46.8pt;margin-top:802.3pt;width:501.7pt;height:.1pt;z-index:-15823872;visibility:visible;mso-wrap-style:square;mso-wrap-distance-left:0;mso-wrap-distance-top:0;mso-wrap-distance-right:0;mso-wrap-distance-bottom:0;mso-position-horizontal:absolute;mso-position-horizontal-relative:page;mso-position-vertical:absolute;mso-position-vertical-relative:page;v-text-anchor:top" coordsize="6371590,1270" o:gfxdata="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" path="m,l6371280,e" filled="f" strokeweight=".25pt">
+            <v:shape w14:anchorId="585954CA" id="Graphic 1" o:spid="_x0000_s1026" style="position:absolute;margin-left:46.8pt;margin-top:802.3pt;width:501.7pt;height:.1pt;z-index:-15823872;visibility:visible;mso-wrap-style:square;mso-wrap-distance-left:0;mso-wrap-distance-top:0;mso-wrap-distance-right:0;mso-wrap-distance-bottom:0;mso-position-horizontal:absolute;mso-position-horizontal-relative:page;mso-position-vertical:absolute;mso-position-vertical-relative:page;v-text-anchor:top" coordsize="6371590,1270" o:gfxdata="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" path="m,l6371280,e" filled="f" strokeweight=".25pt">
               <v:path arrowok="t"/>
               <w10:wrap anchorx="page" anchory="page"/>
             </v:shape>

--- a/wordfile/Banking Application Questions.docx
+++ b/wordfile/Banking Application Questions.docx
@@ -386,7 +386,7 @@
                     <pic:cNvPicPr/>
                   </pic:nvPicPr>
                   <pic:blipFill>
-                    <a:blip r:embed="rId7"/>
+                    <a:blip r:embed="rId8"/>
                     <a:stretch>
                       <a:fillRect/>
                     </a:stretch>
@@ -468,7 +468,7 @@
                     <pic:cNvPicPr/>
                   </pic:nvPicPr>
                   <pic:blipFill>
-                    <a:blip r:embed="rId8"/>
+                    <a:blip r:embed="rId9"/>
                     <a:stretch>
                       <a:fillRect/>
                     </a:stretch>
@@ -560,7 +560,7 @@
                     <pic:cNvPicPr/>
                   </pic:nvPicPr>
                   <pic:blipFill>
-                    <a:blip r:embed="rId9">
+                    <a:blip r:embed="rId10">
                       <a:extLst>
                         <a:ext uri="{28A0092B-C50C-407E-A947-70E740481C1C}">
                           <a14:useLocalDpi xmlns:a14="http://schemas.microsoft.com/office/drawing/2010/main" val="0"/>
@@ -775,7 +775,7 @@
                     <pic:cNvPicPr/>
                   </pic:nvPicPr>
                   <pic:blipFill>
-                    <a:blip r:embed="rId10"/>
+                    <a:blip r:embed="rId11"/>
                     <a:stretch>
                       <a:fillRect/>
                     </a:stretch>
@@ -869,88 +869,6 @@
             <wp:extent cx="3029373" cy="323895"/>
             <wp:effectExtent l="0" t="0" r="0" b="0"/>
             <wp:docPr id="10" name="Picture 10"/>
-            <wp:cNvGraphicFramePr>
-              <a:graphicFrameLocks xmlns:a="http://schemas.openxmlformats.org/drawingml/2006/main" noChangeAspect="1"/>
-            </wp:cNvGraphicFramePr>
-            <a:graphic xmlns:a="http://schemas.openxmlformats.org/drawingml/2006/main">
-              <a:graphicData uri="http://schemas.openxmlformats.org/drawingml/2006/picture">
-                <pic:pic xmlns:pic="http://schemas.openxmlformats.org/drawingml/2006/picture">
-                  <pic:nvPicPr>
-                    <pic:cNvPr id="1" name=""/>
-                    <pic:cNvPicPr/>
-                  </pic:nvPicPr>
-                  <pic:blipFill>
-                    <a:blip r:embed="rId11"/>
-                    <a:stretch>
-                      <a:fillRect/>
-                    </a:stretch>
-                  </pic:blipFill>
-                  <pic:spPr>
-                    <a:xfrm>
-                      <a:off x="0" y="0"/>
-                      <a:ext cx="3029373" cy="323895"/>
-                    </a:xfrm>
-                    <a:prstGeom prst="rect">
-                      <a:avLst/>
-                    </a:prstGeom>
-                  </pic:spPr>
-                </pic:pic>
-              </a:graphicData>
-            </a:graphic>
-          </wp:inline>
-        </w:drawing>
-      </w:r>
-    </w:p>
-    <w:p>
-      <w:pPr>
-        <w:pStyle w:val="ListParagraph"/>
-        <w:numPr>
-          <w:ilvl w:val="0"/>
-          <w:numId w:val="2"/>
-        </w:numPr>
-        <w:tabs>
-          <w:tab w:val="left" w:pos="296"/>
-        </w:tabs>
-        <w:ind w:left="296" w:hanging="233"/>
-        <w:rPr>
-          <w:sz w:val="21"/>
-        </w:rPr>
-      </w:pPr>
-      <w:r>
-        <w:rPr>
-          <w:sz w:val="21"/>
-        </w:rPr>
-        <w:t xml:space="preserve">How can you store the account holder </w:t>
-      </w:r>
-      <w:r>
-        <w:rPr>
-          <w:spacing w:val="-2"/>
-          <w:sz w:val="21"/>
-        </w:rPr>
-        <w:t>name?</w:t>
-      </w:r>
-    </w:p>
-    <w:p>
-      <w:pPr>
-        <w:pStyle w:val="ListParagraph"/>
-        <w:tabs>
-          <w:tab w:val="left" w:pos="296"/>
-        </w:tabs>
-        <w:ind w:left="296" w:firstLine="0"/>
-        <w:rPr>
-          <w:sz w:val="21"/>
-        </w:rPr>
-      </w:pPr>
-      <w:r>
-        <w:rPr>
-          <w:noProof/>
-          <w:sz w:val="21"/>
-        </w:rPr>
-        <w:drawing>
-          <wp:inline distT="0" distB="0" distL="0" distR="0" wp14:anchorId="2C9ECC12" wp14:editId="383C22C2">
-            <wp:extent cx="3229426" cy="419158"/>
-            <wp:effectExtent l="0" t="0" r="9525" b="0"/>
-            <wp:docPr id="11" name="Picture 11"/>
             <wp:cNvGraphicFramePr>
               <a:graphicFrameLocks xmlns:a="http://schemas.openxmlformats.org/drawingml/2006/main" noChangeAspect="1"/>
             </wp:cNvGraphicFramePr>
@@ -970,7 +888,7 @@
                   <pic:spPr>
                     <a:xfrm>
                       <a:off x="0" y="0"/>
-                      <a:ext cx="3229426" cy="419158"/>
+                      <a:ext cx="3029373" cy="323895"/>
                     </a:xfrm>
                     <a:prstGeom prst="rect">
                       <a:avLst/>
@@ -1002,14 +920,14 @@
         <w:rPr>
           <w:sz w:val="21"/>
         </w:rPr>
-        <w:t xml:space="preserve">How can you store an account </w:t>
-      </w:r>
-      <w:r>
-        <w:rPr>
-          <w:spacing w:val="-2"/>
-          <w:sz w:val="21"/>
-        </w:rPr>
-        <w:t>number?</w:t>
+        <w:t xml:space="preserve">How can you store the account holder </w:t>
+      </w:r>
+      <w:r>
+        <w:rPr>
+          <w:spacing w:val="-2"/>
+          <w:sz w:val="21"/>
+        </w:rPr>
+        <w:t>name?</w:t>
       </w:r>
     </w:p>
     <w:p>
@@ -1029,10 +947,10 @@
           <w:sz w:val="21"/>
         </w:rPr>
         <w:drawing>
-          <wp:inline distT="0" distB="0" distL="0" distR="0" wp14:anchorId="003E7883" wp14:editId="6932060A">
-            <wp:extent cx="3219899" cy="409632"/>
-            <wp:effectExtent l="0" t="0" r="0" b="9525"/>
-            <wp:docPr id="13" name="Picture 13"/>
+          <wp:inline distT="0" distB="0" distL="0" distR="0" wp14:anchorId="2C9ECC12" wp14:editId="383C22C2">
+            <wp:extent cx="3229426" cy="419158"/>
+            <wp:effectExtent l="0" t="0" r="9525" b="0"/>
+            <wp:docPr id="11" name="Picture 11"/>
             <wp:cNvGraphicFramePr>
               <a:graphicFrameLocks xmlns:a="http://schemas.openxmlformats.org/drawingml/2006/main" noChangeAspect="1"/>
             </wp:cNvGraphicFramePr>
@@ -1052,7 +970,7 @@
                   <pic:spPr>
                     <a:xfrm>
                       <a:off x="0" y="0"/>
-                      <a:ext cx="3219899" cy="409632"/>
+                      <a:ext cx="3229426" cy="419158"/>
                     </a:xfrm>
                     <a:prstGeom prst="rect">
                       <a:avLst/>
@@ -1075,7 +993,6 @@
         <w:tabs>
           <w:tab w:val="left" w:pos="296"/>
         </w:tabs>
-        <w:spacing w:before="138"/>
         <w:ind w:left="296" w:hanging="233"/>
         <w:rPr>
           <w:sz w:val="21"/>
@@ -1085,14 +1002,14 @@
         <w:rPr>
           <w:sz w:val="21"/>
         </w:rPr>
-        <w:t xml:space="preserve">How can you store the account </w:t>
-      </w:r>
-      <w:r>
-        <w:rPr>
-          <w:spacing w:val="-2"/>
-          <w:sz w:val="21"/>
-        </w:rPr>
-        <w:t>balance?</w:t>
+        <w:t xml:space="preserve">How can you store an account </w:t>
+      </w:r>
+      <w:r>
+        <w:rPr>
+          <w:spacing w:val="-2"/>
+          <w:sz w:val="21"/>
+        </w:rPr>
+        <w:t>number?</w:t>
       </w:r>
     </w:p>
     <w:p>
@@ -1101,7 +1018,6 @@
         <w:tabs>
           <w:tab w:val="left" w:pos="296"/>
         </w:tabs>
-        <w:spacing w:before="138"/>
         <w:ind w:left="296" w:firstLine="0"/>
         <w:rPr>
           <w:sz w:val="21"/>
@@ -1113,10 +1029,10 @@
           <w:sz w:val="21"/>
         </w:rPr>
         <w:drawing>
-          <wp:inline distT="0" distB="0" distL="0" distR="0" wp14:anchorId="115F958F" wp14:editId="65AD15D5">
-            <wp:extent cx="2781688" cy="457264"/>
-            <wp:effectExtent l="0" t="0" r="0" b="0"/>
-            <wp:docPr id="14" name="Picture 14"/>
+          <wp:inline distT="0" distB="0" distL="0" distR="0" wp14:anchorId="003E7883" wp14:editId="6932060A">
+            <wp:extent cx="3219899" cy="409632"/>
+            <wp:effectExtent l="0" t="0" r="0" b="9525"/>
+            <wp:docPr id="13" name="Picture 13"/>
             <wp:cNvGraphicFramePr>
               <a:graphicFrameLocks xmlns:a="http://schemas.openxmlformats.org/drawingml/2006/main" noChangeAspect="1"/>
             </wp:cNvGraphicFramePr>
@@ -1136,7 +1052,7 @@
                   <pic:spPr>
                     <a:xfrm>
                       <a:off x="0" y="0"/>
-                      <a:ext cx="2781688" cy="457264"/>
+                      <a:ext cx="3219899" cy="409632"/>
                     </a:xfrm>
                     <a:prstGeom prst="rect">
                       <a:avLst/>
@@ -1159,6 +1075,7 @@
         <w:tabs>
           <w:tab w:val="left" w:pos="296"/>
         </w:tabs>
+        <w:spacing w:before="138"/>
         <w:ind w:left="296" w:hanging="233"/>
         <w:rPr>
           <w:sz w:val="21"/>
@@ -1168,77 +1085,24 @@
         <w:rPr>
           <w:sz w:val="21"/>
         </w:rPr>
-        <w:t xml:space="preserve">Which data type is better for storing </w:t>
-      </w:r>
-      <w:r>
-        <w:rPr>
-          <w:spacing w:val="-2"/>
-          <w:sz w:val="21"/>
-        </w:rPr>
-        <w:t>money?</w:t>
-      </w:r>
-    </w:p>
-    <w:p>
-      <w:pPr>
-        <w:pStyle w:val="ListParagraph"/>
-        <w:numPr>
-          <w:ilvl w:val="0"/>
-          <w:numId w:val="3"/>
-        </w:numPr>
+        <w:t xml:space="preserve">How can you store the account </w:t>
+      </w:r>
+      <w:r>
+        <w:rPr>
+          <w:spacing w:val="-2"/>
+          <w:sz w:val="21"/>
+        </w:rPr>
+        <w:t>balance?</w:t>
+      </w:r>
+    </w:p>
+    <w:p>
+      <w:pPr>
+        <w:pStyle w:val="ListParagraph"/>
         <w:tabs>
           <w:tab w:val="left" w:pos="296"/>
         </w:tabs>
-        <w:rPr>
-          <w:b/>
-          <w:sz w:val="21"/>
-        </w:rPr>
-      </w:pPr>
-      <w:r>
-        <w:rPr>
-          <w:b/>
-          <w:sz w:val="21"/>
-        </w:rPr>
-        <w:t>Decimal</w:t>
-      </w:r>
-    </w:p>
-    <w:p>
-      <w:pPr>
-        <w:pStyle w:val="ListParagraph"/>
-        <w:numPr>
-          <w:ilvl w:val="0"/>
-          <w:numId w:val="2"/>
-        </w:numPr>
-        <w:tabs>
-          <w:tab w:val="left" w:pos="413"/>
-        </w:tabs>
         <w:spacing w:before="138"/>
-        <w:ind w:left="413" w:hanging="350"/>
-        <w:rPr>
-          <w:sz w:val="21"/>
-        </w:rPr>
-      </w:pPr>
-      <w:r>
-        <w:rPr>
-          <w:sz w:val="21"/>
-        </w:rPr>
-        <w:t xml:space="preserve">How can you print the account holder name with a </w:t>
-      </w:r>
-      <w:r>
-        <w:rPr>
-          <w:spacing w:val="-2"/>
-          <w:sz w:val="21"/>
-        </w:rPr>
-        <w:t>label?</w:t>
-      </w:r>
-    </w:p>
-    <w:p>
-      <w:pPr>
-        <w:pStyle w:val="ListParagraph"/>
-        <w:tabs>
-          <w:tab w:val="left" w:pos="413"/>
-        </w:tabs>
-        <w:spacing w:before="138"/>
-        <w:ind w:firstLine="0"/>
+        <w:ind w:left="296" w:firstLine="0"/>
         <w:rPr>
           <w:sz w:val="21"/>
         </w:rPr>
@@ -1249,10 +1113,10 @@
           <w:sz w:val="21"/>
         </w:rPr>
         <w:drawing>
-          <wp:inline distT="0" distB="0" distL="0" distR="0" wp14:anchorId="2DCF6AF9" wp14:editId="19DE1CFF">
-            <wp:extent cx="4515480" cy="304843"/>
+          <wp:inline distT="0" distB="0" distL="0" distR="0" wp14:anchorId="115F958F" wp14:editId="65AD15D5">
+            <wp:extent cx="2781688" cy="457264"/>
             <wp:effectExtent l="0" t="0" r="0" b="0"/>
-            <wp:docPr id="15" name="Picture 15"/>
+            <wp:docPr id="14" name="Picture 14"/>
             <wp:cNvGraphicFramePr>
               <a:graphicFrameLocks xmlns:a="http://schemas.openxmlformats.org/drawingml/2006/main" noChangeAspect="1"/>
             </wp:cNvGraphicFramePr>
@@ -1272,7 +1136,7 @@
                   <pic:spPr>
                     <a:xfrm>
                       <a:off x="0" y="0"/>
-                      <a:ext cx="4515480" cy="304843"/>
+                      <a:ext cx="2781688" cy="457264"/>
                     </a:xfrm>
                     <a:prstGeom prst="rect">
                       <a:avLst/>
@@ -1293,8 +1157,61 @@
           <w:numId w:val="2"/>
         </w:numPr>
         <w:tabs>
-          <w:tab w:val="left" w:pos="413"/>
-        </w:tabs>
+          <w:tab w:val="left" w:pos="296"/>
+        </w:tabs>
+        <w:ind w:left="296" w:hanging="233"/>
+        <w:rPr>
+          <w:sz w:val="21"/>
+        </w:rPr>
+      </w:pPr>
+      <w:r>
+        <w:rPr>
+          <w:sz w:val="21"/>
+        </w:rPr>
+        <w:t xml:space="preserve">Which data type is better for storing </w:t>
+      </w:r>
+      <w:r>
+        <w:rPr>
+          <w:spacing w:val="-2"/>
+          <w:sz w:val="21"/>
+        </w:rPr>
+        <w:t>money?</w:t>
+      </w:r>
+    </w:p>
+    <w:p>
+      <w:pPr>
+        <w:pStyle w:val="ListParagraph"/>
+        <w:numPr>
+          <w:ilvl w:val="0"/>
+          <w:numId w:val="3"/>
+        </w:numPr>
+        <w:tabs>
+          <w:tab w:val="left" w:pos="296"/>
+        </w:tabs>
+        <w:rPr>
+          <w:b/>
+          <w:sz w:val="21"/>
+        </w:rPr>
+      </w:pPr>
+      <w:r>
+        <w:rPr>
+          <w:b/>
+          <w:sz w:val="21"/>
+        </w:rPr>
+        <w:t>Decimal</w:t>
+      </w:r>
+    </w:p>
+    <w:p>
+      <w:pPr>
+        <w:pStyle w:val="ListParagraph"/>
+        <w:numPr>
+          <w:ilvl w:val="0"/>
+          <w:numId w:val="2"/>
+        </w:numPr>
+        <w:tabs>
+          <w:tab w:val="left" w:pos="413"/>
+        </w:tabs>
+        <w:spacing w:before="138"/>
         <w:ind w:left="413" w:hanging="350"/>
         <w:rPr>
           <w:sz w:val="21"/>
@@ -1304,7 +1221,7 @@
         <w:rPr>
           <w:sz w:val="21"/>
         </w:rPr>
-        <w:t xml:space="preserve">How can you print the account number with a </w:t>
+        <w:t xml:space="preserve">How can you print the account holder name with a </w:t>
       </w:r>
       <w:r>
         <w:rPr>
@@ -1320,6 +1237,7 @@
         <w:tabs>
           <w:tab w:val="left" w:pos="413"/>
         </w:tabs>
+        <w:spacing w:before="138"/>
         <w:ind w:firstLine="0"/>
         <w:rPr>
           <w:sz w:val="21"/>
@@ -1331,10 +1249,10 @@
           <w:sz w:val="21"/>
         </w:rPr>
         <w:drawing>
-          <wp:inline distT="0" distB="0" distL="0" distR="0" wp14:anchorId="67E7B0BA" wp14:editId="3A84874B">
-            <wp:extent cx="4239217" cy="323895"/>
-            <wp:effectExtent l="0" t="0" r="9525" b="0"/>
-            <wp:docPr id="16" name="Picture 16"/>
+          <wp:inline distT="0" distB="0" distL="0" distR="0" wp14:anchorId="2DCF6AF9" wp14:editId="19DE1CFF">
+            <wp:extent cx="4515480" cy="304843"/>
+            <wp:effectExtent l="0" t="0" r="0" b="0"/>
+            <wp:docPr id="15" name="Picture 15"/>
             <wp:cNvGraphicFramePr>
               <a:graphicFrameLocks xmlns:a="http://schemas.openxmlformats.org/drawingml/2006/main" noChangeAspect="1"/>
             </wp:cNvGraphicFramePr>
@@ -1354,7 +1272,7 @@
                   <pic:spPr>
                     <a:xfrm>
                       <a:off x="0" y="0"/>
-                      <a:ext cx="4239217" cy="323895"/>
+                      <a:ext cx="4515480" cy="304843"/>
                     </a:xfrm>
                     <a:prstGeom prst="rect">
                       <a:avLst/>
@@ -1377,7 +1295,6 @@
         <w:tabs>
           <w:tab w:val="left" w:pos="413"/>
         </w:tabs>
-        <w:spacing w:before="138"/>
         <w:ind w:left="413" w:hanging="350"/>
         <w:rPr>
           <w:sz w:val="21"/>
@@ -1387,7 +1304,7 @@
         <w:rPr>
           <w:sz w:val="21"/>
         </w:rPr>
-        <w:t xml:space="preserve">How can you print the current balance with a </w:t>
+        <w:t xml:space="preserve">How can you print the account number with a </w:t>
       </w:r>
       <w:r>
         <w:rPr>
@@ -1403,7 +1320,6 @@
         <w:tabs>
           <w:tab w:val="left" w:pos="413"/>
         </w:tabs>
-        <w:spacing w:before="138"/>
         <w:ind w:firstLine="0"/>
         <w:rPr>
           <w:sz w:val="21"/>
@@ -1415,10 +1331,10 @@
           <w:sz w:val="21"/>
         </w:rPr>
         <w:drawing>
-          <wp:inline distT="0" distB="0" distL="0" distR="0" wp14:anchorId="4D175D9D" wp14:editId="0EA45827">
-            <wp:extent cx="4239217" cy="295316"/>
-            <wp:effectExtent l="0" t="0" r="9525" b="9525"/>
-            <wp:docPr id="17" name="Picture 17"/>
+          <wp:inline distT="0" distB="0" distL="0" distR="0" wp14:anchorId="67E7B0BA" wp14:editId="3A84874B">
+            <wp:extent cx="4239217" cy="323895"/>
+            <wp:effectExtent l="0" t="0" r="9525" b="0"/>
+            <wp:docPr id="16" name="Picture 16"/>
             <wp:cNvGraphicFramePr>
               <a:graphicFrameLocks xmlns:a="http://schemas.openxmlformats.org/drawingml/2006/main" noChangeAspect="1"/>
             </wp:cNvGraphicFramePr>
@@ -1438,7 +1354,7 @@
                   <pic:spPr>
                     <a:xfrm>
                       <a:off x="0" y="0"/>
-                      <a:ext cx="4239217" cy="295316"/>
+                      <a:ext cx="4239217" cy="323895"/>
                     </a:xfrm>
                     <a:prstGeom prst="rect">
                       <a:avLst/>
@@ -1454,6 +1370,36 @@
     <w:p>
       <w:pPr>
         <w:pStyle w:val="ListParagraph"/>
+        <w:numPr>
+          <w:ilvl w:val="0"/>
+          <w:numId w:val="2"/>
+        </w:numPr>
+        <w:tabs>
+          <w:tab w:val="left" w:pos="413"/>
+        </w:tabs>
+        <w:spacing w:before="138"/>
+        <w:ind w:left="413" w:hanging="350"/>
+        <w:rPr>
+          <w:sz w:val="21"/>
+        </w:rPr>
+      </w:pPr>
+      <w:r>
+        <w:rPr>
+          <w:sz w:val="21"/>
+        </w:rPr>
+        <w:t xml:space="preserve">How can you print the current balance with a </w:t>
+      </w:r>
+      <w:r>
+        <w:rPr>
+          <w:spacing w:val="-2"/>
+          <w:sz w:val="21"/>
+        </w:rPr>
+        <w:t>label?</w:t>
+      </w:r>
+    </w:p>
+    <w:p>
+      <w:pPr>
+        <w:pStyle w:val="ListParagraph"/>
         <w:tabs>
           <w:tab w:val="left" w:pos="413"/>
         </w:tabs>
@@ -1463,81 +1409,16 @@
           <w:sz w:val="21"/>
         </w:rPr>
       </w:pPr>
-    </w:p>
-    <w:p>
-      <w:pPr>
-        <w:pStyle w:val="BodyText"/>
-        <w:spacing w:before="179"/>
-        <w:ind w:left="0" w:firstLine="0"/>
-      </w:pPr>
-    </w:p>
-    <w:p>
-      <w:pPr>
-        <w:pStyle w:val="Heading2"/>
-        <w:spacing w:before="1"/>
-      </w:pPr>
-      <w:r>
-        <w:t xml:space="preserve">Part 3 - Get User </w:t>
-      </w:r>
-      <w:r>
-        <w:rPr>
-          <w:spacing w:val="-2"/>
-        </w:rPr>
-        <w:t>Input</w:t>
-      </w:r>
-    </w:p>
-    <w:p>
-      <w:pPr>
-        <w:pStyle w:val="ListParagraph"/>
-        <w:numPr>
-          <w:ilvl w:val="0"/>
-          <w:numId w:val="2"/>
-        </w:numPr>
-        <w:tabs>
-          <w:tab w:val="left" w:pos="413"/>
-        </w:tabs>
-        <w:spacing w:before="150"/>
-        <w:ind w:left="413" w:hanging="350"/>
-        <w:rPr>
-          <w:sz w:val="21"/>
-        </w:rPr>
-      </w:pPr>
-      <w:r>
-        <w:rPr>
-          <w:sz w:val="21"/>
-        </w:rPr>
-        <w:t xml:space="preserve">How can you ask the user to enter their </w:t>
-      </w:r>
-      <w:r>
-        <w:rPr>
-          <w:spacing w:val="-2"/>
-          <w:sz w:val="21"/>
-        </w:rPr>
-        <w:t>name?</w:t>
-      </w:r>
-    </w:p>
-    <w:p>
-      <w:pPr>
-        <w:pStyle w:val="ListParagraph"/>
-        <w:tabs>
-          <w:tab w:val="left" w:pos="413"/>
-        </w:tabs>
-        <w:spacing w:before="150"/>
-        <w:ind w:firstLine="0"/>
-        <w:rPr>
-          <w:sz w:val="21"/>
-        </w:rPr>
-      </w:pPr>
       <w:r>
         <w:rPr>
           <w:noProof/>
           <w:sz w:val="21"/>
         </w:rPr>
         <w:drawing>
-          <wp:inline distT="0" distB="0" distL="0" distR="0" wp14:anchorId="32193871" wp14:editId="1C1AC4E9">
-            <wp:extent cx="3305636" cy="362001"/>
-            <wp:effectExtent l="0" t="0" r="0" b="0"/>
-            <wp:docPr id="18" name="Picture 18"/>
+          <wp:inline distT="0" distB="0" distL="0" distR="0" wp14:anchorId="4D175D9D" wp14:editId="0EA45827">
+            <wp:extent cx="4239217" cy="295316"/>
+            <wp:effectExtent l="0" t="0" r="9525" b="9525"/>
+            <wp:docPr id="17" name="Picture 17"/>
             <wp:cNvGraphicFramePr>
               <a:graphicFrameLocks xmlns:a="http://schemas.openxmlformats.org/drawingml/2006/main" noChangeAspect="1"/>
             </wp:cNvGraphicFramePr>
@@ -1557,7 +1438,7 @@
                   <pic:spPr>
                     <a:xfrm>
                       <a:off x="0" y="0"/>
-                      <a:ext cx="3305636" cy="362001"/>
+                      <a:ext cx="4239217" cy="295316"/>
                     </a:xfrm>
                     <a:prstGeom prst="rect">
                       <a:avLst/>
@@ -1573,36 +1454,6 @@
     <w:p>
       <w:pPr>
         <w:pStyle w:val="ListParagraph"/>
-        <w:numPr>
-          <w:ilvl w:val="0"/>
-          <w:numId w:val="2"/>
-        </w:numPr>
-        <w:tabs>
-          <w:tab w:val="left" w:pos="413"/>
-        </w:tabs>
-        <w:spacing w:before="138"/>
-        <w:ind w:left="413" w:hanging="350"/>
-        <w:rPr>
-          <w:sz w:val="21"/>
-        </w:rPr>
-      </w:pPr>
-      <w:r>
-        <w:rPr>
-          <w:sz w:val="21"/>
-        </w:rPr>
-        <w:t xml:space="preserve">How can you read the name typed by the </w:t>
-      </w:r>
-      <w:r>
-        <w:rPr>
-          <w:spacing w:val="-2"/>
-          <w:sz w:val="21"/>
-        </w:rPr>
-        <w:t>user?</w:t>
-      </w:r>
-    </w:p>
-    <w:p>
-      <w:pPr>
-        <w:pStyle w:val="ListParagraph"/>
         <w:tabs>
           <w:tab w:val="left" w:pos="413"/>
         </w:tabs>
@@ -1612,16 +1463,81 @@
           <w:sz w:val="21"/>
         </w:rPr>
       </w:pPr>
+    </w:p>
+    <w:p>
+      <w:pPr>
+        <w:pStyle w:val="BodyText"/>
+        <w:spacing w:before="179"/>
+        <w:ind w:left="0" w:firstLine="0"/>
+      </w:pPr>
+    </w:p>
+    <w:p>
+      <w:pPr>
+        <w:pStyle w:val="Heading2"/>
+        <w:spacing w:before="1"/>
+      </w:pPr>
+      <w:r>
+        <w:t xml:space="preserve">Part 3 - Get User </w:t>
+      </w:r>
+      <w:r>
+        <w:rPr>
+          <w:spacing w:val="-2"/>
+        </w:rPr>
+        <w:t>Input</w:t>
+      </w:r>
+    </w:p>
+    <w:p>
+      <w:pPr>
+        <w:pStyle w:val="ListParagraph"/>
+        <w:numPr>
+          <w:ilvl w:val="0"/>
+          <w:numId w:val="2"/>
+        </w:numPr>
+        <w:tabs>
+          <w:tab w:val="left" w:pos="413"/>
+        </w:tabs>
+        <w:spacing w:before="150"/>
+        <w:ind w:left="413" w:hanging="350"/>
+        <w:rPr>
+          <w:sz w:val="21"/>
+        </w:rPr>
+      </w:pPr>
+      <w:r>
+        <w:rPr>
+          <w:sz w:val="21"/>
+        </w:rPr>
+        <w:t xml:space="preserve">How can you ask the user to enter their </w:t>
+      </w:r>
+      <w:r>
+        <w:rPr>
+          <w:spacing w:val="-2"/>
+          <w:sz w:val="21"/>
+        </w:rPr>
+        <w:t>name?</w:t>
+      </w:r>
+    </w:p>
+    <w:p>
+      <w:pPr>
+        <w:pStyle w:val="ListParagraph"/>
+        <w:tabs>
+          <w:tab w:val="left" w:pos="413"/>
+        </w:tabs>
+        <w:spacing w:before="150"/>
+        <w:ind w:firstLine="0"/>
+        <w:rPr>
+          <w:sz w:val="21"/>
+        </w:rPr>
+      </w:pPr>
       <w:r>
         <w:rPr>
           <w:noProof/>
           <w:sz w:val="21"/>
         </w:rPr>
         <w:drawing>
-          <wp:inline distT="0" distB="0" distL="0" distR="0" wp14:anchorId="50BA2961" wp14:editId="6FA8077A">
-            <wp:extent cx="4048690" cy="685896"/>
+          <wp:inline distT="0" distB="0" distL="0" distR="0" wp14:anchorId="32193871" wp14:editId="1C1AC4E9">
+            <wp:extent cx="3305636" cy="362001"/>
             <wp:effectExtent l="0" t="0" r="0" b="0"/>
-            <wp:docPr id="19" name="Picture 19"/>
+            <wp:docPr id="18" name="Picture 18"/>
             <wp:cNvGraphicFramePr>
               <a:graphicFrameLocks xmlns:a="http://schemas.openxmlformats.org/drawingml/2006/main" noChangeAspect="1"/>
             </wp:cNvGraphicFramePr>
@@ -1641,7 +1557,7 @@
                   <pic:spPr>
                     <a:xfrm>
                       <a:off x="0" y="0"/>
-                      <a:ext cx="4048690" cy="685896"/>
+                      <a:ext cx="3305636" cy="362001"/>
                     </a:xfrm>
                     <a:prstGeom prst="rect">
                       <a:avLst/>
@@ -1664,6 +1580,7 @@
         <w:tabs>
           <w:tab w:val="left" w:pos="413"/>
         </w:tabs>
+        <w:spacing w:before="138"/>
         <w:ind w:left="413" w:hanging="350"/>
         <w:rPr>
           <w:sz w:val="21"/>
@@ -1673,22 +1590,23 @@
         <w:rPr>
           <w:sz w:val="21"/>
         </w:rPr>
-        <w:t xml:space="preserve">How can you store the typed name in a </w:t>
-      </w:r>
-      <w:r>
-        <w:rPr>
-          <w:spacing w:val="-2"/>
-          <w:sz w:val="21"/>
-        </w:rPr>
-        <w:t>variable?</w:t>
-      </w:r>
-    </w:p>
-    <w:p>
-      <w:pPr>
-        <w:pStyle w:val="ListParagraph"/>
-        <w:tabs>
-          <w:tab w:val="left" w:pos="413"/>
-        </w:tabs>
+        <w:t xml:space="preserve">How can you read the name typed by the </w:t>
+      </w:r>
+      <w:r>
+        <w:rPr>
+          <w:spacing w:val="-2"/>
+          <w:sz w:val="21"/>
+        </w:rPr>
+        <w:t>user?</w:t>
+      </w:r>
+    </w:p>
+    <w:p>
+      <w:pPr>
+        <w:pStyle w:val="ListParagraph"/>
+        <w:tabs>
+          <w:tab w:val="left" w:pos="413"/>
+        </w:tabs>
+        <w:spacing w:before="138"/>
         <w:ind w:firstLine="0"/>
         <w:rPr>
           <w:sz w:val="21"/>
@@ -1700,10 +1618,10 @@
           <w:sz w:val="21"/>
         </w:rPr>
         <w:drawing>
-          <wp:inline distT="0" distB="0" distL="0" distR="0" wp14:anchorId="72B273AA" wp14:editId="0F8B10A2">
-            <wp:extent cx="3019846" cy="295316"/>
-            <wp:effectExtent l="0" t="0" r="9525" b="9525"/>
-            <wp:docPr id="20" name="Picture 20"/>
+          <wp:inline distT="0" distB="0" distL="0" distR="0" wp14:anchorId="50BA2961" wp14:editId="6FA8077A">
+            <wp:extent cx="4048690" cy="685896"/>
+            <wp:effectExtent l="0" t="0" r="0" b="0"/>
+            <wp:docPr id="19" name="Picture 19"/>
             <wp:cNvGraphicFramePr>
               <a:graphicFrameLocks xmlns:a="http://schemas.openxmlformats.org/drawingml/2006/main" noChangeAspect="1"/>
             </wp:cNvGraphicFramePr>
@@ -1723,7 +1641,7 @@
                   <pic:spPr>
                     <a:xfrm>
                       <a:off x="0" y="0"/>
-                      <a:ext cx="3019846" cy="295316"/>
+                      <a:ext cx="4048690" cy="685896"/>
                     </a:xfrm>
                     <a:prstGeom prst="rect">
                       <a:avLst/>
@@ -1746,7 +1664,6 @@
         <w:tabs>
           <w:tab w:val="left" w:pos="413"/>
         </w:tabs>
-        <w:spacing w:before="138"/>
         <w:ind w:left="413" w:hanging="350"/>
         <w:rPr>
           <w:sz w:val="21"/>
@@ -1756,23 +1673,22 @@
         <w:rPr>
           <w:sz w:val="21"/>
         </w:rPr>
-        <w:t xml:space="preserve">How can you print a greeting using the entered </w:t>
-      </w:r>
-      <w:r>
-        <w:rPr>
-          <w:spacing w:val="-2"/>
-          <w:sz w:val="21"/>
-        </w:rPr>
-        <w:t>name?</w:t>
-      </w:r>
-    </w:p>
-    <w:p>
-      <w:pPr>
-        <w:pStyle w:val="ListParagraph"/>
-        <w:tabs>
-          <w:tab w:val="left" w:pos="413"/>
-        </w:tabs>
-        <w:spacing w:before="138"/>
+        <w:t xml:space="preserve">How can you store the typed name in a </w:t>
+      </w:r>
+      <w:r>
+        <w:rPr>
+          <w:spacing w:val="-2"/>
+          <w:sz w:val="21"/>
+        </w:rPr>
+        <w:t>variable?</w:t>
+      </w:r>
+    </w:p>
+    <w:p>
+      <w:pPr>
+        <w:pStyle w:val="ListParagraph"/>
+        <w:tabs>
+          <w:tab w:val="left" w:pos="413"/>
+        </w:tabs>
         <w:ind w:firstLine="0"/>
         <w:rPr>
           <w:sz w:val="21"/>
@@ -1784,10 +1700,10 @@
           <w:sz w:val="21"/>
         </w:rPr>
         <w:drawing>
-          <wp:inline distT="0" distB="0" distL="0" distR="0" wp14:anchorId="797F3593" wp14:editId="1ADA6C26">
-            <wp:extent cx="4182059" cy="333422"/>
-            <wp:effectExtent l="0" t="0" r="0" b="9525"/>
-            <wp:docPr id="21" name="Picture 21"/>
+          <wp:inline distT="0" distB="0" distL="0" distR="0" wp14:anchorId="72B273AA" wp14:editId="0F8B10A2">
+            <wp:extent cx="3019846" cy="295316"/>
+            <wp:effectExtent l="0" t="0" r="9525" b="9525"/>
+            <wp:docPr id="20" name="Picture 20"/>
             <wp:cNvGraphicFramePr>
               <a:graphicFrameLocks xmlns:a="http://schemas.openxmlformats.org/drawingml/2006/main" noChangeAspect="1"/>
             </wp:cNvGraphicFramePr>
@@ -1807,7 +1723,7 @@
                   <pic:spPr>
                     <a:xfrm>
                       <a:off x="0" y="0"/>
-                      <a:ext cx="4182059" cy="333422"/>
+                      <a:ext cx="3019846" cy="295316"/>
                     </a:xfrm>
                     <a:prstGeom prst="rect">
                       <a:avLst/>
@@ -1830,6 +1746,7 @@
         <w:tabs>
           <w:tab w:val="left" w:pos="413"/>
         </w:tabs>
+        <w:spacing w:before="138"/>
         <w:ind w:left="413" w:hanging="350"/>
         <w:rPr>
           <w:sz w:val="21"/>
@@ -1839,22 +1756,23 @@
         <w:rPr>
           <w:sz w:val="21"/>
         </w:rPr>
-        <w:t xml:space="preserve">How can you ask the user to enter an opening </w:t>
-      </w:r>
-      <w:r>
-        <w:rPr>
-          <w:spacing w:val="-2"/>
-          <w:sz w:val="21"/>
-        </w:rPr>
-        <w:t>balance?</w:t>
-      </w:r>
-    </w:p>
-    <w:p>
-      <w:pPr>
-        <w:pStyle w:val="ListParagraph"/>
-        <w:tabs>
-          <w:tab w:val="left" w:pos="413"/>
-        </w:tabs>
+        <w:t xml:space="preserve">How can you print a greeting using the entered </w:t>
+      </w:r>
+      <w:r>
+        <w:rPr>
+          <w:spacing w:val="-2"/>
+          <w:sz w:val="21"/>
+        </w:rPr>
+        <w:t>name?</w:t>
+      </w:r>
+    </w:p>
+    <w:p>
+      <w:pPr>
+        <w:pStyle w:val="ListParagraph"/>
+        <w:tabs>
+          <w:tab w:val="left" w:pos="413"/>
+        </w:tabs>
+        <w:spacing w:before="138"/>
         <w:ind w:firstLine="0"/>
         <w:rPr>
           <w:sz w:val="21"/>
@@ -1866,10 +1784,10 @@
           <w:sz w:val="21"/>
         </w:rPr>
         <w:drawing>
-          <wp:inline distT="0" distB="0" distL="0" distR="0" wp14:anchorId="5A1F2161" wp14:editId="65AA4116">
-            <wp:extent cx="3686689" cy="342948"/>
-            <wp:effectExtent l="0" t="0" r="0" b="0"/>
-            <wp:docPr id="22" name="Picture 22"/>
+          <wp:inline distT="0" distB="0" distL="0" distR="0" wp14:anchorId="797F3593" wp14:editId="1ADA6C26">
+            <wp:extent cx="4182059" cy="333422"/>
+            <wp:effectExtent l="0" t="0" r="0" b="9525"/>
+            <wp:docPr id="21" name="Picture 21"/>
             <wp:cNvGraphicFramePr>
               <a:graphicFrameLocks xmlns:a="http://schemas.openxmlformats.org/drawingml/2006/main" noChangeAspect="1"/>
             </wp:cNvGraphicFramePr>
@@ -1889,7 +1807,7 @@
                   <pic:spPr>
                     <a:xfrm>
                       <a:off x="0" y="0"/>
-                      <a:ext cx="3686689" cy="342948"/>
+                      <a:ext cx="4182059" cy="333422"/>
                     </a:xfrm>
                     <a:prstGeom prst="rect">
                       <a:avLst/>
@@ -1912,7 +1830,6 @@
         <w:tabs>
           <w:tab w:val="left" w:pos="413"/>
         </w:tabs>
-        <w:spacing w:before="138"/>
         <w:ind w:left="413" w:hanging="350"/>
         <w:rPr>
           <w:sz w:val="21"/>
@@ -1922,23 +1839,22 @@
         <w:rPr>
           <w:sz w:val="21"/>
         </w:rPr>
-        <w:t xml:space="preserve">How can you read the opening balance entered by the </w:t>
-      </w:r>
-      <w:r>
-        <w:rPr>
-          <w:spacing w:val="-2"/>
-          <w:sz w:val="21"/>
-        </w:rPr>
-        <w:t>user?</w:t>
-      </w:r>
-    </w:p>
-    <w:p>
-      <w:pPr>
-        <w:pStyle w:val="ListParagraph"/>
-        <w:tabs>
-          <w:tab w:val="left" w:pos="413"/>
-        </w:tabs>
-        <w:spacing w:before="138"/>
+        <w:t xml:space="preserve">How can you ask the user to enter an opening </w:t>
+      </w:r>
+      <w:r>
+        <w:rPr>
+          <w:spacing w:val="-2"/>
+          <w:sz w:val="21"/>
+        </w:rPr>
+        <w:t>balance?</w:t>
+      </w:r>
+    </w:p>
+    <w:p>
+      <w:pPr>
+        <w:pStyle w:val="ListParagraph"/>
+        <w:tabs>
+          <w:tab w:val="left" w:pos="413"/>
+        </w:tabs>
         <w:ind w:firstLine="0"/>
         <w:rPr>
           <w:sz w:val="21"/>
@@ -1950,10 +1866,10 @@
           <w:sz w:val="21"/>
         </w:rPr>
         <w:drawing>
-          <wp:inline distT="0" distB="0" distL="0" distR="0" wp14:anchorId="20F2A658" wp14:editId="62E17FF6">
-            <wp:extent cx="4896533" cy="543001"/>
-            <wp:effectExtent l="0" t="0" r="0" b="9525"/>
-            <wp:docPr id="23" name="Picture 23"/>
+          <wp:inline distT="0" distB="0" distL="0" distR="0" wp14:anchorId="5A1F2161" wp14:editId="65AA4116">
+            <wp:extent cx="3686689" cy="342948"/>
+            <wp:effectExtent l="0" t="0" r="0" b="0"/>
+            <wp:docPr id="22" name="Picture 22"/>
             <wp:cNvGraphicFramePr>
               <a:graphicFrameLocks xmlns:a="http://schemas.openxmlformats.org/drawingml/2006/main" noChangeAspect="1"/>
             </wp:cNvGraphicFramePr>
@@ -1973,7 +1889,7 @@
                   <pic:spPr>
                     <a:xfrm>
                       <a:off x="0" y="0"/>
-                      <a:ext cx="4896533" cy="543001"/>
+                      <a:ext cx="3686689" cy="342948"/>
                     </a:xfrm>
                     <a:prstGeom prst="rect">
                       <a:avLst/>
@@ -1988,27 +1904,6 @@
     </w:p>
     <w:p>
       <w:pPr>
-        <w:pStyle w:val="BodyText"/>
-        <w:spacing w:before="180"/>
-        <w:ind w:left="0" w:firstLine="0"/>
-      </w:pPr>
-    </w:p>
-    <w:p>
-      <w:pPr>
-        <w:pStyle w:val="Heading2"/>
-      </w:pPr>
-      <w:r>
-        <w:t xml:space="preserve">Part 4 - Display Account </w:t>
-      </w:r>
-      <w:r>
-        <w:rPr>
-          <w:spacing w:val="-2"/>
-        </w:rPr>
-        <w:t>Details</w:t>
-      </w:r>
-    </w:p>
-    <w:p>
-      <w:pPr>
         <w:pStyle w:val="ListParagraph"/>
         <w:numPr>
           <w:ilvl w:val="0"/>
@@ -2017,7 +1912,7 @@
         <w:tabs>
           <w:tab w:val="left" w:pos="413"/>
         </w:tabs>
-        <w:spacing w:before="150"/>
+        <w:spacing w:before="138"/>
         <w:ind w:left="413" w:hanging="350"/>
         <w:rPr>
           <w:sz w:val="21"/>
@@ -2027,23 +1922,23 @@
         <w:rPr>
           <w:sz w:val="21"/>
         </w:rPr>
-        <w:t xml:space="preserve">How can you display all account details </w:t>
-      </w:r>
-      <w:r>
-        <w:rPr>
-          <w:spacing w:val="-2"/>
-          <w:sz w:val="21"/>
-        </w:rPr>
-        <w:t>together?</w:t>
-      </w:r>
-    </w:p>
-    <w:p>
-      <w:pPr>
-        <w:pStyle w:val="ListParagraph"/>
-        <w:tabs>
-          <w:tab w:val="left" w:pos="413"/>
-        </w:tabs>
-        <w:spacing w:before="150"/>
+        <w:t xml:space="preserve">How can you read the opening balance entered by the </w:t>
+      </w:r>
+      <w:r>
+        <w:rPr>
+          <w:spacing w:val="-2"/>
+          <w:sz w:val="21"/>
+        </w:rPr>
+        <w:t>user?</w:t>
+      </w:r>
+    </w:p>
+    <w:p>
+      <w:pPr>
+        <w:pStyle w:val="ListParagraph"/>
+        <w:tabs>
+          <w:tab w:val="left" w:pos="413"/>
+        </w:tabs>
+        <w:spacing w:before="138"/>
         <w:ind w:firstLine="0"/>
         <w:rPr>
           <w:sz w:val="21"/>
@@ -2055,10 +1950,10 @@
           <w:sz w:val="21"/>
         </w:rPr>
         <w:drawing>
-          <wp:inline distT="0" distB="0" distL="0" distR="0" wp14:anchorId="4AD0052F" wp14:editId="1E3DA268">
-            <wp:extent cx="6213475" cy="361950"/>
-            <wp:effectExtent l="0" t="0" r="0" b="0"/>
-            <wp:docPr id="33" name="Picture 33"/>
+          <wp:inline distT="0" distB="0" distL="0" distR="0" wp14:anchorId="20F2A658" wp14:editId="62E17FF6">
+            <wp:extent cx="4896533" cy="543001"/>
+            <wp:effectExtent l="0" t="0" r="0" b="9525"/>
+            <wp:docPr id="23" name="Picture 23"/>
             <wp:cNvGraphicFramePr>
               <a:graphicFrameLocks xmlns:a="http://schemas.openxmlformats.org/drawingml/2006/main" noChangeAspect="1"/>
             </wp:cNvGraphicFramePr>
@@ -2078,7 +1973,7 @@
                   <pic:spPr>
                     <a:xfrm>
                       <a:off x="0" y="0"/>
-                      <a:ext cx="6213475" cy="361950"/>
+                      <a:ext cx="4896533" cy="543001"/>
                     </a:xfrm>
                     <a:prstGeom prst="rect">
                       <a:avLst/>
@@ -2093,6 +1988,27 @@
     </w:p>
     <w:p>
       <w:pPr>
+        <w:pStyle w:val="BodyText"/>
+        <w:spacing w:before="180"/>
+        <w:ind w:left="0" w:firstLine="0"/>
+      </w:pPr>
+    </w:p>
+    <w:p>
+      <w:pPr>
+        <w:pStyle w:val="Heading2"/>
+      </w:pPr>
+      <w:r>
+        <w:t xml:space="preserve">Part 4 - Display Account </w:t>
+      </w:r>
+      <w:r>
+        <w:rPr>
+          <w:spacing w:val="-2"/>
+        </w:rPr>
+        <w:t>Details</w:t>
+      </w:r>
+    </w:p>
+    <w:p>
+      <w:pPr>
         <w:pStyle w:val="ListParagraph"/>
         <w:numPr>
           <w:ilvl w:val="0"/>
@@ -2101,7 +2017,7 @@
         <w:tabs>
           <w:tab w:val="left" w:pos="413"/>
         </w:tabs>
-        <w:spacing w:before="138"/>
+        <w:spacing w:before="150"/>
         <w:ind w:left="413" w:hanging="350"/>
         <w:rPr>
           <w:sz w:val="21"/>
@@ -2111,23 +2027,23 @@
         <w:rPr>
           <w:sz w:val="21"/>
         </w:rPr>
-        <w:t xml:space="preserve">How can you display the account holder, account number, and balance on separate </w:t>
-      </w:r>
-      <w:r>
-        <w:rPr>
-          <w:spacing w:val="-2"/>
-          <w:sz w:val="21"/>
-        </w:rPr>
-        <w:t>lines?</w:t>
-      </w:r>
-    </w:p>
-    <w:p>
-      <w:pPr>
-        <w:pStyle w:val="ListParagraph"/>
-        <w:tabs>
-          <w:tab w:val="left" w:pos="413"/>
-        </w:tabs>
-        <w:spacing w:before="138"/>
+        <w:t xml:space="preserve">How can you display all account details </w:t>
+      </w:r>
+      <w:r>
+        <w:rPr>
+          <w:spacing w:val="-2"/>
+          <w:sz w:val="21"/>
+        </w:rPr>
+        <w:t>together?</w:t>
+      </w:r>
+    </w:p>
+    <w:p>
+      <w:pPr>
+        <w:pStyle w:val="ListParagraph"/>
+        <w:tabs>
+          <w:tab w:val="left" w:pos="413"/>
+        </w:tabs>
+        <w:spacing w:before="150"/>
         <w:ind w:firstLine="0"/>
         <w:rPr>
           <w:sz w:val="21"/>
@@ -2139,10 +2055,10 @@
           <w:sz w:val="21"/>
         </w:rPr>
         <w:drawing>
-          <wp:inline distT="0" distB="0" distL="0" distR="0" wp14:anchorId="4BCC6993" wp14:editId="6895A568">
-            <wp:extent cx="4115374" cy="952633"/>
+          <wp:inline distT="0" distB="0" distL="0" distR="0" wp14:anchorId="4AD0052F" wp14:editId="1E3DA268">
+            <wp:extent cx="6213475" cy="361950"/>
             <wp:effectExtent l="0" t="0" r="0" b="0"/>
-            <wp:docPr id="30" name="Picture 30"/>
+            <wp:docPr id="33" name="Picture 33"/>
             <wp:cNvGraphicFramePr>
               <a:graphicFrameLocks xmlns:a="http://schemas.openxmlformats.org/drawingml/2006/main" noChangeAspect="1"/>
             </wp:cNvGraphicFramePr>
@@ -2162,7 +2078,7 @@
                   <pic:spPr>
                     <a:xfrm>
                       <a:off x="0" y="0"/>
-                      <a:ext cx="4115374" cy="952633"/>
+                      <a:ext cx="6213475" cy="361950"/>
                     </a:xfrm>
                     <a:prstGeom prst="rect">
                       <a:avLst/>
@@ -2185,6 +2101,7 @@
         <w:tabs>
           <w:tab w:val="left" w:pos="413"/>
         </w:tabs>
+        <w:spacing w:before="138"/>
         <w:ind w:left="413" w:hanging="350"/>
         <w:rPr>
           <w:sz w:val="21"/>
@@ -2194,22 +2111,23 @@
         <w:rPr>
           <w:sz w:val="21"/>
         </w:rPr>
-        <w:t xml:space="preserve">How can you format the balance to show two decimal </w:t>
-      </w:r>
-      <w:r>
-        <w:rPr>
-          <w:spacing w:val="-2"/>
-          <w:sz w:val="21"/>
-        </w:rPr>
-        <w:t>places?</w:t>
-      </w:r>
-    </w:p>
-    <w:p>
-      <w:pPr>
-        <w:pStyle w:val="ListParagraph"/>
-        <w:tabs>
-          <w:tab w:val="left" w:pos="413"/>
-        </w:tabs>
+        <w:t xml:space="preserve">How can you display the account holder, account number, and balance on separate </w:t>
+      </w:r>
+      <w:r>
+        <w:rPr>
+          <w:spacing w:val="-2"/>
+          <w:sz w:val="21"/>
+        </w:rPr>
+        <w:t>lines?</w:t>
+      </w:r>
+    </w:p>
+    <w:p>
+      <w:pPr>
+        <w:pStyle w:val="ListParagraph"/>
+        <w:tabs>
+          <w:tab w:val="left" w:pos="413"/>
+        </w:tabs>
+        <w:spacing w:before="138"/>
         <w:ind w:firstLine="0"/>
         <w:rPr>
           <w:sz w:val="21"/>
@@ -2221,10 +2139,10 @@
           <w:sz w:val="21"/>
         </w:rPr>
         <w:drawing>
-          <wp:inline distT="0" distB="0" distL="0" distR="0" wp14:anchorId="738E4024" wp14:editId="6240D7F6">
-            <wp:extent cx="4515480" cy="619211"/>
-            <wp:effectExtent l="0" t="0" r="0" b="9525"/>
-            <wp:docPr id="31" name="Picture 31"/>
+          <wp:inline distT="0" distB="0" distL="0" distR="0" wp14:anchorId="4BCC6993" wp14:editId="6895A568">
+            <wp:extent cx="4115374" cy="952633"/>
+            <wp:effectExtent l="0" t="0" r="0" b="0"/>
+            <wp:docPr id="30" name="Picture 30"/>
             <wp:cNvGraphicFramePr>
               <a:graphicFrameLocks xmlns:a="http://schemas.openxmlformats.org/drawingml/2006/main" noChangeAspect="1"/>
             </wp:cNvGraphicFramePr>
@@ -2244,6 +2162,88 @@
                   <pic:spPr>
                     <a:xfrm>
                       <a:off x="0" y="0"/>
+                      <a:ext cx="4115374" cy="952633"/>
+                    </a:xfrm>
+                    <a:prstGeom prst="rect">
+                      <a:avLst/>
+                    </a:prstGeom>
+                  </pic:spPr>
+                </pic:pic>
+              </a:graphicData>
+            </a:graphic>
+          </wp:inline>
+        </w:drawing>
+      </w:r>
+    </w:p>
+    <w:p>
+      <w:pPr>
+        <w:pStyle w:val="ListParagraph"/>
+        <w:numPr>
+          <w:ilvl w:val="0"/>
+          <w:numId w:val="2"/>
+        </w:numPr>
+        <w:tabs>
+          <w:tab w:val="left" w:pos="413"/>
+        </w:tabs>
+        <w:ind w:left="413" w:hanging="350"/>
+        <w:rPr>
+          <w:sz w:val="21"/>
+        </w:rPr>
+      </w:pPr>
+      <w:r>
+        <w:rPr>
+          <w:sz w:val="21"/>
+        </w:rPr>
+        <w:t xml:space="preserve">How can you format the balance to show two decimal </w:t>
+      </w:r>
+      <w:r>
+        <w:rPr>
+          <w:spacing w:val="-2"/>
+          <w:sz w:val="21"/>
+        </w:rPr>
+        <w:t>places?</w:t>
+      </w:r>
+    </w:p>
+    <w:p>
+      <w:pPr>
+        <w:pStyle w:val="ListParagraph"/>
+        <w:tabs>
+          <w:tab w:val="left" w:pos="413"/>
+        </w:tabs>
+        <w:ind w:firstLine="0"/>
+        <w:rPr>
+          <w:sz w:val="21"/>
+        </w:rPr>
+      </w:pPr>
+      <w:r>
+        <w:rPr>
+          <w:noProof/>
+          <w:sz w:val="21"/>
+        </w:rPr>
+        <w:drawing>
+          <wp:inline distT="0" distB="0" distL="0" distR="0" wp14:anchorId="738E4024" wp14:editId="6240D7F6">
+            <wp:extent cx="4515480" cy="619211"/>
+            <wp:effectExtent l="0" t="0" r="0" b="9525"/>
+            <wp:docPr id="31" name="Picture 31"/>
+            <wp:cNvGraphicFramePr>
+              <a:graphicFrameLocks xmlns:a="http://schemas.openxmlformats.org/drawingml/2006/main" noChangeAspect="1"/>
+            </wp:cNvGraphicFramePr>
+            <a:graphic xmlns:a="http://schemas.openxmlformats.org/drawingml/2006/main">
+              <a:graphicData uri="http://schemas.openxmlformats.org/drawingml/2006/picture">
+                <pic:pic xmlns:pic="http://schemas.openxmlformats.org/drawingml/2006/picture">
+                  <pic:nvPicPr>
+                    <pic:cNvPr id="1" name=""/>
+                    <pic:cNvPicPr/>
+                  </pic:nvPicPr>
+                  <pic:blipFill>
+                    <a:blip r:embed="rId27"/>
+                    <a:stretch>
+                      <a:fillRect/>
+                    </a:stretch>
+                  </pic:blipFill>
+                  <pic:spPr>
+                    <a:xfrm>
+                      <a:off x="0" y="0"/>
                       <a:ext cx="4515480" cy="619211"/>
                     </a:xfrm>
                     <a:prstGeom prst="rect">
@@ -2363,7 +2363,7 @@
           <w:sz w:val="21"/>
         </w:rPr>
         <w:sectPr>
-          <w:footerReference w:type="default" r:id="rId27"/>
+          <w:footerReference w:type="default" r:id="rId28"/>
           <w:type w:val="continuous"/>
           <w:pgSz w:w="11910" w:h="16840"/>
           <w:pgMar w:top="1000" w:right="1133" w:bottom="700" w:left="992" w:header="0" w:footer="515" w:gutter="0"/>
@@ -2381,422 +2381,6 @@
             <wp:extent cx="3800475" cy="1209675"/>
             <wp:effectExtent l="0" t="0" r="9525" b="9525"/>
             <wp:docPr id="32" name="Picture 32"/>
-            <wp:cNvGraphicFramePr>
-              <a:graphicFrameLocks xmlns:a="http://schemas.openxmlformats.org/drawingml/2006/main" noChangeAspect="1"/>
-            </wp:cNvGraphicFramePr>
-            <a:graphic xmlns:a="http://schemas.openxmlformats.org/drawingml/2006/main">
-              <a:graphicData uri="http://schemas.openxmlformats.org/drawingml/2006/picture">
-                <pic:pic xmlns:pic="http://schemas.openxmlformats.org/drawingml/2006/picture">
-                  <pic:nvPicPr>
-                    <pic:cNvPr id="1" name=""/>
-                    <pic:cNvPicPr/>
-                  </pic:nvPicPr>
-                  <pic:blipFill>
-                    <a:blip r:embed="rId28"/>
-                    <a:stretch>
-                      <a:fillRect/>
-                    </a:stretch>
-                  </pic:blipFill>
-                  <pic:spPr>
-                    <a:xfrm>
-                      <a:off x="0" y="0"/>
-                      <a:ext cx="3801019" cy="1209848"/>
-                    </a:xfrm>
-                    <a:prstGeom prst="rect">
-                      <a:avLst/>
-                    </a:prstGeom>
-                  </pic:spPr>
-                </pic:pic>
-              </a:graphicData>
-            </a:graphic>
-          </wp:inline>
-        </w:drawing>
-      </w:r>
-    </w:p>
-    <w:p>
-      <w:pPr>
-        <w:pStyle w:val="Heading2"/>
-        <w:spacing w:before="73"/>
-        <w:ind w:left="0"/>
-      </w:pPr>
-      <w:r>
-        <w:lastRenderedPageBreak/>
-        <w:t xml:space="preserve">Part 5 - Create a </w:t>
-      </w:r>
-      <w:r>
-        <w:rPr>
-          <w:spacing w:val="-4"/>
-        </w:rPr>
-        <w:t>Menu</w:t>
-      </w:r>
-    </w:p>
-    <w:p>
-      <w:pPr>
-        <w:pStyle w:val="ListParagraph"/>
-        <w:numPr>
-          <w:ilvl w:val="0"/>
-          <w:numId w:val="2"/>
-        </w:numPr>
-        <w:tabs>
-          <w:tab w:val="left" w:pos="413"/>
-        </w:tabs>
-        <w:spacing w:before="150"/>
-        <w:ind w:left="413" w:hanging="350"/>
-        <w:rPr>
-          <w:sz w:val="21"/>
-        </w:rPr>
-      </w:pPr>
-      <w:r>
-        <w:rPr>
-          <w:sz w:val="21"/>
-        </w:rPr>
-        <w:t xml:space="preserve">What options should a simple banking app show to the </w:t>
-      </w:r>
-      <w:r>
-        <w:rPr>
-          <w:spacing w:val="-2"/>
-          <w:sz w:val="21"/>
-        </w:rPr>
-        <w:t>user?</w:t>
-      </w:r>
-    </w:p>
-    <w:p>
-      <w:pPr>
-        <w:pStyle w:val="ListParagraph"/>
-        <w:numPr>
-          <w:ilvl w:val="0"/>
-          <w:numId w:val="3"/>
-        </w:numPr>
-        <w:tabs>
-          <w:tab w:val="left" w:pos="413"/>
-        </w:tabs>
-        <w:spacing w:before="150"/>
-        <w:rPr>
-          <w:b/>
-          <w:sz w:val="21"/>
-        </w:rPr>
-      </w:pPr>
-      <w:r>
-        <w:rPr>
-          <w:b/>
-          <w:sz w:val="21"/>
-        </w:rPr>
-        <w:t>View account</w:t>
-      </w:r>
-    </w:p>
-    <w:p>
-      <w:pPr>
-        <w:pStyle w:val="ListParagraph"/>
-        <w:numPr>
-          <w:ilvl w:val="0"/>
-          <w:numId w:val="3"/>
-        </w:numPr>
-        <w:tabs>
-          <w:tab w:val="left" w:pos="413"/>
-        </w:tabs>
-        <w:spacing w:before="150"/>
-        <w:rPr>
-          <w:b/>
-          <w:sz w:val="21"/>
-        </w:rPr>
-      </w:pPr>
-      <w:r>
-        <w:rPr>
-          <w:b/>
-          <w:sz w:val="21"/>
-        </w:rPr>
-        <w:t>Checking balance</w:t>
-      </w:r>
-    </w:p>
-    <w:p>
-      <w:pPr>
-        <w:pStyle w:val="ListParagraph"/>
-        <w:numPr>
-          <w:ilvl w:val="0"/>
-          <w:numId w:val="3"/>
-        </w:numPr>
-        <w:tabs>
-          <w:tab w:val="left" w:pos="413"/>
-        </w:tabs>
-        <w:spacing w:before="150"/>
-        <w:rPr>
-          <w:b/>
-          <w:sz w:val="21"/>
-        </w:rPr>
-      </w:pPr>
-      <w:r>
-        <w:rPr>
-          <w:b/>
-          <w:sz w:val="21"/>
-        </w:rPr>
-        <w:t>Deposit</w:t>
-      </w:r>
-    </w:p>
-    <w:p>
-      <w:pPr>
-        <w:pStyle w:val="ListParagraph"/>
-        <w:numPr>
-          <w:ilvl w:val="0"/>
-          <w:numId w:val="3"/>
-        </w:numPr>
-        <w:tabs>
-          <w:tab w:val="left" w:pos="413"/>
-        </w:tabs>
-        <w:spacing w:before="150"/>
-        <w:rPr>
-          <w:b/>
-          <w:sz w:val="21"/>
-        </w:rPr>
-      </w:pPr>
-      <w:r>
-        <w:rPr>
-          <w:b/>
-          <w:sz w:val="21"/>
-        </w:rPr>
-        <w:t>withdraw</w:t>
-      </w:r>
-    </w:p>
-    <w:p>
-      <w:pPr>
-        <w:pStyle w:val="ListParagraph"/>
-        <w:numPr>
-          <w:ilvl w:val="0"/>
-          <w:numId w:val="2"/>
-        </w:numPr>
-        <w:tabs>
-          <w:tab w:val="left" w:pos="343"/>
-          <w:tab w:val="left" w:pos="413"/>
-        </w:tabs>
-        <w:spacing w:line="297" w:lineRule="auto"/>
-        <w:ind w:left="343" w:right="236" w:hanging="280"/>
-        <w:rPr>
-          <w:sz w:val="21"/>
-        </w:rPr>
-      </w:pPr>
-      <w:r>
-        <w:rPr>
-          <w:sz w:val="21"/>
-        </w:rPr>
-        <w:t>How</w:t>
-      </w:r>
-      <w:r>
-        <w:rPr>
-          <w:spacing w:val="-3"/>
-          <w:sz w:val="21"/>
-        </w:rPr>
-        <w:t xml:space="preserve"> </w:t>
-      </w:r>
-      <w:r>
-        <w:rPr>
-          <w:sz w:val="21"/>
-        </w:rPr>
-        <w:t>can</w:t>
-      </w:r>
-      <w:r>
-        <w:rPr>
-          <w:spacing w:val="-3"/>
-          <w:sz w:val="21"/>
-        </w:rPr>
-        <w:t xml:space="preserve"> </w:t>
-      </w:r>
-      <w:r>
-        <w:rPr>
-          <w:sz w:val="21"/>
-        </w:rPr>
-        <w:t>you</w:t>
-      </w:r>
-      <w:r>
-        <w:rPr>
-          <w:spacing w:val="-3"/>
-          <w:sz w:val="21"/>
-        </w:rPr>
-        <w:t xml:space="preserve"> </w:t>
-      </w:r>
-      <w:r>
-        <w:rPr>
-          <w:sz w:val="21"/>
-        </w:rPr>
-        <w:t>print</w:t>
-      </w:r>
-      <w:r>
-        <w:rPr>
-          <w:spacing w:val="-3"/>
-          <w:sz w:val="21"/>
-        </w:rPr>
-        <w:t xml:space="preserve"> </w:t>
-      </w:r>
-      <w:r>
-        <w:rPr>
-          <w:sz w:val="21"/>
-        </w:rPr>
-        <w:t>a</w:t>
-      </w:r>
-      <w:r>
-        <w:rPr>
-          <w:spacing w:val="-3"/>
-          <w:sz w:val="21"/>
-        </w:rPr>
-        <w:t xml:space="preserve"> </w:t>
-      </w:r>
-      <w:r>
-        <w:rPr>
-          <w:sz w:val="21"/>
-        </w:rPr>
-        <w:t>menu</w:t>
-      </w:r>
-      <w:r>
-        <w:rPr>
-          <w:spacing w:val="-3"/>
-          <w:sz w:val="21"/>
-        </w:rPr>
-        <w:t xml:space="preserve"> </w:t>
-      </w:r>
-      <w:r>
-        <w:rPr>
-          <w:sz w:val="21"/>
-        </w:rPr>
-        <w:t>with</w:t>
-      </w:r>
-      <w:r>
-        <w:rPr>
-          <w:spacing w:val="-3"/>
-          <w:sz w:val="21"/>
-        </w:rPr>
-        <w:t xml:space="preserve"> </w:t>
-      </w:r>
-      <w:r>
-        <w:rPr>
-          <w:sz w:val="21"/>
-        </w:rPr>
-        <w:t>options</w:t>
-      </w:r>
-      <w:r>
-        <w:rPr>
-          <w:spacing w:val="-3"/>
-          <w:sz w:val="21"/>
-        </w:rPr>
-        <w:t xml:space="preserve"> </w:t>
-      </w:r>
-      <w:r>
-        <w:rPr>
-          <w:sz w:val="21"/>
-        </w:rPr>
-        <w:t>such</w:t>
-      </w:r>
-      <w:r>
-        <w:rPr>
-          <w:spacing w:val="-3"/>
-          <w:sz w:val="21"/>
-        </w:rPr>
-        <w:t xml:space="preserve"> </w:t>
-      </w:r>
-      <w:r>
-        <w:rPr>
-          <w:sz w:val="21"/>
-        </w:rPr>
-        <w:t>as</w:t>
-      </w:r>
-      <w:r>
-        <w:rPr>
-          <w:spacing w:val="-3"/>
-          <w:sz w:val="21"/>
-        </w:rPr>
-        <w:t xml:space="preserve"> </w:t>
-      </w:r>
-      <w:r>
-        <w:rPr>
-          <w:sz w:val="21"/>
-        </w:rPr>
-        <w:t>View</w:t>
-      </w:r>
-      <w:r>
-        <w:rPr>
-          <w:spacing w:val="-3"/>
-          <w:sz w:val="21"/>
-        </w:rPr>
-        <w:t xml:space="preserve"> </w:t>
-      </w:r>
-      <w:r>
-        <w:rPr>
-          <w:sz w:val="21"/>
-        </w:rPr>
-        <w:t>Account,</w:t>
-      </w:r>
-      <w:r>
-        <w:rPr>
-          <w:spacing w:val="-3"/>
-          <w:sz w:val="21"/>
-        </w:rPr>
-        <w:t xml:space="preserve"> </w:t>
-      </w:r>
-      <w:r>
-        <w:rPr>
-          <w:sz w:val="21"/>
-        </w:rPr>
-        <w:t>Check</w:t>
-      </w:r>
-      <w:r>
-        <w:rPr>
-          <w:spacing w:val="-3"/>
-          <w:sz w:val="21"/>
-        </w:rPr>
-        <w:t xml:space="preserve"> </w:t>
-      </w:r>
-      <w:r>
-        <w:rPr>
-          <w:sz w:val="21"/>
-        </w:rPr>
-        <w:t>Balance,</w:t>
-      </w:r>
-      <w:r>
-        <w:rPr>
-          <w:spacing w:val="-3"/>
-          <w:sz w:val="21"/>
-        </w:rPr>
-        <w:t xml:space="preserve"> </w:t>
-      </w:r>
-      <w:r>
-        <w:rPr>
-          <w:sz w:val="21"/>
-        </w:rPr>
-        <w:t>Deposit,</w:t>
-      </w:r>
-      <w:r>
-        <w:rPr>
-          <w:spacing w:val="-3"/>
-          <w:sz w:val="21"/>
-        </w:rPr>
-        <w:t xml:space="preserve"> </w:t>
-      </w:r>
-      <w:r>
-        <w:rPr>
-          <w:sz w:val="21"/>
-        </w:rPr>
-        <w:t>Withdraw, and Exit?</w:t>
-      </w:r>
-    </w:p>
-    <w:p>
-      <w:pPr>
-        <w:tabs>
-          <w:tab w:val="left" w:pos="343"/>
-          <w:tab w:val="left" w:pos="413"/>
-        </w:tabs>
-        <w:spacing w:line="297" w:lineRule="auto"/>
-        <w:ind w:left="63" w:right="236"/>
-        <w:rPr>
-          <w:sz w:val="21"/>
-        </w:rPr>
-      </w:pPr>
-      <w:r>
-        <w:rPr>
-          <w:noProof/>
-          <w:sz w:val="21"/>
-        </w:rPr>
-        <w:drawing>
-          <wp:inline distT="0" distB="0" distL="0" distR="0" wp14:anchorId="471CE86B" wp14:editId="01E78868">
-            <wp:extent cx="4191585" cy="1428949"/>
-            <wp:effectExtent l="0" t="0" r="0" b="0"/>
-            <wp:docPr id="36" name="Picture 36"/>
             <wp:cNvGraphicFramePr>
               <a:graphicFrameLocks xmlns:a="http://schemas.openxmlformats.org/drawingml/2006/main" noChangeAspect="1"/>
             </wp:cNvGraphicFramePr>
@@ -2816,7 +2400,7 @@
                   <pic:spPr>
                     <a:xfrm>
                       <a:off x="0" y="0"/>
-                      <a:ext cx="4191585" cy="1428949"/>
+                      <a:ext cx="3801019" cy="1209848"/>
                     </a:xfrm>
                     <a:prstGeom prst="rect">
                       <a:avLst/>
@@ -2831,6 +2415,23 @@
     </w:p>
     <w:p>
       <w:pPr>
+        <w:pStyle w:val="Heading2"/>
+        <w:spacing w:before="73"/>
+        <w:ind w:left="0"/>
+      </w:pPr>
+      <w:r>
+        <w:lastRenderedPageBreak/>
+        <w:t xml:space="preserve">Part 5 - Create a </w:t>
+      </w:r>
+      <w:r>
+        <w:rPr>
+          <w:spacing w:val="-4"/>
+        </w:rPr>
+        <w:t>Menu</w:t>
+      </w:r>
+    </w:p>
+    <w:p>
+      <w:pPr>
         <w:pStyle w:val="ListParagraph"/>
         <w:numPr>
           <w:ilvl w:val="0"/>
@@ -2839,7 +2440,7 @@
         <w:tabs>
           <w:tab w:val="left" w:pos="413"/>
         </w:tabs>
-        <w:spacing w:before="81"/>
+        <w:spacing w:before="150"/>
         <w:ind w:left="413" w:hanging="350"/>
         <w:rPr>
           <w:sz w:val="21"/>
@@ -2849,24 +2450,339 @@
         <w:rPr>
           <w:sz w:val="21"/>
         </w:rPr>
-        <w:t xml:space="preserve">How can you ask the user to choose a menu </w:t>
-      </w:r>
-      <w:r>
-        <w:rPr>
-          <w:spacing w:val="-2"/>
-          <w:sz w:val="21"/>
-        </w:rPr>
-        <w:t>option?</w:t>
-      </w:r>
-    </w:p>
-    <w:p>
-      <w:pPr>
-        <w:pStyle w:val="ListParagraph"/>
-        <w:tabs>
-          <w:tab w:val="left" w:pos="413"/>
-        </w:tabs>
-        <w:spacing w:before="81"/>
-        <w:ind w:firstLine="0"/>
+        <w:t xml:space="preserve">What options should a simple banking app show to the </w:t>
+      </w:r>
+      <w:r>
+        <w:rPr>
+          <w:spacing w:val="-2"/>
+          <w:sz w:val="21"/>
+        </w:rPr>
+        <w:t>user?</w:t>
+      </w:r>
+    </w:p>
+    <w:p>
+      <w:pPr>
+        <w:pStyle w:val="ListParagraph"/>
+        <w:numPr>
+          <w:ilvl w:val="0"/>
+          <w:numId w:val="3"/>
+        </w:numPr>
+        <w:tabs>
+          <w:tab w:val="left" w:pos="413"/>
+        </w:tabs>
+        <w:spacing w:before="150"/>
+        <w:rPr>
+          <w:b/>
+          <w:sz w:val="21"/>
+        </w:rPr>
+      </w:pPr>
+      <w:r>
+        <w:rPr>
+          <w:b/>
+          <w:sz w:val="21"/>
+        </w:rPr>
+        <w:t>View account</w:t>
+      </w:r>
+    </w:p>
+    <w:p>
+      <w:pPr>
+        <w:pStyle w:val="ListParagraph"/>
+        <w:numPr>
+          <w:ilvl w:val="0"/>
+          <w:numId w:val="3"/>
+        </w:numPr>
+        <w:tabs>
+          <w:tab w:val="left" w:pos="413"/>
+        </w:tabs>
+        <w:spacing w:before="150"/>
+        <w:rPr>
+          <w:b/>
+          <w:sz w:val="21"/>
+        </w:rPr>
+      </w:pPr>
+      <w:r>
+        <w:rPr>
+          <w:b/>
+          <w:sz w:val="21"/>
+        </w:rPr>
+        <w:t>Checking balance</w:t>
+      </w:r>
+    </w:p>
+    <w:p>
+      <w:pPr>
+        <w:pStyle w:val="ListParagraph"/>
+        <w:numPr>
+          <w:ilvl w:val="0"/>
+          <w:numId w:val="3"/>
+        </w:numPr>
+        <w:tabs>
+          <w:tab w:val="left" w:pos="413"/>
+        </w:tabs>
+        <w:spacing w:before="150"/>
+        <w:rPr>
+          <w:b/>
+          <w:sz w:val="21"/>
+        </w:rPr>
+      </w:pPr>
+      <w:r>
+        <w:rPr>
+          <w:b/>
+          <w:sz w:val="21"/>
+        </w:rPr>
+        <w:t>Deposit</w:t>
+      </w:r>
+    </w:p>
+    <w:p>
+      <w:pPr>
+        <w:pStyle w:val="ListParagraph"/>
+        <w:numPr>
+          <w:ilvl w:val="0"/>
+          <w:numId w:val="3"/>
+        </w:numPr>
+        <w:tabs>
+          <w:tab w:val="left" w:pos="413"/>
+        </w:tabs>
+        <w:spacing w:before="150"/>
+        <w:rPr>
+          <w:b/>
+          <w:sz w:val="21"/>
+        </w:rPr>
+      </w:pPr>
+      <w:r>
+        <w:rPr>
+          <w:b/>
+          <w:sz w:val="21"/>
+        </w:rPr>
+        <w:t>withdraw</w:t>
+      </w:r>
+    </w:p>
+    <w:p>
+      <w:pPr>
+        <w:pStyle w:val="ListParagraph"/>
+        <w:numPr>
+          <w:ilvl w:val="0"/>
+          <w:numId w:val="2"/>
+        </w:numPr>
+        <w:tabs>
+          <w:tab w:val="left" w:pos="343"/>
+          <w:tab w:val="left" w:pos="413"/>
+        </w:tabs>
+        <w:spacing w:line="297" w:lineRule="auto"/>
+        <w:ind w:left="343" w:right="236" w:hanging="280"/>
+        <w:rPr>
+          <w:sz w:val="21"/>
+        </w:rPr>
+      </w:pPr>
+      <w:r>
+        <w:rPr>
+          <w:sz w:val="21"/>
+        </w:rPr>
+        <w:t>How</w:t>
+      </w:r>
+      <w:r>
+        <w:rPr>
+          <w:spacing w:val="-3"/>
+          <w:sz w:val="21"/>
+        </w:rPr>
+        <w:t xml:space="preserve"> </w:t>
+      </w:r>
+      <w:r>
+        <w:rPr>
+          <w:sz w:val="21"/>
+        </w:rPr>
+        <w:t>can</w:t>
+      </w:r>
+      <w:r>
+        <w:rPr>
+          <w:spacing w:val="-3"/>
+          <w:sz w:val="21"/>
+        </w:rPr>
+        <w:t xml:space="preserve"> </w:t>
+      </w:r>
+      <w:r>
+        <w:rPr>
+          <w:sz w:val="21"/>
+        </w:rPr>
+        <w:t>you</w:t>
+      </w:r>
+      <w:r>
+        <w:rPr>
+          <w:spacing w:val="-3"/>
+          <w:sz w:val="21"/>
+        </w:rPr>
+        <w:t xml:space="preserve"> </w:t>
+      </w:r>
+      <w:r>
+        <w:rPr>
+          <w:sz w:val="21"/>
+        </w:rPr>
+        <w:t>print</w:t>
+      </w:r>
+      <w:r>
+        <w:rPr>
+          <w:spacing w:val="-3"/>
+          <w:sz w:val="21"/>
+        </w:rPr>
+        <w:t xml:space="preserve"> </w:t>
+      </w:r>
+      <w:r>
+        <w:rPr>
+          <w:sz w:val="21"/>
+        </w:rPr>
+        <w:t>a</w:t>
+      </w:r>
+      <w:r>
+        <w:rPr>
+          <w:spacing w:val="-3"/>
+          <w:sz w:val="21"/>
+        </w:rPr>
+        <w:t xml:space="preserve"> </w:t>
+      </w:r>
+      <w:r>
+        <w:rPr>
+          <w:sz w:val="21"/>
+        </w:rPr>
+        <w:t>menu</w:t>
+      </w:r>
+      <w:r>
+        <w:rPr>
+          <w:spacing w:val="-3"/>
+          <w:sz w:val="21"/>
+        </w:rPr>
+        <w:t xml:space="preserve"> </w:t>
+      </w:r>
+      <w:r>
+        <w:rPr>
+          <w:sz w:val="21"/>
+        </w:rPr>
+        <w:t>with</w:t>
+      </w:r>
+      <w:r>
+        <w:rPr>
+          <w:spacing w:val="-3"/>
+          <w:sz w:val="21"/>
+        </w:rPr>
+        <w:t xml:space="preserve"> </w:t>
+      </w:r>
+      <w:r>
+        <w:rPr>
+          <w:sz w:val="21"/>
+        </w:rPr>
+        <w:t>options</w:t>
+      </w:r>
+      <w:r>
+        <w:rPr>
+          <w:spacing w:val="-3"/>
+          <w:sz w:val="21"/>
+        </w:rPr>
+        <w:t xml:space="preserve"> </w:t>
+      </w:r>
+      <w:r>
+        <w:rPr>
+          <w:sz w:val="21"/>
+        </w:rPr>
+        <w:t>such</w:t>
+      </w:r>
+      <w:r>
+        <w:rPr>
+          <w:spacing w:val="-3"/>
+          <w:sz w:val="21"/>
+        </w:rPr>
+        <w:t xml:space="preserve"> </w:t>
+      </w:r>
+      <w:r>
+        <w:rPr>
+          <w:sz w:val="21"/>
+        </w:rPr>
+        <w:t>as</w:t>
+      </w:r>
+      <w:r>
+        <w:rPr>
+          <w:spacing w:val="-3"/>
+          <w:sz w:val="21"/>
+        </w:rPr>
+        <w:t xml:space="preserve"> </w:t>
+      </w:r>
+      <w:r>
+        <w:rPr>
+          <w:sz w:val="21"/>
+        </w:rPr>
+        <w:t>View</w:t>
+      </w:r>
+      <w:r>
+        <w:rPr>
+          <w:spacing w:val="-3"/>
+          <w:sz w:val="21"/>
+        </w:rPr>
+        <w:t xml:space="preserve"> </w:t>
+      </w:r>
+      <w:r>
+        <w:rPr>
+          <w:sz w:val="21"/>
+        </w:rPr>
+        <w:t>Account,</w:t>
+      </w:r>
+      <w:r>
+        <w:rPr>
+          <w:spacing w:val="-3"/>
+          <w:sz w:val="21"/>
+        </w:rPr>
+        <w:t xml:space="preserve"> </w:t>
+      </w:r>
+      <w:r>
+        <w:rPr>
+          <w:sz w:val="21"/>
+        </w:rPr>
+        <w:t>Check</w:t>
+      </w:r>
+      <w:r>
+        <w:rPr>
+          <w:spacing w:val="-3"/>
+          <w:sz w:val="21"/>
+        </w:rPr>
+        <w:t xml:space="preserve"> </w:t>
+      </w:r>
+      <w:r>
+        <w:rPr>
+          <w:sz w:val="21"/>
+        </w:rPr>
+        <w:t>Balance,</w:t>
+      </w:r>
+      <w:r>
+        <w:rPr>
+          <w:spacing w:val="-3"/>
+          <w:sz w:val="21"/>
+        </w:rPr>
+        <w:t xml:space="preserve"> </w:t>
+      </w:r>
+      <w:r>
+        <w:rPr>
+          <w:sz w:val="21"/>
+        </w:rPr>
+        <w:t>Deposit,</w:t>
+      </w:r>
+      <w:r>
+        <w:rPr>
+          <w:spacing w:val="-3"/>
+          <w:sz w:val="21"/>
+        </w:rPr>
+        <w:t xml:space="preserve"> </w:t>
+      </w:r>
+      <w:r>
+        <w:rPr>
+          <w:sz w:val="21"/>
+        </w:rPr>
+        <w:t>Withdraw, and Exit?</w:t>
+      </w:r>
+    </w:p>
+    <w:p>
+      <w:pPr>
+        <w:tabs>
+          <w:tab w:val="left" w:pos="343"/>
+          <w:tab w:val="left" w:pos="413"/>
+        </w:tabs>
+        <w:spacing w:line="297" w:lineRule="auto"/>
+        <w:ind w:left="63" w:right="236"/>
         <w:rPr>
           <w:sz w:val="21"/>
         </w:rPr>
@@ -2877,10 +2793,10 @@
           <w:sz w:val="21"/>
         </w:rPr>
         <w:drawing>
-          <wp:inline distT="0" distB="0" distL="0" distR="0" wp14:anchorId="44002ECD" wp14:editId="4C003C39">
-            <wp:extent cx="5087060" cy="457264"/>
+          <wp:inline distT="0" distB="0" distL="0" distR="0" wp14:anchorId="471CE86B" wp14:editId="01E78868">
+            <wp:extent cx="4191585" cy="1428949"/>
             <wp:effectExtent l="0" t="0" r="0" b="0"/>
-            <wp:docPr id="37" name="Picture 37"/>
+            <wp:docPr id="36" name="Picture 36"/>
             <wp:cNvGraphicFramePr>
               <a:graphicFrameLocks xmlns:a="http://schemas.openxmlformats.org/drawingml/2006/main" noChangeAspect="1"/>
             </wp:cNvGraphicFramePr>
@@ -2900,7 +2816,7 @@
                   <pic:spPr>
                     <a:xfrm>
                       <a:off x="0" y="0"/>
-                      <a:ext cx="5087060" cy="457264"/>
+                      <a:ext cx="4191585" cy="1428949"/>
                     </a:xfrm>
                     <a:prstGeom prst="rect">
                       <a:avLst/>
@@ -2923,6 +2839,7 @@
         <w:tabs>
           <w:tab w:val="left" w:pos="413"/>
         </w:tabs>
+        <w:spacing w:before="81"/>
         <w:ind w:left="413" w:hanging="350"/>
         <w:rPr>
           <w:sz w:val="21"/>
@@ -2932,7 +2849,7 @@
         <w:rPr>
           <w:sz w:val="21"/>
         </w:rPr>
-        <w:t xml:space="preserve">How can you store the selected </w:t>
+        <w:t xml:space="preserve">How can you ask the user to choose a menu </w:t>
       </w:r>
       <w:r>
         <w:rPr>
@@ -2948,6 +2865,7 @@
         <w:tabs>
           <w:tab w:val="left" w:pos="413"/>
         </w:tabs>
+        <w:spacing w:before="81"/>
         <w:ind w:firstLine="0"/>
         <w:rPr>
           <w:sz w:val="21"/>
@@ -2959,10 +2877,10 @@
           <w:sz w:val="21"/>
         </w:rPr>
         <w:drawing>
-          <wp:inline distT="0" distB="0" distL="0" distR="0" wp14:anchorId="0492ABFE" wp14:editId="7BB9DCFC">
-            <wp:extent cx="5010849" cy="1219370"/>
+          <wp:inline distT="0" distB="0" distL="0" distR="0" wp14:anchorId="44002ECD" wp14:editId="4C003C39">
+            <wp:extent cx="5087060" cy="457264"/>
             <wp:effectExtent l="0" t="0" r="0" b="0"/>
-            <wp:docPr id="40" name="Picture 40"/>
+            <wp:docPr id="37" name="Picture 37"/>
             <wp:cNvGraphicFramePr>
               <a:graphicFrameLocks xmlns:a="http://schemas.openxmlformats.org/drawingml/2006/main" noChangeAspect="1"/>
             </wp:cNvGraphicFramePr>
@@ -2982,7 +2900,7 @@
                   <pic:spPr>
                     <a:xfrm>
                       <a:off x="0" y="0"/>
-                      <a:ext cx="5010849" cy="1219370"/>
+                      <a:ext cx="5087060" cy="457264"/>
                     </a:xfrm>
                     <a:prstGeom prst="rect">
                       <a:avLst/>
@@ -3005,7 +2923,6 @@
         <w:tabs>
           <w:tab w:val="left" w:pos="413"/>
         </w:tabs>
-        <w:spacing w:before="138"/>
         <w:ind w:left="413" w:hanging="350"/>
         <w:rPr>
           <w:sz w:val="21"/>
@@ -3015,7 +2932,7 @@
         <w:rPr>
           <w:sz w:val="21"/>
         </w:rPr>
-        <w:t xml:space="preserve">How can you show a message based on the selected </w:t>
+        <w:t xml:space="preserve">How can you store the selected </w:t>
       </w:r>
       <w:r>
         <w:rPr>
@@ -3031,7 +2948,6 @@
         <w:tabs>
           <w:tab w:val="left" w:pos="413"/>
         </w:tabs>
-        <w:spacing w:before="138"/>
         <w:ind w:firstLine="0"/>
         <w:rPr>
           <w:sz w:val="21"/>
@@ -3043,10 +2959,10 @@
           <w:sz w:val="21"/>
         </w:rPr>
         <w:drawing>
-          <wp:inline distT="0" distB="0" distL="0" distR="0" wp14:anchorId="78352786" wp14:editId="151C7099">
-            <wp:extent cx="4029074" cy="3590925"/>
+          <wp:inline distT="0" distB="0" distL="0" distR="0" wp14:anchorId="0492ABFE" wp14:editId="7BB9DCFC">
+            <wp:extent cx="5010849" cy="1219370"/>
             <wp:effectExtent l="0" t="0" r="0" b="0"/>
-            <wp:docPr id="39" name="Picture 39"/>
+            <wp:docPr id="40" name="Picture 40"/>
             <wp:cNvGraphicFramePr>
               <a:graphicFrameLocks xmlns:a="http://schemas.openxmlformats.org/drawingml/2006/main" noChangeAspect="1"/>
             </wp:cNvGraphicFramePr>
@@ -3066,7 +2982,7 @@
                   <pic:spPr>
                     <a:xfrm>
                       <a:off x="0" y="0"/>
-                      <a:ext cx="4040431" cy="3601047"/>
+                      <a:ext cx="5010849" cy="1219370"/>
                     </a:xfrm>
                     <a:prstGeom prst="rect">
                       <a:avLst/>
@@ -3081,28 +2997,6 @@
     </w:p>
     <w:p>
       <w:pPr>
-        <w:pStyle w:val="BodyText"/>
-        <w:spacing w:before="179"/>
-        <w:ind w:left="0" w:firstLine="0"/>
-      </w:pPr>
-    </w:p>
-    <w:p>
-      <w:pPr>
-        <w:pStyle w:val="Heading2"/>
-        <w:spacing w:before="1"/>
-      </w:pPr>
-      <w:r>
-        <w:t xml:space="preserve">Part 6 - Make </w:t>
-      </w:r>
-      <w:r>
-        <w:rPr>
-          <w:spacing w:val="-2"/>
-        </w:rPr>
-        <w:t>Decisions</w:t>
-      </w:r>
-    </w:p>
-    <w:p>
-      <w:pPr>
         <w:pStyle w:val="ListParagraph"/>
         <w:numPr>
           <w:ilvl w:val="0"/>
@@ -3111,7 +3005,7 @@
         <w:tabs>
           <w:tab w:val="left" w:pos="413"/>
         </w:tabs>
-        <w:spacing w:before="150"/>
+        <w:spacing w:before="138"/>
         <w:ind w:left="413" w:hanging="350"/>
         <w:rPr>
           <w:sz w:val="21"/>
@@ -3121,23 +3015,23 @@
         <w:rPr>
           <w:sz w:val="21"/>
         </w:rPr>
-        <w:t xml:space="preserve">If the user enters 1, how can you show account </w:t>
-      </w:r>
-      <w:r>
-        <w:rPr>
-          <w:spacing w:val="-2"/>
-          <w:sz w:val="21"/>
-        </w:rPr>
-        <w:t>details?</w:t>
-      </w:r>
-    </w:p>
-    <w:p>
-      <w:pPr>
-        <w:pStyle w:val="ListParagraph"/>
-        <w:tabs>
-          <w:tab w:val="left" w:pos="413"/>
-        </w:tabs>
-        <w:spacing w:before="150"/>
+        <w:t xml:space="preserve">How can you show a message based on the selected </w:t>
+      </w:r>
+      <w:r>
+        <w:rPr>
+          <w:spacing w:val="-2"/>
+          <w:sz w:val="21"/>
+        </w:rPr>
+        <w:t>option?</w:t>
+      </w:r>
+    </w:p>
+    <w:p>
+      <w:pPr>
+        <w:pStyle w:val="ListParagraph"/>
+        <w:tabs>
+          <w:tab w:val="left" w:pos="413"/>
+        </w:tabs>
+        <w:spacing w:before="138"/>
         <w:ind w:firstLine="0"/>
         <w:rPr>
           <w:sz w:val="21"/>
@@ -3149,10 +3043,10 @@
           <w:sz w:val="21"/>
         </w:rPr>
         <w:drawing>
-          <wp:inline distT="0" distB="0" distL="0" distR="0" wp14:anchorId="6DF35F28" wp14:editId="75271A09">
-            <wp:extent cx="5210902" cy="1400370"/>
-            <wp:effectExtent l="0" t="0" r="8890" b="9525"/>
-            <wp:docPr id="41" name="Picture 41"/>
+          <wp:inline distT="0" distB="0" distL="0" distR="0" wp14:anchorId="78352786" wp14:editId="151C7099">
+            <wp:extent cx="4029074" cy="3590925"/>
+            <wp:effectExtent l="0" t="0" r="0" b="0"/>
+            <wp:docPr id="39" name="Picture 39"/>
             <wp:cNvGraphicFramePr>
               <a:graphicFrameLocks xmlns:a="http://schemas.openxmlformats.org/drawingml/2006/main" noChangeAspect="1"/>
             </wp:cNvGraphicFramePr>
@@ -3172,7 +3066,7 @@
                   <pic:spPr>
                     <a:xfrm>
                       <a:off x="0" y="0"/>
-                      <a:ext cx="5210902" cy="1400370"/>
+                      <a:ext cx="4040431" cy="3601047"/>
                     </a:xfrm>
                     <a:prstGeom prst="rect">
                       <a:avLst/>
@@ -3187,6 +3081,28 @@
     </w:p>
     <w:p>
       <w:pPr>
+        <w:pStyle w:val="BodyText"/>
+        <w:spacing w:before="179"/>
+        <w:ind w:left="0" w:firstLine="0"/>
+      </w:pPr>
+    </w:p>
+    <w:p>
+      <w:pPr>
+        <w:pStyle w:val="Heading2"/>
+        <w:spacing w:before="1"/>
+      </w:pPr>
+      <w:r>
+        <w:t xml:space="preserve">Part 6 - Make </w:t>
+      </w:r>
+      <w:r>
+        <w:rPr>
+          <w:spacing w:val="-2"/>
+        </w:rPr>
+        <w:t>Decisions</w:t>
+      </w:r>
+    </w:p>
+    <w:p>
+      <w:pPr>
         <w:pStyle w:val="ListParagraph"/>
         <w:numPr>
           <w:ilvl w:val="0"/>
@@ -3195,7 +3111,7 @@
         <w:tabs>
           <w:tab w:val="left" w:pos="413"/>
         </w:tabs>
-        <w:spacing w:before="138"/>
+        <w:spacing w:before="150"/>
         <w:ind w:left="413" w:hanging="350"/>
         <w:rPr>
           <w:sz w:val="21"/>
@@ -3205,23 +3121,23 @@
         <w:rPr>
           <w:sz w:val="21"/>
         </w:rPr>
-        <w:t xml:space="preserve">If the user enters 2, how can you show the </w:t>
-      </w:r>
-      <w:r>
-        <w:rPr>
-          <w:spacing w:val="-2"/>
-          <w:sz w:val="21"/>
-        </w:rPr>
-        <w:t>balance?</w:t>
-      </w:r>
-    </w:p>
-    <w:p>
-      <w:pPr>
-        <w:pStyle w:val="ListParagraph"/>
-        <w:tabs>
-          <w:tab w:val="left" w:pos="413"/>
-        </w:tabs>
-        <w:spacing w:before="138"/>
+        <w:t xml:space="preserve">If the user enters 1, how can you show account </w:t>
+      </w:r>
+      <w:r>
+        <w:rPr>
+          <w:spacing w:val="-2"/>
+          <w:sz w:val="21"/>
+        </w:rPr>
+        <w:t>details?</w:t>
+      </w:r>
+    </w:p>
+    <w:p>
+      <w:pPr>
+        <w:pStyle w:val="ListParagraph"/>
+        <w:tabs>
+          <w:tab w:val="left" w:pos="413"/>
+        </w:tabs>
+        <w:spacing w:before="150"/>
         <w:ind w:firstLine="0"/>
         <w:rPr>
           <w:sz w:val="21"/>
@@ -3233,10 +3149,10 @@
           <w:sz w:val="21"/>
         </w:rPr>
         <w:drawing>
-          <wp:inline distT="0" distB="0" distL="0" distR="0" wp14:anchorId="77E2EE5A" wp14:editId="1F69AFAF">
-            <wp:extent cx="4077269" cy="743054"/>
-            <wp:effectExtent l="0" t="0" r="0" b="0"/>
-            <wp:docPr id="42" name="Picture 42"/>
+          <wp:inline distT="0" distB="0" distL="0" distR="0" wp14:anchorId="6DF35F28" wp14:editId="75271A09">
+            <wp:extent cx="5210902" cy="1400370"/>
+            <wp:effectExtent l="0" t="0" r="8890" b="9525"/>
+            <wp:docPr id="41" name="Picture 41"/>
             <wp:cNvGraphicFramePr>
               <a:graphicFrameLocks xmlns:a="http://schemas.openxmlformats.org/drawingml/2006/main" noChangeAspect="1"/>
             </wp:cNvGraphicFramePr>
@@ -3256,7 +3172,7 @@
                   <pic:spPr>
                     <a:xfrm>
                       <a:off x="0" y="0"/>
-                      <a:ext cx="4077269" cy="743054"/>
+                      <a:ext cx="5210902" cy="1400370"/>
                     </a:xfrm>
                     <a:prstGeom prst="rect">
                       <a:avLst/>
@@ -3279,6 +3195,7 @@
         <w:tabs>
           <w:tab w:val="left" w:pos="413"/>
         </w:tabs>
+        <w:spacing w:before="138"/>
         <w:ind w:left="413" w:hanging="350"/>
         <w:rPr>
           <w:sz w:val="21"/>
@@ -3288,22 +3205,23 @@
         <w:rPr>
           <w:sz w:val="21"/>
         </w:rPr>
-        <w:t xml:space="preserve">If the user enters 3, how can you start the deposit </w:t>
-      </w:r>
-      <w:r>
-        <w:rPr>
-          <w:spacing w:val="-2"/>
-          <w:sz w:val="21"/>
-        </w:rPr>
-        <w:t>process?</w:t>
-      </w:r>
-    </w:p>
-    <w:p>
-      <w:pPr>
-        <w:pStyle w:val="ListParagraph"/>
-        <w:tabs>
-          <w:tab w:val="left" w:pos="413"/>
-        </w:tabs>
+        <w:t xml:space="preserve">If the user enters 2, how can you show the </w:t>
+      </w:r>
+      <w:r>
+        <w:rPr>
+          <w:spacing w:val="-2"/>
+          <w:sz w:val="21"/>
+        </w:rPr>
+        <w:t>balance?</w:t>
+      </w:r>
+    </w:p>
+    <w:p>
+      <w:pPr>
+        <w:pStyle w:val="ListParagraph"/>
+        <w:tabs>
+          <w:tab w:val="left" w:pos="413"/>
+        </w:tabs>
+        <w:spacing w:before="138"/>
         <w:ind w:firstLine="0"/>
         <w:rPr>
           <w:sz w:val="21"/>
@@ -3315,10 +3233,10 @@
           <w:sz w:val="21"/>
         </w:rPr>
         <w:drawing>
-          <wp:inline distT="0" distB="0" distL="0" distR="0" wp14:anchorId="510D18EF" wp14:editId="55CF82E9">
-            <wp:extent cx="4553585" cy="1133633"/>
-            <wp:effectExtent l="0" t="0" r="0" b="9525"/>
-            <wp:docPr id="44" name="Picture 44"/>
+          <wp:inline distT="0" distB="0" distL="0" distR="0" wp14:anchorId="77E2EE5A" wp14:editId="1F69AFAF">
+            <wp:extent cx="4077269" cy="743054"/>
+            <wp:effectExtent l="0" t="0" r="0" b="0"/>
+            <wp:docPr id="42" name="Picture 42"/>
             <wp:cNvGraphicFramePr>
               <a:graphicFrameLocks xmlns:a="http://schemas.openxmlformats.org/drawingml/2006/main" noChangeAspect="1"/>
             </wp:cNvGraphicFramePr>
@@ -3338,7 +3256,7 @@
                   <pic:spPr>
                     <a:xfrm>
                       <a:off x="0" y="0"/>
-                      <a:ext cx="4553585" cy="1133633"/>
+                      <a:ext cx="4077269" cy="743054"/>
                     </a:xfrm>
                     <a:prstGeom prst="rect">
                       <a:avLst/>
@@ -3361,7 +3279,6 @@
         <w:tabs>
           <w:tab w:val="left" w:pos="413"/>
         </w:tabs>
-        <w:spacing w:before="138"/>
         <w:ind w:left="413" w:hanging="350"/>
         <w:rPr>
           <w:sz w:val="21"/>
@@ -3371,7 +3288,7 @@
         <w:rPr>
           <w:sz w:val="21"/>
         </w:rPr>
-        <w:t xml:space="preserve">If the user enters 4, how can you start the withdrawal </w:t>
+        <w:t xml:space="preserve">If the user enters 3, how can you start the deposit </w:t>
       </w:r>
       <w:r>
         <w:rPr>
@@ -3387,7 +3304,6 @@
         <w:tabs>
           <w:tab w:val="left" w:pos="413"/>
         </w:tabs>
-        <w:spacing w:before="138"/>
         <w:ind w:firstLine="0"/>
         <w:rPr>
           <w:sz w:val="21"/>
@@ -3399,10 +3315,10 @@
           <w:sz w:val="21"/>
         </w:rPr>
         <w:drawing>
-          <wp:inline distT="0" distB="0" distL="0" distR="0" wp14:anchorId="487FEAF6" wp14:editId="4DE6CA4A">
-            <wp:extent cx="4839375" cy="1105054"/>
-            <wp:effectExtent l="0" t="0" r="0" b="0"/>
-            <wp:docPr id="46" name="Picture 46"/>
+          <wp:inline distT="0" distB="0" distL="0" distR="0" wp14:anchorId="510D18EF" wp14:editId="55CF82E9">
+            <wp:extent cx="4553585" cy="1133633"/>
+            <wp:effectExtent l="0" t="0" r="0" b="9525"/>
+            <wp:docPr id="44" name="Picture 44"/>
             <wp:cNvGraphicFramePr>
               <a:graphicFrameLocks xmlns:a="http://schemas.openxmlformats.org/drawingml/2006/main" noChangeAspect="1"/>
             </wp:cNvGraphicFramePr>
@@ -3422,7 +3338,7 @@
                   <pic:spPr>
                     <a:xfrm>
                       <a:off x="0" y="0"/>
-                      <a:ext cx="4839375" cy="1105054"/>
+                      <a:ext cx="4553585" cy="1133633"/>
                     </a:xfrm>
                     <a:prstGeom prst="rect">
                       <a:avLst/>
@@ -3445,6 +3361,7 @@
         <w:tabs>
           <w:tab w:val="left" w:pos="413"/>
         </w:tabs>
+        <w:spacing w:before="138"/>
         <w:ind w:left="413" w:hanging="350"/>
         <w:rPr>
           <w:sz w:val="21"/>
@@ -3454,22 +3371,23 @@
         <w:rPr>
           <w:sz w:val="21"/>
         </w:rPr>
-        <w:t xml:space="preserve">If the user enters a wrong option, how can you show an invalid choice </w:t>
-      </w:r>
-      <w:r>
-        <w:rPr>
-          <w:spacing w:val="-2"/>
-          <w:sz w:val="21"/>
-        </w:rPr>
-        <w:t>message?</w:t>
-      </w:r>
-    </w:p>
-    <w:p>
-      <w:pPr>
-        <w:pStyle w:val="ListParagraph"/>
-        <w:tabs>
-          <w:tab w:val="left" w:pos="413"/>
-        </w:tabs>
+        <w:t xml:space="preserve">If the user enters 4, how can you start the withdrawal </w:t>
+      </w:r>
+      <w:r>
+        <w:rPr>
+          <w:spacing w:val="-2"/>
+          <w:sz w:val="21"/>
+        </w:rPr>
+        <w:t>process?</w:t>
+      </w:r>
+    </w:p>
+    <w:p>
+      <w:pPr>
+        <w:pStyle w:val="ListParagraph"/>
+        <w:tabs>
+          <w:tab w:val="left" w:pos="413"/>
+        </w:tabs>
+        <w:spacing w:before="138"/>
         <w:ind w:firstLine="0"/>
         <w:rPr>
           <w:sz w:val="21"/>
@@ -3481,10 +3399,10 @@
           <w:sz w:val="21"/>
         </w:rPr>
         <w:drawing>
-          <wp:inline distT="0" distB="0" distL="0" distR="0" wp14:anchorId="7E119D45" wp14:editId="6604D047">
-            <wp:extent cx="3705742" cy="1390844"/>
-            <wp:effectExtent l="0" t="0" r="9525" b="0"/>
-            <wp:docPr id="48" name="Picture 48"/>
+          <wp:inline distT="0" distB="0" distL="0" distR="0" wp14:anchorId="487FEAF6" wp14:editId="4DE6CA4A">
+            <wp:extent cx="4839375" cy="1105054"/>
+            <wp:effectExtent l="0" t="0" r="0" b="0"/>
+            <wp:docPr id="46" name="Picture 46"/>
             <wp:cNvGraphicFramePr>
               <a:graphicFrameLocks xmlns:a="http://schemas.openxmlformats.org/drawingml/2006/main" noChangeAspect="1"/>
             </wp:cNvGraphicFramePr>
@@ -3504,7 +3422,7 @@
                   <pic:spPr>
                     <a:xfrm>
                       <a:off x="0" y="0"/>
-                      <a:ext cx="3705742" cy="1390844"/>
+                      <a:ext cx="4839375" cy="1105054"/>
                     </a:xfrm>
                     <a:prstGeom prst="rect">
                       <a:avLst/>
@@ -3520,6 +3438,35 @@
     <w:p>
       <w:pPr>
         <w:pStyle w:val="ListParagraph"/>
+        <w:numPr>
+          <w:ilvl w:val="0"/>
+          <w:numId w:val="2"/>
+        </w:numPr>
+        <w:tabs>
+          <w:tab w:val="left" w:pos="413"/>
+        </w:tabs>
+        <w:ind w:left="413" w:hanging="350"/>
+        <w:rPr>
+          <w:sz w:val="21"/>
+        </w:rPr>
+      </w:pPr>
+      <w:r>
+        <w:rPr>
+          <w:sz w:val="21"/>
+        </w:rPr>
+        <w:t xml:space="preserve">If the user enters a wrong option, how can you show an invalid choice </w:t>
+      </w:r>
+      <w:r>
+        <w:rPr>
+          <w:spacing w:val="-2"/>
+          <w:sz w:val="21"/>
+        </w:rPr>
+        <w:t>message?</w:t>
+      </w:r>
+    </w:p>
+    <w:p>
+      <w:pPr>
+        <w:pStyle w:val="ListParagraph"/>
         <w:tabs>
           <w:tab w:val="left" w:pos="413"/>
         </w:tabs>
@@ -3528,132 +3475,16 @@
           <w:sz w:val="21"/>
         </w:rPr>
       </w:pPr>
-    </w:p>
-    <w:p>
-      <w:pPr>
-        <w:pStyle w:val="ListParagraph"/>
-        <w:tabs>
-          <w:tab w:val="left" w:pos="413"/>
-        </w:tabs>
-        <w:ind w:firstLine="0"/>
-        <w:rPr>
-          <w:sz w:val="21"/>
-        </w:rPr>
-      </w:pPr>
-    </w:p>
-    <w:p>
-      <w:pPr>
-        <w:pStyle w:val="ListParagraph"/>
-        <w:tabs>
-          <w:tab w:val="left" w:pos="413"/>
-        </w:tabs>
-        <w:ind w:firstLine="0"/>
-        <w:rPr>
-          <w:sz w:val="21"/>
-        </w:rPr>
-      </w:pPr>
-    </w:p>
-    <w:p>
-      <w:pPr>
-        <w:pStyle w:val="ListParagraph"/>
-        <w:tabs>
-          <w:tab w:val="left" w:pos="413"/>
-        </w:tabs>
-        <w:ind w:firstLine="0"/>
-        <w:rPr>
-          <w:sz w:val="21"/>
-        </w:rPr>
-      </w:pPr>
-    </w:p>
-    <w:p>
-      <w:pPr>
-        <w:pStyle w:val="ListParagraph"/>
-        <w:tabs>
-          <w:tab w:val="left" w:pos="413"/>
-        </w:tabs>
-        <w:ind w:firstLine="0"/>
-        <w:rPr>
-          <w:sz w:val="21"/>
-        </w:rPr>
-      </w:pPr>
-    </w:p>
-    <w:p>
-      <w:pPr>
-        <w:pStyle w:val="ListParagraph"/>
-        <w:tabs>
-          <w:tab w:val="left" w:pos="413"/>
-        </w:tabs>
-        <w:ind w:firstLine="0"/>
-        <w:rPr>
-          <w:sz w:val="21"/>
-        </w:rPr>
-      </w:pPr>
-    </w:p>
-    <w:p>
-      <w:pPr>
-        <w:pStyle w:val="ListParagraph"/>
-        <w:tabs>
-          <w:tab w:val="left" w:pos="413"/>
-        </w:tabs>
-        <w:ind w:firstLine="0"/>
-        <w:rPr>
-          <w:sz w:val="21"/>
-        </w:rPr>
-      </w:pPr>
-    </w:p>
-    <w:p>
-      <w:pPr>
-        <w:pStyle w:val="ListParagraph"/>
-        <w:numPr>
-          <w:ilvl w:val="0"/>
-          <w:numId w:val="2"/>
-        </w:numPr>
-        <w:tabs>
-          <w:tab w:val="left" w:pos="413"/>
-        </w:tabs>
-        <w:spacing w:before="138"/>
-        <w:ind w:left="413" w:hanging="350"/>
-        <w:rPr>
-          <w:sz w:val="21"/>
-        </w:rPr>
-      </w:pPr>
-      <w:r>
-        <w:rPr>
-          <w:sz w:val="21"/>
-        </w:rPr>
-        <w:lastRenderedPageBreak/>
-        <w:t xml:space="preserve">How can you rewrite the menu selection using a switch </w:t>
-      </w:r>
-      <w:r>
-        <w:rPr>
-          <w:spacing w:val="-2"/>
-          <w:sz w:val="21"/>
-        </w:rPr>
-        <w:t>statement?</w:t>
-      </w:r>
-    </w:p>
-    <w:p>
-      <w:pPr>
-        <w:pStyle w:val="ListParagraph"/>
-        <w:tabs>
-          <w:tab w:val="left" w:pos="413"/>
-        </w:tabs>
-        <w:spacing w:before="138"/>
-        <w:ind w:firstLine="0"/>
-        <w:rPr>
-          <w:sz w:val="21"/>
-        </w:rPr>
-      </w:pPr>
       <w:r>
         <w:rPr>
           <w:noProof/>
           <w:sz w:val="21"/>
         </w:rPr>
         <w:drawing>
-          <wp:inline distT="0" distB="0" distL="0" distR="0" wp14:anchorId="469A523C" wp14:editId="3BDAFA14">
-            <wp:extent cx="5163271" cy="5563376"/>
-            <wp:effectExtent l="0" t="0" r="0" b="0"/>
-            <wp:docPr id="49" name="Picture 49"/>
+          <wp:inline distT="0" distB="0" distL="0" distR="0" wp14:anchorId="7E119D45" wp14:editId="6604D047">
+            <wp:extent cx="3705742" cy="1390844"/>
+            <wp:effectExtent l="0" t="0" r="9525" b="0"/>
+            <wp:docPr id="48" name="Picture 48"/>
             <wp:cNvGraphicFramePr>
               <a:graphicFrameLocks xmlns:a="http://schemas.openxmlformats.org/drawingml/2006/main" noChangeAspect="1"/>
             </wp:cNvGraphicFramePr>
@@ -3673,7 +3504,7 @@
                   <pic:spPr>
                     <a:xfrm>
                       <a:off x="0" y="0"/>
-                      <a:ext cx="5163271" cy="5563376"/>
+                      <a:ext cx="3705742" cy="1390844"/>
                     </a:xfrm>
                     <a:prstGeom prst="rect">
                       <a:avLst/>
@@ -3688,24 +3519,87 @@
     </w:p>
     <w:p>
       <w:pPr>
-        <w:pStyle w:val="BodyText"/>
-        <w:spacing w:before="180"/>
-        <w:ind w:left="0" w:firstLine="0"/>
-      </w:pPr>
-    </w:p>
-    <w:p>
-      <w:pPr>
-        <w:pStyle w:val="Heading2"/>
-      </w:pPr>
-      <w:r>
-        <w:t xml:space="preserve">Part 7 - Deposit </w:t>
-      </w:r>
-      <w:r>
-        <w:rPr>
-          <w:spacing w:val="-2"/>
-        </w:rPr>
-        <w:t>Money</w:t>
-      </w:r>
+        <w:pStyle w:val="ListParagraph"/>
+        <w:tabs>
+          <w:tab w:val="left" w:pos="413"/>
+        </w:tabs>
+        <w:ind w:firstLine="0"/>
+        <w:rPr>
+          <w:sz w:val="21"/>
+        </w:rPr>
+      </w:pPr>
+    </w:p>
+    <w:p>
+      <w:pPr>
+        <w:pStyle w:val="ListParagraph"/>
+        <w:tabs>
+          <w:tab w:val="left" w:pos="413"/>
+        </w:tabs>
+        <w:ind w:firstLine="0"/>
+        <w:rPr>
+          <w:sz w:val="21"/>
+        </w:rPr>
+      </w:pPr>
+    </w:p>
+    <w:p>
+      <w:pPr>
+        <w:pStyle w:val="ListParagraph"/>
+        <w:tabs>
+          <w:tab w:val="left" w:pos="413"/>
+        </w:tabs>
+        <w:ind w:firstLine="0"/>
+        <w:rPr>
+          <w:sz w:val="21"/>
+        </w:rPr>
+      </w:pPr>
+    </w:p>
+    <w:p>
+      <w:pPr>
+        <w:pStyle w:val="ListParagraph"/>
+        <w:tabs>
+          <w:tab w:val="left" w:pos="413"/>
+        </w:tabs>
+        <w:ind w:firstLine="0"/>
+        <w:rPr>
+          <w:sz w:val="21"/>
+        </w:rPr>
+      </w:pPr>
+    </w:p>
+    <w:p>
+      <w:pPr>
+        <w:pStyle w:val="ListParagraph"/>
+        <w:tabs>
+          <w:tab w:val="left" w:pos="413"/>
+        </w:tabs>
+        <w:ind w:firstLine="0"/>
+        <w:rPr>
+          <w:sz w:val="21"/>
+        </w:rPr>
+      </w:pPr>
+    </w:p>
+    <w:p>
+      <w:pPr>
+        <w:pStyle w:val="ListParagraph"/>
+        <w:tabs>
+          <w:tab w:val="left" w:pos="413"/>
+        </w:tabs>
+        <w:ind w:firstLine="0"/>
+        <w:rPr>
+          <w:sz w:val="21"/>
+        </w:rPr>
+      </w:pPr>
+    </w:p>
+    <w:p>
+      <w:pPr>
+        <w:pStyle w:val="ListParagraph"/>
+        <w:tabs>
+          <w:tab w:val="left" w:pos="413"/>
+        </w:tabs>
+        <w:ind w:firstLine="0"/>
+        <w:rPr>
+          <w:sz w:val="21"/>
+        </w:rPr>
+      </w:pPr>
     </w:p>
     <w:p>
       <w:pPr>
@@ -3727,14 +3621,15 @@
         <w:rPr>
           <w:sz w:val="21"/>
         </w:rPr>
-        <w:t xml:space="preserve">How can you ask the user to enter a deposit </w:t>
-      </w:r>
-      <w:r>
-        <w:rPr>
-          <w:spacing w:val="-2"/>
-          <w:sz w:val="21"/>
-        </w:rPr>
-        <w:t>amount?</w:t>
+        <w:lastRenderedPageBreak/>
+        <w:t xml:space="preserve">How can you rewrite the menu selection using a switch </w:t>
+      </w:r>
+      <w:r>
+        <w:rPr>
+          <w:spacing w:val="-2"/>
+          <w:sz w:val="21"/>
+        </w:rPr>
+        <w:t>statement?</w:t>
       </w:r>
     </w:p>
     <w:p>
@@ -3755,10 +3650,10 @@
           <w:sz w:val="21"/>
         </w:rPr>
         <w:drawing>
-          <wp:inline distT="0" distB="0" distL="0" distR="0" wp14:anchorId="40D2B54E" wp14:editId="4B8B0B1A">
-            <wp:extent cx="3791479" cy="200053"/>
-            <wp:effectExtent l="0" t="0" r="0" b="9525"/>
-            <wp:docPr id="51" name="Picture 51"/>
+          <wp:inline distT="0" distB="0" distL="0" distR="0" wp14:anchorId="469A523C" wp14:editId="3BDAFA14">
+            <wp:extent cx="5163271" cy="5563376"/>
+            <wp:effectExtent l="0" t="0" r="0" b="0"/>
+            <wp:docPr id="49" name="Picture 49"/>
             <wp:cNvGraphicFramePr>
               <a:graphicFrameLocks xmlns:a="http://schemas.openxmlformats.org/drawingml/2006/main" noChangeAspect="1"/>
             </wp:cNvGraphicFramePr>
@@ -3778,7 +3673,7 @@
                   <pic:spPr>
                     <a:xfrm>
                       <a:off x="0" y="0"/>
-                      <a:ext cx="3791479" cy="200053"/>
+                      <a:ext cx="5163271" cy="5563376"/>
                     </a:xfrm>
                     <a:prstGeom prst="rect">
                       <a:avLst/>
@@ -3793,6 +3688,27 @@
     </w:p>
     <w:p>
       <w:pPr>
+        <w:pStyle w:val="BodyText"/>
+        <w:spacing w:before="180"/>
+        <w:ind w:left="0" w:firstLine="0"/>
+      </w:pPr>
+    </w:p>
+    <w:p>
+      <w:pPr>
+        <w:pStyle w:val="Heading2"/>
+      </w:pPr>
+      <w:r>
+        <w:t xml:space="preserve">Part 7 - Deposit </w:t>
+      </w:r>
+      <w:r>
+        <w:rPr>
+          <w:spacing w:val="-2"/>
+        </w:rPr>
+        <w:t>Money</w:t>
+      </w:r>
+    </w:p>
+    <w:p>
+      <w:pPr>
         <w:pStyle w:val="ListParagraph"/>
         <w:numPr>
           <w:ilvl w:val="0"/>
@@ -3811,14 +3727,14 @@
         <w:rPr>
           <w:sz w:val="21"/>
         </w:rPr>
-        <w:t xml:space="preserve">How can you convert the entered deposit amount into a </w:t>
-      </w:r>
-      <w:r>
-        <w:rPr>
-          <w:spacing w:val="-2"/>
-          <w:sz w:val="21"/>
-        </w:rPr>
-        <w:t>number?</w:t>
+        <w:t xml:space="preserve">How can you ask the user to enter a deposit </w:t>
+      </w:r>
+      <w:r>
+        <w:rPr>
+          <w:spacing w:val="-2"/>
+          <w:sz w:val="21"/>
+        </w:rPr>
+        <w:t>amount?</w:t>
       </w:r>
     </w:p>
     <w:p>
@@ -3839,10 +3755,10 @@
           <w:sz w:val="21"/>
         </w:rPr>
         <w:drawing>
-          <wp:inline distT="0" distB="0" distL="0" distR="0" wp14:anchorId="781149A4" wp14:editId="2CDE0471">
-            <wp:extent cx="4172532" cy="181000"/>
+          <wp:inline distT="0" distB="0" distL="0" distR="0" wp14:anchorId="40D2B54E" wp14:editId="4B8B0B1A">
+            <wp:extent cx="3791479" cy="200053"/>
             <wp:effectExtent l="0" t="0" r="0" b="9525"/>
-            <wp:docPr id="52" name="Picture 52"/>
+            <wp:docPr id="51" name="Picture 51"/>
             <wp:cNvGraphicFramePr>
               <a:graphicFrameLocks xmlns:a="http://schemas.openxmlformats.org/drawingml/2006/main" noChangeAspect="1"/>
             </wp:cNvGraphicFramePr>
@@ -3862,7 +3778,7 @@
                   <pic:spPr>
                     <a:xfrm>
                       <a:off x="0" y="0"/>
-                      <a:ext cx="4172532" cy="181000"/>
+                      <a:ext cx="3791479" cy="200053"/>
                     </a:xfrm>
                     <a:prstGeom prst="rect">
                       <a:avLst/>
@@ -3878,6 +3794,36 @@
     <w:p>
       <w:pPr>
         <w:pStyle w:val="ListParagraph"/>
+        <w:numPr>
+          <w:ilvl w:val="0"/>
+          <w:numId w:val="2"/>
+        </w:numPr>
+        <w:tabs>
+          <w:tab w:val="left" w:pos="413"/>
+        </w:tabs>
+        <w:spacing w:before="138"/>
+        <w:ind w:left="413" w:hanging="350"/>
+        <w:rPr>
+          <w:sz w:val="21"/>
+        </w:rPr>
+      </w:pPr>
+      <w:r>
+        <w:rPr>
+          <w:sz w:val="21"/>
+        </w:rPr>
+        <w:t xml:space="preserve">How can you convert the entered deposit amount into a </w:t>
+      </w:r>
+      <w:r>
+        <w:rPr>
+          <w:spacing w:val="-2"/>
+          <w:sz w:val="21"/>
+        </w:rPr>
+        <w:t>number?</w:t>
+      </w:r>
+    </w:p>
+    <w:p>
+      <w:pPr>
+        <w:pStyle w:val="ListParagraph"/>
         <w:tabs>
           <w:tab w:val="left" w:pos="413"/>
         </w:tabs>
@@ -3887,162 +3833,16 @@
           <w:sz w:val="21"/>
         </w:rPr>
       </w:pPr>
-    </w:p>
-    <w:p>
-      <w:pPr>
-        <w:pStyle w:val="ListParagraph"/>
-        <w:tabs>
-          <w:tab w:val="left" w:pos="413"/>
-        </w:tabs>
-        <w:spacing w:before="138"/>
-        <w:ind w:firstLine="0"/>
-        <w:rPr>
-          <w:sz w:val="21"/>
-        </w:rPr>
-      </w:pPr>
-    </w:p>
-    <w:p>
-      <w:pPr>
-        <w:pStyle w:val="ListParagraph"/>
-        <w:tabs>
-          <w:tab w:val="left" w:pos="413"/>
-        </w:tabs>
-        <w:spacing w:before="138"/>
-        <w:ind w:firstLine="0"/>
-        <w:rPr>
-          <w:sz w:val="21"/>
-        </w:rPr>
-      </w:pPr>
-    </w:p>
-    <w:p>
-      <w:pPr>
-        <w:pStyle w:val="ListParagraph"/>
-        <w:tabs>
-          <w:tab w:val="left" w:pos="413"/>
-        </w:tabs>
-        <w:spacing w:before="138"/>
-        <w:ind w:firstLine="0"/>
-        <w:rPr>
-          <w:sz w:val="21"/>
-        </w:rPr>
-      </w:pPr>
-    </w:p>
-    <w:p>
-      <w:pPr>
-        <w:pStyle w:val="ListParagraph"/>
-        <w:tabs>
-          <w:tab w:val="left" w:pos="413"/>
-        </w:tabs>
-        <w:spacing w:before="138"/>
-        <w:ind w:firstLine="0"/>
-        <w:rPr>
-          <w:sz w:val="21"/>
-        </w:rPr>
-      </w:pPr>
-    </w:p>
-    <w:p>
-      <w:pPr>
-        <w:pStyle w:val="ListParagraph"/>
-        <w:tabs>
-          <w:tab w:val="left" w:pos="413"/>
-        </w:tabs>
-        <w:spacing w:before="138"/>
-        <w:ind w:firstLine="0"/>
-        <w:rPr>
-          <w:sz w:val="21"/>
-        </w:rPr>
-      </w:pPr>
-    </w:p>
-    <w:p>
-      <w:pPr>
-        <w:pStyle w:val="ListParagraph"/>
-        <w:tabs>
-          <w:tab w:val="left" w:pos="413"/>
-        </w:tabs>
-        <w:spacing w:before="138"/>
-        <w:ind w:firstLine="0"/>
-        <w:rPr>
-          <w:sz w:val="21"/>
-        </w:rPr>
-      </w:pPr>
-    </w:p>
-    <w:p>
-      <w:pPr>
-        <w:pStyle w:val="ListParagraph"/>
-        <w:tabs>
-          <w:tab w:val="left" w:pos="413"/>
-        </w:tabs>
-        <w:spacing w:before="138"/>
-        <w:ind w:firstLine="0"/>
-        <w:rPr>
-          <w:sz w:val="21"/>
-        </w:rPr>
-      </w:pPr>
-    </w:p>
-    <w:p>
-      <w:pPr>
-        <w:pStyle w:val="ListParagraph"/>
-        <w:tabs>
-          <w:tab w:val="left" w:pos="413"/>
-        </w:tabs>
-        <w:spacing w:before="138"/>
-        <w:ind w:firstLine="0"/>
-        <w:rPr>
-          <w:sz w:val="21"/>
-        </w:rPr>
-      </w:pPr>
-    </w:p>
-    <w:p>
-      <w:pPr>
-        <w:pStyle w:val="ListParagraph"/>
-        <w:numPr>
-          <w:ilvl w:val="0"/>
-          <w:numId w:val="2"/>
-        </w:numPr>
-        <w:tabs>
-          <w:tab w:val="left" w:pos="413"/>
-        </w:tabs>
-        <w:ind w:left="413" w:hanging="350"/>
-        <w:rPr>
-          <w:sz w:val="21"/>
-        </w:rPr>
-      </w:pPr>
-      <w:r>
-        <w:rPr>
-          <w:sz w:val="21"/>
-        </w:rPr>
-        <w:lastRenderedPageBreak/>
-        <w:t xml:space="preserve">How can you check whether the deposit amount is greater than </w:t>
-      </w:r>
-      <w:r>
-        <w:rPr>
-          <w:spacing w:val="-2"/>
-          <w:sz w:val="21"/>
-        </w:rPr>
-        <w:t>zero?</w:t>
-      </w:r>
-    </w:p>
-    <w:p>
-      <w:pPr>
-        <w:pStyle w:val="ListParagraph"/>
-        <w:tabs>
-          <w:tab w:val="left" w:pos="413"/>
-        </w:tabs>
-        <w:ind w:firstLine="0"/>
-        <w:rPr>
-          <w:sz w:val="21"/>
-        </w:rPr>
-      </w:pPr>
       <w:r>
         <w:rPr>
           <w:noProof/>
           <w:sz w:val="21"/>
         </w:rPr>
         <w:drawing>
-          <wp:inline distT="0" distB="0" distL="0" distR="0" wp14:anchorId="1A532C0A" wp14:editId="641FF137">
-            <wp:extent cx="4848902" cy="2572109"/>
-            <wp:effectExtent l="0" t="0" r="8890" b="0"/>
-            <wp:docPr id="53" name="Picture 53"/>
+          <wp:inline distT="0" distB="0" distL="0" distR="0" wp14:anchorId="781149A4" wp14:editId="2CDE0471">
+            <wp:extent cx="4172532" cy="181000"/>
+            <wp:effectExtent l="0" t="0" r="0" b="9525"/>
+            <wp:docPr id="52" name="Picture 52"/>
             <wp:cNvGraphicFramePr>
               <a:graphicFrameLocks xmlns:a="http://schemas.openxmlformats.org/drawingml/2006/main" noChangeAspect="1"/>
             </wp:cNvGraphicFramePr>
@@ -4062,7 +3862,7 @@
                   <pic:spPr>
                     <a:xfrm>
                       <a:off x="0" y="0"/>
-                      <a:ext cx="4848902" cy="2572109"/>
+                      <a:ext cx="4172532" cy="181000"/>
                     </a:xfrm>
                     <a:prstGeom prst="rect">
                       <a:avLst/>
@@ -4078,36 +3878,6 @@
     <w:p>
       <w:pPr>
         <w:pStyle w:val="ListParagraph"/>
-        <w:numPr>
-          <w:ilvl w:val="0"/>
-          <w:numId w:val="2"/>
-        </w:numPr>
-        <w:tabs>
-          <w:tab w:val="left" w:pos="413"/>
-        </w:tabs>
-        <w:spacing w:before="138"/>
-        <w:ind w:left="413" w:hanging="350"/>
-        <w:rPr>
-          <w:sz w:val="21"/>
-        </w:rPr>
-      </w:pPr>
-      <w:r>
-        <w:rPr>
-          <w:sz w:val="21"/>
-        </w:rPr>
-        <w:t xml:space="preserve">How can you add the deposit amount to the current </w:t>
-      </w:r>
-      <w:r>
-        <w:rPr>
-          <w:spacing w:val="-2"/>
-          <w:sz w:val="21"/>
-        </w:rPr>
-        <w:t>balance?</w:t>
-      </w:r>
-    </w:p>
-    <w:p>
-      <w:pPr>
-        <w:pStyle w:val="ListParagraph"/>
         <w:tabs>
           <w:tab w:val="left" w:pos="413"/>
         </w:tabs>
@@ -4117,16 +3887,162 @@
           <w:sz w:val="21"/>
         </w:rPr>
       </w:pPr>
+    </w:p>
+    <w:p>
+      <w:pPr>
+        <w:pStyle w:val="ListParagraph"/>
+        <w:tabs>
+          <w:tab w:val="left" w:pos="413"/>
+        </w:tabs>
+        <w:spacing w:before="138"/>
+        <w:ind w:firstLine="0"/>
+        <w:rPr>
+          <w:sz w:val="21"/>
+        </w:rPr>
+      </w:pPr>
+    </w:p>
+    <w:p>
+      <w:pPr>
+        <w:pStyle w:val="ListParagraph"/>
+        <w:tabs>
+          <w:tab w:val="left" w:pos="413"/>
+        </w:tabs>
+        <w:spacing w:before="138"/>
+        <w:ind w:firstLine="0"/>
+        <w:rPr>
+          <w:sz w:val="21"/>
+        </w:rPr>
+      </w:pPr>
+    </w:p>
+    <w:p>
+      <w:pPr>
+        <w:pStyle w:val="ListParagraph"/>
+        <w:tabs>
+          <w:tab w:val="left" w:pos="413"/>
+        </w:tabs>
+        <w:spacing w:before="138"/>
+        <w:ind w:firstLine="0"/>
+        <w:rPr>
+          <w:sz w:val="21"/>
+        </w:rPr>
+      </w:pPr>
+    </w:p>
+    <w:p>
+      <w:pPr>
+        <w:pStyle w:val="ListParagraph"/>
+        <w:tabs>
+          <w:tab w:val="left" w:pos="413"/>
+        </w:tabs>
+        <w:spacing w:before="138"/>
+        <w:ind w:firstLine="0"/>
+        <w:rPr>
+          <w:sz w:val="21"/>
+        </w:rPr>
+      </w:pPr>
+    </w:p>
+    <w:p>
+      <w:pPr>
+        <w:pStyle w:val="ListParagraph"/>
+        <w:tabs>
+          <w:tab w:val="left" w:pos="413"/>
+        </w:tabs>
+        <w:spacing w:before="138"/>
+        <w:ind w:firstLine="0"/>
+        <w:rPr>
+          <w:sz w:val="21"/>
+        </w:rPr>
+      </w:pPr>
+    </w:p>
+    <w:p>
+      <w:pPr>
+        <w:pStyle w:val="ListParagraph"/>
+        <w:tabs>
+          <w:tab w:val="left" w:pos="413"/>
+        </w:tabs>
+        <w:spacing w:before="138"/>
+        <w:ind w:firstLine="0"/>
+        <w:rPr>
+          <w:sz w:val="21"/>
+        </w:rPr>
+      </w:pPr>
+    </w:p>
+    <w:p>
+      <w:pPr>
+        <w:pStyle w:val="ListParagraph"/>
+        <w:tabs>
+          <w:tab w:val="left" w:pos="413"/>
+        </w:tabs>
+        <w:spacing w:before="138"/>
+        <w:ind w:firstLine="0"/>
+        <w:rPr>
+          <w:sz w:val="21"/>
+        </w:rPr>
+      </w:pPr>
+    </w:p>
+    <w:p>
+      <w:pPr>
+        <w:pStyle w:val="ListParagraph"/>
+        <w:tabs>
+          <w:tab w:val="left" w:pos="413"/>
+        </w:tabs>
+        <w:spacing w:before="138"/>
+        <w:ind w:firstLine="0"/>
+        <w:rPr>
+          <w:sz w:val="21"/>
+        </w:rPr>
+      </w:pPr>
+    </w:p>
+    <w:p>
+      <w:pPr>
+        <w:pStyle w:val="ListParagraph"/>
+        <w:numPr>
+          <w:ilvl w:val="0"/>
+          <w:numId w:val="2"/>
+        </w:numPr>
+        <w:tabs>
+          <w:tab w:val="left" w:pos="413"/>
+        </w:tabs>
+        <w:ind w:left="413" w:hanging="350"/>
+        <w:rPr>
+          <w:sz w:val="21"/>
+        </w:rPr>
+      </w:pPr>
+      <w:r>
+        <w:rPr>
+          <w:sz w:val="21"/>
+        </w:rPr>
+        <w:lastRenderedPageBreak/>
+        <w:t xml:space="preserve">How can you check whether the deposit amount is greater than </w:t>
+      </w:r>
+      <w:r>
+        <w:rPr>
+          <w:spacing w:val="-2"/>
+          <w:sz w:val="21"/>
+        </w:rPr>
+        <w:t>zero?</w:t>
+      </w:r>
+    </w:p>
+    <w:p>
+      <w:pPr>
+        <w:pStyle w:val="ListParagraph"/>
+        <w:tabs>
+          <w:tab w:val="left" w:pos="413"/>
+        </w:tabs>
+        <w:ind w:firstLine="0"/>
+        <w:rPr>
+          <w:sz w:val="21"/>
+        </w:rPr>
+      </w:pPr>
       <w:r>
         <w:rPr>
           <w:noProof/>
           <w:sz w:val="21"/>
         </w:rPr>
         <w:drawing>
-          <wp:inline distT="0" distB="0" distL="0" distR="0" wp14:anchorId="7BB69A69" wp14:editId="176BB1ED">
-            <wp:extent cx="1676634" cy="219106"/>
-            <wp:effectExtent l="0" t="0" r="0" b="9525"/>
-            <wp:docPr id="54" name="Picture 54"/>
+          <wp:inline distT="0" distB="0" distL="0" distR="0" wp14:anchorId="1A532C0A" wp14:editId="641FF137">
+            <wp:extent cx="4848902" cy="2572109"/>
+            <wp:effectExtent l="0" t="0" r="8890" b="0"/>
+            <wp:docPr id="53" name="Picture 53"/>
             <wp:cNvGraphicFramePr>
               <a:graphicFrameLocks xmlns:a="http://schemas.openxmlformats.org/drawingml/2006/main" noChangeAspect="1"/>
             </wp:cNvGraphicFramePr>
@@ -4146,7 +4062,7 @@
                   <pic:spPr>
                     <a:xfrm>
                       <a:off x="0" y="0"/>
-                      <a:ext cx="1676634" cy="219106"/>
+                      <a:ext cx="4848902" cy="2572109"/>
                     </a:xfrm>
                     <a:prstGeom prst="rect">
                       <a:avLst/>
@@ -4162,6 +4078,36 @@
     <w:p>
       <w:pPr>
         <w:pStyle w:val="ListParagraph"/>
+        <w:numPr>
+          <w:ilvl w:val="0"/>
+          <w:numId w:val="2"/>
+        </w:numPr>
+        <w:tabs>
+          <w:tab w:val="left" w:pos="413"/>
+        </w:tabs>
+        <w:spacing w:before="138"/>
+        <w:ind w:left="413" w:hanging="350"/>
+        <w:rPr>
+          <w:sz w:val="21"/>
+        </w:rPr>
+      </w:pPr>
+      <w:r>
+        <w:rPr>
+          <w:sz w:val="21"/>
+        </w:rPr>
+        <w:t xml:space="preserve">How can you add the deposit amount to the current </w:t>
+      </w:r>
+      <w:r>
+        <w:rPr>
+          <w:spacing w:val="-2"/>
+          <w:sz w:val="21"/>
+        </w:rPr>
+        <w:t>balance?</w:t>
+      </w:r>
+    </w:p>
+    <w:p>
+      <w:pPr>
+        <w:pStyle w:val="ListParagraph"/>
         <w:tabs>
           <w:tab w:val="left" w:pos="413"/>
         </w:tabs>
@@ -4171,57 +4117,16 @@
           <w:sz w:val="21"/>
         </w:rPr>
       </w:pPr>
-    </w:p>
-    <w:p>
-      <w:pPr>
-        <w:pStyle w:val="ListParagraph"/>
-        <w:numPr>
-          <w:ilvl w:val="0"/>
-          <w:numId w:val="2"/>
-        </w:numPr>
-        <w:tabs>
-          <w:tab w:val="left" w:pos="413"/>
-        </w:tabs>
-        <w:ind w:left="413" w:hanging="350"/>
-        <w:rPr>
-          <w:sz w:val="21"/>
-        </w:rPr>
-      </w:pPr>
-      <w:r>
-        <w:rPr>
-          <w:sz w:val="21"/>
-        </w:rPr>
-        <w:t xml:space="preserve">How can you show the updated balance after </w:t>
-      </w:r>
-      <w:r>
-        <w:rPr>
-          <w:spacing w:val="-2"/>
-          <w:sz w:val="21"/>
-        </w:rPr>
-        <w:t>deposit?</w:t>
-      </w:r>
-    </w:p>
-    <w:p>
-      <w:pPr>
-        <w:pStyle w:val="ListParagraph"/>
-        <w:tabs>
-          <w:tab w:val="left" w:pos="413"/>
-        </w:tabs>
-        <w:ind w:firstLine="0"/>
-        <w:rPr>
-          <w:sz w:val="21"/>
-        </w:rPr>
-      </w:pPr>
       <w:r>
         <w:rPr>
           <w:noProof/>
           <w:sz w:val="21"/>
         </w:rPr>
         <w:drawing>
-          <wp:inline distT="0" distB="0" distL="0" distR="0" wp14:anchorId="1C83A6C8" wp14:editId="55CA1739">
-            <wp:extent cx="5106113" cy="1991003"/>
+          <wp:inline distT="0" distB="0" distL="0" distR="0" wp14:anchorId="7BB69A69" wp14:editId="176BB1ED">
+            <wp:extent cx="1676634" cy="219106"/>
             <wp:effectExtent l="0" t="0" r="0" b="9525"/>
-            <wp:docPr id="55" name="Picture 55"/>
+            <wp:docPr id="54" name="Picture 54"/>
             <wp:cNvGraphicFramePr>
               <a:graphicFrameLocks xmlns:a="http://schemas.openxmlformats.org/drawingml/2006/main" noChangeAspect="1"/>
             </wp:cNvGraphicFramePr>
@@ -4241,7 +4146,7 @@
                   <pic:spPr>
                     <a:xfrm>
                       <a:off x="0" y="0"/>
-                      <a:ext cx="5106113" cy="1991003"/>
+                      <a:ext cx="1676634" cy="219106"/>
                     </a:xfrm>
                     <a:prstGeom prst="rect">
                       <a:avLst/>
@@ -4257,36 +4162,6 @@
     <w:p>
       <w:pPr>
         <w:pStyle w:val="ListParagraph"/>
-        <w:numPr>
-          <w:ilvl w:val="0"/>
-          <w:numId w:val="2"/>
-        </w:numPr>
-        <w:tabs>
-          <w:tab w:val="left" w:pos="413"/>
-        </w:tabs>
-        <w:spacing w:before="138"/>
-        <w:ind w:left="413" w:hanging="350"/>
-        <w:rPr>
-          <w:sz w:val="21"/>
-        </w:rPr>
-      </w:pPr>
-      <w:r>
-        <w:rPr>
-          <w:sz w:val="21"/>
-        </w:rPr>
-        <w:t xml:space="preserve">What message should appear if the deposit amount is </w:t>
-      </w:r>
-      <w:r>
-        <w:rPr>
-          <w:spacing w:val="-2"/>
-          <w:sz w:val="21"/>
-        </w:rPr>
-        <w:t>invalid?</w:t>
-      </w:r>
-    </w:p>
-    <w:p>
-      <w:pPr>
-        <w:pStyle w:val="ListParagraph"/>
         <w:tabs>
           <w:tab w:val="left" w:pos="413"/>
         </w:tabs>
@@ -4296,16 +4171,57 @@
           <w:sz w:val="21"/>
         </w:rPr>
       </w:pPr>
+    </w:p>
+    <w:p>
+      <w:pPr>
+        <w:pStyle w:val="ListParagraph"/>
+        <w:numPr>
+          <w:ilvl w:val="0"/>
+          <w:numId w:val="2"/>
+        </w:numPr>
+        <w:tabs>
+          <w:tab w:val="left" w:pos="413"/>
+        </w:tabs>
+        <w:ind w:left="413" w:hanging="350"/>
+        <w:rPr>
+          <w:sz w:val="21"/>
+        </w:rPr>
+      </w:pPr>
+      <w:r>
+        <w:rPr>
+          <w:sz w:val="21"/>
+        </w:rPr>
+        <w:t xml:space="preserve">How can you show the updated balance after </w:t>
+      </w:r>
+      <w:r>
+        <w:rPr>
+          <w:spacing w:val="-2"/>
+          <w:sz w:val="21"/>
+        </w:rPr>
+        <w:t>deposit?</w:t>
+      </w:r>
+    </w:p>
+    <w:p>
+      <w:pPr>
+        <w:pStyle w:val="ListParagraph"/>
+        <w:tabs>
+          <w:tab w:val="left" w:pos="413"/>
+        </w:tabs>
+        <w:ind w:firstLine="0"/>
+        <w:rPr>
+          <w:sz w:val="21"/>
+        </w:rPr>
+      </w:pPr>
       <w:r>
         <w:rPr>
           <w:noProof/>
           <w:sz w:val="21"/>
         </w:rPr>
         <w:drawing>
-          <wp:inline distT="0" distB="0" distL="0" distR="0" wp14:anchorId="3F0AEB54" wp14:editId="5DCE0EFA">
-            <wp:extent cx="3096057" cy="381053"/>
-            <wp:effectExtent l="0" t="0" r="9525" b="0"/>
-            <wp:docPr id="56" name="Picture 56"/>
+          <wp:inline distT="0" distB="0" distL="0" distR="0" wp14:anchorId="1C83A6C8" wp14:editId="55CA1739">
+            <wp:extent cx="5106113" cy="1991003"/>
+            <wp:effectExtent l="0" t="0" r="0" b="9525"/>
+            <wp:docPr id="55" name="Picture 55"/>
             <wp:cNvGraphicFramePr>
               <a:graphicFrameLocks xmlns:a="http://schemas.openxmlformats.org/drawingml/2006/main" noChangeAspect="1"/>
             </wp:cNvGraphicFramePr>
@@ -4325,7 +4241,7 @@
                   <pic:spPr>
                     <a:xfrm>
                       <a:off x="0" y="0"/>
-                      <a:ext cx="3096057" cy="381053"/>
+                      <a:ext cx="5106113" cy="1991003"/>
                     </a:xfrm>
                     <a:prstGeom prst="rect">
                       <a:avLst/>
@@ -4340,27 +4256,6 @@
     </w:p>
     <w:p>
       <w:pPr>
-        <w:pStyle w:val="BodyText"/>
-        <w:spacing w:before="180"/>
-        <w:ind w:left="0" w:firstLine="0"/>
-      </w:pPr>
-    </w:p>
-    <w:p>
-      <w:pPr>
-        <w:pStyle w:val="Heading2"/>
-      </w:pPr>
-      <w:r>
-        <w:t xml:space="preserve">Part 8 - Withdraw </w:t>
-      </w:r>
-      <w:r>
-        <w:rPr>
-          <w:spacing w:val="-2"/>
-        </w:rPr>
-        <w:t>Money</w:t>
-      </w:r>
-    </w:p>
-    <w:p>
-      <w:pPr>
         <w:pStyle w:val="ListParagraph"/>
         <w:numPr>
           <w:ilvl w:val="0"/>
@@ -4369,7 +4264,7 @@
         <w:tabs>
           <w:tab w:val="left" w:pos="413"/>
         </w:tabs>
-        <w:spacing w:before="150"/>
+        <w:spacing w:before="138"/>
         <w:ind w:left="413" w:hanging="350"/>
         <w:rPr>
           <w:sz w:val="21"/>
@@ -4379,23 +4274,23 @@
         <w:rPr>
           <w:sz w:val="21"/>
         </w:rPr>
-        <w:t xml:space="preserve">How can you ask the user to enter a withdrawal </w:t>
-      </w:r>
-      <w:r>
-        <w:rPr>
-          <w:spacing w:val="-2"/>
-          <w:sz w:val="21"/>
-        </w:rPr>
-        <w:t>amount?</w:t>
-      </w:r>
-    </w:p>
-    <w:p>
-      <w:pPr>
-        <w:pStyle w:val="ListParagraph"/>
-        <w:tabs>
-          <w:tab w:val="left" w:pos="413"/>
-        </w:tabs>
-        <w:spacing w:before="150"/>
+        <w:t xml:space="preserve">What message should appear if the deposit amount is </w:t>
+      </w:r>
+      <w:r>
+        <w:rPr>
+          <w:spacing w:val="-2"/>
+          <w:sz w:val="21"/>
+        </w:rPr>
+        <w:t>invalid?</w:t>
+      </w:r>
+    </w:p>
+    <w:p>
+      <w:pPr>
+        <w:pStyle w:val="ListParagraph"/>
+        <w:tabs>
+          <w:tab w:val="left" w:pos="413"/>
+        </w:tabs>
+        <w:spacing w:before="138"/>
         <w:ind w:firstLine="0"/>
         <w:rPr>
           <w:sz w:val="21"/>
@@ -4407,10 +4302,10 @@
           <w:sz w:val="21"/>
         </w:rPr>
         <w:drawing>
-          <wp:inline distT="0" distB="0" distL="0" distR="0" wp14:anchorId="12B71563" wp14:editId="152A5AE5">
-            <wp:extent cx="6038215" cy="1990725"/>
-            <wp:effectExtent l="0" t="0" r="635" b="9525"/>
-            <wp:docPr id="4" name="Picture 4"/>
+          <wp:inline distT="0" distB="0" distL="0" distR="0" wp14:anchorId="3F0AEB54" wp14:editId="5DCE0EFA">
+            <wp:extent cx="3096057" cy="381053"/>
+            <wp:effectExtent l="0" t="0" r="9525" b="0"/>
+            <wp:docPr id="56" name="Picture 56"/>
             <wp:cNvGraphicFramePr>
               <a:graphicFrameLocks xmlns:a="http://schemas.openxmlformats.org/drawingml/2006/main" noChangeAspect="1"/>
             </wp:cNvGraphicFramePr>
@@ -4430,7 +4325,7 @@
                   <pic:spPr>
                     <a:xfrm>
                       <a:off x="0" y="0"/>
-                      <a:ext cx="6057479" cy="1997076"/>
+                      <a:ext cx="3096057" cy="381053"/>
                     </a:xfrm>
                     <a:prstGeom prst="rect">
                       <a:avLst/>
@@ -4445,6 +4340,27 @@
     </w:p>
     <w:p>
       <w:pPr>
+        <w:pStyle w:val="BodyText"/>
+        <w:spacing w:before="180"/>
+        <w:ind w:left="0" w:firstLine="0"/>
+      </w:pPr>
+    </w:p>
+    <w:p>
+      <w:pPr>
+        <w:pStyle w:val="Heading2"/>
+      </w:pPr>
+      <w:r>
+        <w:t xml:space="preserve">Part 8 - Withdraw </w:t>
+      </w:r>
+      <w:r>
+        <w:rPr>
+          <w:spacing w:val="-2"/>
+        </w:rPr>
+        <w:t>Money</w:t>
+      </w:r>
+    </w:p>
+    <w:p>
+      <w:pPr>
         <w:pStyle w:val="ListParagraph"/>
         <w:numPr>
           <w:ilvl w:val="0"/>
@@ -4453,6 +4369,7 @@
         <w:tabs>
           <w:tab w:val="left" w:pos="413"/>
         </w:tabs>
+        <w:spacing w:before="150"/>
         <w:ind w:left="413" w:hanging="350"/>
         <w:rPr>
           <w:sz w:val="21"/>
@@ -4462,23 +4379,23 @@
         <w:rPr>
           <w:sz w:val="21"/>
         </w:rPr>
-        <w:lastRenderedPageBreak/>
-        <w:t xml:space="preserve">How can you check whether the withdrawal amount is greater than </w:t>
-      </w:r>
-      <w:r>
-        <w:rPr>
-          <w:spacing w:val="-2"/>
-          <w:sz w:val="21"/>
-        </w:rPr>
-        <w:t>zero?</w:t>
-      </w:r>
-    </w:p>
-    <w:p>
-      <w:pPr>
-        <w:pStyle w:val="ListParagraph"/>
-        <w:tabs>
-          <w:tab w:val="left" w:pos="413"/>
-        </w:tabs>
+        <w:t xml:space="preserve">How can you ask the user to enter a withdrawal </w:t>
+      </w:r>
+      <w:r>
+        <w:rPr>
+          <w:spacing w:val="-2"/>
+          <w:sz w:val="21"/>
+        </w:rPr>
+        <w:t>amount?</w:t>
+      </w:r>
+    </w:p>
+    <w:p>
+      <w:pPr>
+        <w:pStyle w:val="ListParagraph"/>
+        <w:tabs>
+          <w:tab w:val="left" w:pos="413"/>
+        </w:tabs>
+        <w:spacing w:before="150"/>
         <w:ind w:firstLine="0"/>
         <w:rPr>
           <w:sz w:val="21"/>
@@ -4490,10 +4407,10 @@
           <w:sz w:val="21"/>
         </w:rPr>
         <w:drawing>
-          <wp:inline distT="0" distB="0" distL="0" distR="0" wp14:anchorId="665F4F0E" wp14:editId="6FB5877F">
-            <wp:extent cx="5296639" cy="2295845"/>
-            <wp:effectExtent l="0" t="0" r="0" b="9525"/>
-            <wp:docPr id="5" name="Picture 5"/>
+          <wp:inline distT="0" distB="0" distL="0" distR="0" wp14:anchorId="12B71563" wp14:editId="152A5AE5">
+            <wp:extent cx="6038215" cy="1990725"/>
+            <wp:effectExtent l="0" t="0" r="635" b="9525"/>
+            <wp:docPr id="4" name="Picture 4"/>
             <wp:cNvGraphicFramePr>
               <a:graphicFrameLocks xmlns:a="http://schemas.openxmlformats.org/drawingml/2006/main" noChangeAspect="1"/>
             </wp:cNvGraphicFramePr>
@@ -4513,7 +4430,7 @@
                   <pic:spPr>
                     <a:xfrm>
                       <a:off x="0" y="0"/>
-                      <a:ext cx="5296639" cy="2295845"/>
+                      <a:ext cx="6057479" cy="1997076"/>
                     </a:xfrm>
                     <a:prstGeom prst="rect">
                       <a:avLst/>
@@ -4536,7 +4453,6 @@
         <w:tabs>
           <w:tab w:val="left" w:pos="413"/>
         </w:tabs>
-        <w:spacing w:before="138"/>
         <w:ind w:left="413" w:hanging="350"/>
         <w:rPr>
           <w:sz w:val="21"/>
@@ -4546,23 +4462,23 @@
         <w:rPr>
           <w:sz w:val="21"/>
         </w:rPr>
-        <w:t xml:space="preserve">How can you check whether the user has enough </w:t>
-      </w:r>
-      <w:r>
-        <w:rPr>
-          <w:spacing w:val="-2"/>
-          <w:sz w:val="21"/>
-        </w:rPr>
-        <w:t>balance?</w:t>
-      </w:r>
-    </w:p>
-    <w:p>
-      <w:pPr>
-        <w:pStyle w:val="ListParagraph"/>
-        <w:tabs>
-          <w:tab w:val="left" w:pos="413"/>
-        </w:tabs>
-        <w:spacing w:before="138"/>
+        <w:lastRenderedPageBreak/>
+        <w:t xml:space="preserve">How can you check whether the withdrawal amount is greater than </w:t>
+      </w:r>
+      <w:r>
+        <w:rPr>
+          <w:spacing w:val="-2"/>
+          <w:sz w:val="21"/>
+        </w:rPr>
+        <w:t>zero?</w:t>
+      </w:r>
+    </w:p>
+    <w:p>
+      <w:pPr>
+        <w:pStyle w:val="ListParagraph"/>
+        <w:tabs>
+          <w:tab w:val="left" w:pos="413"/>
+        </w:tabs>
         <w:ind w:firstLine="0"/>
         <w:rPr>
           <w:sz w:val="21"/>
@@ -4574,10 +4490,10 @@
           <w:sz w:val="21"/>
         </w:rPr>
         <w:drawing>
-          <wp:inline distT="0" distB="0" distL="0" distR="0" wp14:anchorId="5FBADE86" wp14:editId="1EA15A9B">
-            <wp:extent cx="4315427" cy="2362530"/>
-            <wp:effectExtent l="0" t="0" r="0" b="0"/>
-            <wp:docPr id="12" name="Picture 12"/>
+          <wp:inline distT="0" distB="0" distL="0" distR="0" wp14:anchorId="665F4F0E" wp14:editId="6FB5877F">
+            <wp:extent cx="5296639" cy="2295845"/>
+            <wp:effectExtent l="0" t="0" r="0" b="9525"/>
+            <wp:docPr id="5" name="Picture 5"/>
             <wp:cNvGraphicFramePr>
               <a:graphicFrameLocks xmlns:a="http://schemas.openxmlformats.org/drawingml/2006/main" noChangeAspect="1"/>
             </wp:cNvGraphicFramePr>
@@ -4597,7 +4513,7 @@
                   <pic:spPr>
                     <a:xfrm>
                       <a:off x="0" y="0"/>
-                      <a:ext cx="4315427" cy="2362530"/>
+                      <a:ext cx="5296639" cy="2295845"/>
                     </a:xfrm>
                     <a:prstGeom prst="rect">
                       <a:avLst/>
@@ -4620,6 +4536,7 @@
         <w:tabs>
           <w:tab w:val="left" w:pos="413"/>
         </w:tabs>
+        <w:spacing w:before="138"/>
         <w:ind w:left="413" w:hanging="350"/>
         <w:rPr>
           <w:sz w:val="21"/>
@@ -4629,7 +4546,7 @@
         <w:rPr>
           <w:sz w:val="21"/>
         </w:rPr>
-        <w:t xml:space="preserve">How can you subtract the withdrawal amount from the </w:t>
+        <w:t xml:space="preserve">How can you check whether the user has enough </w:t>
       </w:r>
       <w:r>
         <w:rPr>
@@ -4645,6 +4562,7 @@
         <w:tabs>
           <w:tab w:val="left" w:pos="413"/>
         </w:tabs>
+        <w:spacing w:before="138"/>
         <w:ind w:firstLine="0"/>
         <w:rPr>
           <w:sz w:val="21"/>
@@ -4656,10 +4574,10 @@
           <w:sz w:val="21"/>
         </w:rPr>
         <w:drawing>
-          <wp:inline distT="0" distB="0" distL="0" distR="0" wp14:anchorId="59B5CAA9" wp14:editId="7E6BA35F">
-            <wp:extent cx="3639058" cy="457264"/>
+          <wp:inline distT="0" distB="0" distL="0" distR="0" wp14:anchorId="5FBADE86" wp14:editId="1EA15A9B">
+            <wp:extent cx="4315427" cy="2362530"/>
             <wp:effectExtent l="0" t="0" r="0" b="0"/>
-            <wp:docPr id="24" name="Picture 24"/>
+            <wp:docPr id="12" name="Picture 12"/>
             <wp:cNvGraphicFramePr>
               <a:graphicFrameLocks xmlns:a="http://schemas.openxmlformats.org/drawingml/2006/main" noChangeAspect="1"/>
             </wp:cNvGraphicFramePr>
@@ -4679,7 +4597,7 @@
                   <pic:spPr>
                     <a:xfrm>
                       <a:off x="0" y="0"/>
-                      <a:ext cx="3639058" cy="457264"/>
+                      <a:ext cx="4315427" cy="2362530"/>
                     </a:xfrm>
                     <a:prstGeom prst="rect">
                       <a:avLst/>
@@ -4702,7 +4620,6 @@
         <w:tabs>
           <w:tab w:val="left" w:pos="413"/>
         </w:tabs>
-        <w:spacing w:before="138"/>
         <w:ind w:left="413" w:hanging="350"/>
         <w:rPr>
           <w:sz w:val="21"/>
@@ -4712,23 +4629,22 @@
         <w:rPr>
           <w:sz w:val="21"/>
         </w:rPr>
-        <w:t xml:space="preserve">How can you show the remaining balance after </w:t>
-      </w:r>
-      <w:r>
-        <w:rPr>
-          <w:spacing w:val="-2"/>
-          <w:sz w:val="21"/>
-        </w:rPr>
-        <w:t>withdrawal?</w:t>
-      </w:r>
-    </w:p>
-    <w:p>
-      <w:pPr>
-        <w:pStyle w:val="ListParagraph"/>
-        <w:tabs>
-          <w:tab w:val="left" w:pos="413"/>
-        </w:tabs>
-        <w:spacing w:before="138"/>
+        <w:t xml:space="preserve">How can you subtract the withdrawal amount from the </w:t>
+      </w:r>
+      <w:r>
+        <w:rPr>
+          <w:spacing w:val="-2"/>
+          <w:sz w:val="21"/>
+        </w:rPr>
+        <w:t>balance?</w:t>
+      </w:r>
+    </w:p>
+    <w:p>
+      <w:pPr>
+        <w:pStyle w:val="ListParagraph"/>
+        <w:tabs>
+          <w:tab w:val="left" w:pos="413"/>
+        </w:tabs>
         <w:ind w:firstLine="0"/>
         <w:rPr>
           <w:sz w:val="21"/>
@@ -4740,10 +4656,10 @@
           <w:sz w:val="21"/>
         </w:rPr>
         <w:drawing>
-          <wp:inline distT="0" distB="0" distL="0" distR="0" wp14:anchorId="4D88F9A5" wp14:editId="75180D14">
-            <wp:extent cx="4429743" cy="1047896"/>
-            <wp:effectExtent l="0" t="0" r="9525" b="0"/>
-            <wp:docPr id="26" name="Picture 26"/>
+          <wp:inline distT="0" distB="0" distL="0" distR="0" wp14:anchorId="59B5CAA9" wp14:editId="7E6BA35F">
+            <wp:extent cx="3639058" cy="457264"/>
+            <wp:effectExtent l="0" t="0" r="0" b="0"/>
+            <wp:docPr id="24" name="Picture 24"/>
             <wp:cNvGraphicFramePr>
               <a:graphicFrameLocks xmlns:a="http://schemas.openxmlformats.org/drawingml/2006/main" noChangeAspect="1"/>
             </wp:cNvGraphicFramePr>
@@ -4763,7 +4679,7 @@
                   <pic:spPr>
                     <a:xfrm>
                       <a:off x="0" y="0"/>
-                      <a:ext cx="4429743" cy="1047896"/>
+                      <a:ext cx="3639058" cy="457264"/>
                     </a:xfrm>
                     <a:prstGeom prst="rect">
                       <a:avLst/>
@@ -4786,6 +4702,7 @@
         <w:tabs>
           <w:tab w:val="left" w:pos="413"/>
         </w:tabs>
+        <w:spacing w:before="138"/>
         <w:ind w:left="413" w:hanging="350"/>
         <w:rPr>
           <w:sz w:val="21"/>
@@ -4795,22 +4712,23 @@
         <w:rPr>
           <w:sz w:val="21"/>
         </w:rPr>
-        <w:t xml:space="preserve">What message should appear if the user does not have enough </w:t>
-      </w:r>
-      <w:r>
-        <w:rPr>
-          <w:spacing w:val="-2"/>
-          <w:sz w:val="21"/>
-        </w:rPr>
-        <w:t>balance?</w:t>
-      </w:r>
-    </w:p>
-    <w:p>
-      <w:pPr>
-        <w:pStyle w:val="ListParagraph"/>
-        <w:tabs>
-          <w:tab w:val="left" w:pos="413"/>
-        </w:tabs>
+        <w:t xml:space="preserve">How can you show the remaining balance after </w:t>
+      </w:r>
+      <w:r>
+        <w:rPr>
+          <w:spacing w:val="-2"/>
+          <w:sz w:val="21"/>
+        </w:rPr>
+        <w:t>withdrawal?</w:t>
+      </w:r>
+    </w:p>
+    <w:p>
+      <w:pPr>
+        <w:pStyle w:val="ListParagraph"/>
+        <w:tabs>
+          <w:tab w:val="left" w:pos="413"/>
+        </w:tabs>
+        <w:spacing w:before="138"/>
         <w:ind w:firstLine="0"/>
         <w:rPr>
           <w:sz w:val="21"/>
@@ -4822,10 +4740,10 @@
           <w:sz w:val="21"/>
         </w:rPr>
         <w:drawing>
-          <wp:inline distT="0" distB="0" distL="0" distR="0" wp14:anchorId="5EDA2586" wp14:editId="7F67306B">
-            <wp:extent cx="3400900" cy="285790"/>
-            <wp:effectExtent l="0" t="0" r="0" b="0"/>
-            <wp:docPr id="25" name="Picture 25"/>
+          <wp:inline distT="0" distB="0" distL="0" distR="0" wp14:anchorId="4D88F9A5" wp14:editId="75180D14">
+            <wp:extent cx="4429743" cy="1047896"/>
+            <wp:effectExtent l="0" t="0" r="9525" b="0"/>
+            <wp:docPr id="26" name="Picture 26"/>
             <wp:cNvGraphicFramePr>
               <a:graphicFrameLocks xmlns:a="http://schemas.openxmlformats.org/drawingml/2006/main" noChangeAspect="1"/>
             </wp:cNvGraphicFramePr>
@@ -4845,7 +4763,7 @@
                   <pic:spPr>
                     <a:xfrm>
                       <a:off x="0" y="0"/>
-                      <a:ext cx="3400900" cy="285790"/>
+                      <a:ext cx="4429743" cy="1047896"/>
                     </a:xfrm>
                     <a:prstGeom prst="rect">
                       <a:avLst/>
@@ -4860,63 +4778,6 @@
     </w:p>
     <w:p>
       <w:pPr>
-        <w:pStyle w:val="BodyText"/>
-        <w:spacing w:before="179"/>
-        <w:ind w:left="0" w:firstLine="0"/>
-      </w:pPr>
-    </w:p>
-    <w:p>
-      <w:pPr>
-        <w:pStyle w:val="BodyText"/>
-        <w:spacing w:before="179"/>
-        <w:ind w:left="0" w:firstLine="0"/>
-      </w:pPr>
-    </w:p>
-    <w:p>
-      <w:pPr>
-        <w:pStyle w:val="BodyText"/>
-        <w:spacing w:before="179"/>
-        <w:ind w:left="0" w:firstLine="0"/>
-      </w:pPr>
-    </w:p>
-    <w:p>
-      <w:pPr>
-        <w:pStyle w:val="BodyText"/>
-        <w:spacing w:before="179"/>
-        <w:ind w:left="0" w:firstLine="0"/>
-      </w:pPr>
-    </w:p>
-    <w:p>
-      <w:pPr>
-        <w:pStyle w:val="BodyText"/>
-        <w:spacing w:before="179"/>
-        <w:ind w:left="0" w:firstLine="0"/>
-      </w:pPr>
-    </w:p>
-    <w:p>
-      <w:pPr>
-        <w:pStyle w:val="BodyText"/>
-        <w:spacing w:before="179"/>
-        <w:ind w:left="0" w:firstLine="0"/>
-      </w:pPr>
-    </w:p>
-    <w:p>
-      <w:pPr>
-        <w:pStyle w:val="Heading2"/>
-      </w:pPr>
-      <w:r>
-        <w:lastRenderedPageBreak/>
-        <w:t xml:space="preserve">Part 9 - Repeat the </w:t>
-      </w:r>
-      <w:r>
-        <w:rPr>
-          <w:spacing w:val="-2"/>
-        </w:rPr>
-        <w:t>Application</w:t>
-      </w:r>
-    </w:p>
-    <w:p>
-      <w:pPr>
         <w:pStyle w:val="ListParagraph"/>
         <w:numPr>
           <w:ilvl w:val="0"/>
@@ -4925,7 +4786,6 @@
         <w:tabs>
           <w:tab w:val="left" w:pos="413"/>
         </w:tabs>
-        <w:spacing w:before="150"/>
         <w:ind w:left="413" w:hanging="350"/>
         <w:rPr>
           <w:sz w:val="21"/>
@@ -4935,23 +4795,22 @@
         <w:rPr>
           <w:sz w:val="21"/>
         </w:rPr>
-        <w:t xml:space="preserve">How can you keep showing the menu until the user chooses </w:t>
-      </w:r>
-      <w:r>
-        <w:rPr>
-          <w:spacing w:val="-2"/>
-          <w:sz w:val="21"/>
-        </w:rPr>
-        <w:t>Exit?</w:t>
-      </w:r>
-    </w:p>
-    <w:p>
-      <w:pPr>
-        <w:pStyle w:val="ListParagraph"/>
-        <w:tabs>
-          <w:tab w:val="left" w:pos="413"/>
-        </w:tabs>
-        <w:spacing w:before="150"/>
+        <w:t xml:space="preserve">What message should appear if the user does not have enough </w:t>
+      </w:r>
+      <w:r>
+        <w:rPr>
+          <w:spacing w:val="-2"/>
+          <w:sz w:val="21"/>
+        </w:rPr>
+        <w:t>balance?</w:t>
+      </w:r>
+    </w:p>
+    <w:p>
+      <w:pPr>
+        <w:pStyle w:val="ListParagraph"/>
+        <w:tabs>
+          <w:tab w:val="left" w:pos="413"/>
+        </w:tabs>
         <w:ind w:firstLine="0"/>
         <w:rPr>
           <w:sz w:val="21"/>
@@ -4963,10 +4822,10 @@
           <w:sz w:val="21"/>
         </w:rPr>
         <w:drawing>
-          <wp:inline distT="0" distB="0" distL="0" distR="0" wp14:anchorId="0938CD68" wp14:editId="76BAE8A1">
-            <wp:extent cx="6213475" cy="4881245"/>
+          <wp:inline distT="0" distB="0" distL="0" distR="0" wp14:anchorId="5EDA2586" wp14:editId="7F67306B">
+            <wp:extent cx="3400900" cy="285790"/>
             <wp:effectExtent l="0" t="0" r="0" b="0"/>
-            <wp:docPr id="27" name="Picture 27"/>
+            <wp:docPr id="25" name="Picture 25"/>
             <wp:cNvGraphicFramePr>
               <a:graphicFrameLocks xmlns:a="http://schemas.openxmlformats.org/drawingml/2006/main" noChangeAspect="1"/>
             </wp:cNvGraphicFramePr>
@@ -4986,7 +4845,7 @@
                   <pic:spPr>
                     <a:xfrm>
                       <a:off x="0" y="0"/>
-                      <a:ext cx="6213475" cy="4881245"/>
+                      <a:ext cx="3400900" cy="285790"/>
                     </a:xfrm>
                     <a:prstGeom prst="rect">
                       <a:avLst/>
@@ -5001,6 +4860,63 @@
     </w:p>
     <w:p>
       <w:pPr>
+        <w:pStyle w:val="BodyText"/>
+        <w:spacing w:before="179"/>
+        <w:ind w:left="0" w:firstLine="0"/>
+      </w:pPr>
+    </w:p>
+    <w:p>
+      <w:pPr>
+        <w:pStyle w:val="BodyText"/>
+        <w:spacing w:before="179"/>
+        <w:ind w:left="0" w:firstLine="0"/>
+      </w:pPr>
+    </w:p>
+    <w:p>
+      <w:pPr>
+        <w:pStyle w:val="BodyText"/>
+        <w:spacing w:before="179"/>
+        <w:ind w:left="0" w:firstLine="0"/>
+      </w:pPr>
+    </w:p>
+    <w:p>
+      <w:pPr>
+        <w:pStyle w:val="BodyText"/>
+        <w:spacing w:before="179"/>
+        <w:ind w:left="0" w:firstLine="0"/>
+      </w:pPr>
+    </w:p>
+    <w:p>
+      <w:pPr>
+        <w:pStyle w:val="BodyText"/>
+        <w:spacing w:before="179"/>
+        <w:ind w:left="0" w:firstLine="0"/>
+      </w:pPr>
+    </w:p>
+    <w:p>
+      <w:pPr>
+        <w:pStyle w:val="BodyText"/>
+        <w:spacing w:before="179"/>
+        <w:ind w:left="0" w:firstLine="0"/>
+      </w:pPr>
+    </w:p>
+    <w:p>
+      <w:pPr>
+        <w:pStyle w:val="Heading2"/>
+      </w:pPr>
+      <w:r>
+        <w:lastRenderedPageBreak/>
+        <w:t xml:space="preserve">Part 9 - Repeat the </w:t>
+      </w:r>
+      <w:r>
+        <w:rPr>
+          <w:spacing w:val="-2"/>
+        </w:rPr>
+        <w:t>Application</w:t>
+      </w:r>
+    </w:p>
+    <w:p>
+      <w:pPr>
         <w:pStyle w:val="ListParagraph"/>
         <w:numPr>
           <w:ilvl w:val="0"/>
@@ -5009,6 +4925,7 @@
         <w:tabs>
           <w:tab w:val="left" w:pos="413"/>
         </w:tabs>
+        <w:spacing w:before="150"/>
         <w:ind w:left="413" w:hanging="350"/>
         <w:rPr>
           <w:sz w:val="21"/>
@@ -5018,67 +4935,7 @@
         <w:rPr>
           <w:sz w:val="21"/>
         </w:rPr>
-        <w:t xml:space="preserve">Which loop can be used to repeat the </w:t>
-      </w:r>
-      <w:r>
-        <w:rPr>
-          <w:spacing w:val="-2"/>
-          <w:sz w:val="21"/>
-        </w:rPr>
-        <w:t>menu?</w:t>
-      </w:r>
-    </w:p>
-    <w:p>
-      <w:pPr>
-        <w:pStyle w:val="ListParagraph"/>
-        <w:numPr>
-          <w:ilvl w:val="0"/>
-          <w:numId w:val="5"/>
-        </w:numPr>
-        <w:tabs>
-          <w:tab w:val="left" w:pos="413"/>
-        </w:tabs>
-        <w:rPr>
-          <w:b/>
-          <w:sz w:val="21"/>
-        </w:rPr>
-      </w:pPr>
-      <w:r>
-        <w:rPr>
-          <w:b/>
-          <w:sz w:val="21"/>
-        </w:rPr>
-        <w:t>Y</w:t>
-      </w:r>
-      <w:r>
-        <w:rPr>
-          <w:b/>
-          <w:sz w:val="21"/>
-        </w:rPr>
-        <w:t>es</w:t>
-      </w:r>
-    </w:p>
-    <w:p>
-      <w:pPr>
-        <w:pStyle w:val="ListParagraph"/>
-        <w:numPr>
-          <w:ilvl w:val="0"/>
-          <w:numId w:val="2"/>
-        </w:numPr>
-        <w:tabs>
-          <w:tab w:val="left" w:pos="413"/>
-        </w:tabs>
-        <w:spacing w:before="138"/>
-        <w:ind w:left="413" w:hanging="350"/>
-        <w:rPr>
-          <w:sz w:val="21"/>
-        </w:rPr>
-      </w:pPr>
-      <w:r>
-        <w:rPr>
-          <w:sz w:val="21"/>
-        </w:rPr>
-        <w:t xml:space="preserve">How can you stop the loop when the user chooses </w:t>
+        <w:t xml:space="preserve">How can you keep showing the menu until the user chooses </w:t>
       </w:r>
       <w:r>
         <w:rPr>
@@ -5094,7 +4951,7 @@
         <w:tabs>
           <w:tab w:val="left" w:pos="413"/>
         </w:tabs>
-        <w:spacing w:before="138"/>
+        <w:spacing w:before="150"/>
         <w:ind w:firstLine="0"/>
         <w:rPr>
           <w:sz w:val="21"/>
@@ -5106,10 +4963,10 @@
           <w:sz w:val="21"/>
         </w:rPr>
         <w:drawing>
-          <wp:inline distT="0" distB="0" distL="0" distR="0" wp14:anchorId="626C608C" wp14:editId="6A3696C7">
-            <wp:extent cx="4914902" cy="676275"/>
-            <wp:effectExtent l="0" t="0" r="0" b="9525"/>
-            <wp:docPr id="28" name="Picture 28"/>
+          <wp:inline distT="0" distB="0" distL="0" distR="0" wp14:anchorId="0938CD68" wp14:editId="76BAE8A1">
+            <wp:extent cx="6213475" cy="4881245"/>
+            <wp:effectExtent l="0" t="0" r="0" b="0"/>
+            <wp:docPr id="27" name="Picture 27"/>
             <wp:cNvGraphicFramePr>
               <a:graphicFrameLocks xmlns:a="http://schemas.openxmlformats.org/drawingml/2006/main" noChangeAspect="1"/>
             </wp:cNvGraphicFramePr>
@@ -5129,7 +4986,7 @@
                   <pic:spPr>
                     <a:xfrm>
                       <a:off x="0" y="0"/>
-                      <a:ext cx="4915614" cy="676373"/>
+                      <a:ext cx="6213475" cy="4881245"/>
                     </a:xfrm>
                     <a:prstGeom prst="rect">
                       <a:avLst/>
@@ -5161,7 +5018,7 @@
         <w:rPr>
           <w:sz w:val="21"/>
         </w:rPr>
-        <w:t xml:space="preserve">How can you pause the screen before returning to the </w:t>
+        <w:t xml:space="preserve">Which loop can be used to repeat the </w:t>
       </w:r>
       <w:r>
         <w:rPr>
@@ -5174,9 +5031,70 @@
     <w:p>
       <w:pPr>
         <w:pStyle w:val="ListParagraph"/>
-        <w:tabs>
-          <w:tab w:val="left" w:pos="413"/>
-        </w:tabs>
+        <w:numPr>
+          <w:ilvl w:val="0"/>
+          <w:numId w:val="5"/>
+        </w:numPr>
+        <w:tabs>
+          <w:tab w:val="left" w:pos="413"/>
+        </w:tabs>
+        <w:rPr>
+          <w:b/>
+          <w:sz w:val="21"/>
+        </w:rPr>
+      </w:pPr>
+      <w:r>
+        <w:rPr>
+          <w:b/>
+          <w:sz w:val="21"/>
+        </w:rPr>
+        <w:t>Y</w:t>
+      </w:r>
+      <w:r>
+        <w:rPr>
+          <w:b/>
+          <w:sz w:val="21"/>
+        </w:rPr>
+        <w:t>es</w:t>
+      </w:r>
+    </w:p>
+    <w:p>
+      <w:pPr>
+        <w:pStyle w:val="ListParagraph"/>
+        <w:numPr>
+          <w:ilvl w:val="0"/>
+          <w:numId w:val="2"/>
+        </w:numPr>
+        <w:tabs>
+          <w:tab w:val="left" w:pos="413"/>
+        </w:tabs>
+        <w:spacing w:before="138"/>
+        <w:ind w:left="413" w:hanging="350"/>
+        <w:rPr>
+          <w:sz w:val="21"/>
+        </w:rPr>
+      </w:pPr>
+      <w:r>
+        <w:rPr>
+          <w:sz w:val="21"/>
+        </w:rPr>
+        <w:t xml:space="preserve">How can you stop the loop when the user chooses </w:t>
+      </w:r>
+      <w:r>
+        <w:rPr>
+          <w:spacing w:val="-2"/>
+          <w:sz w:val="21"/>
+        </w:rPr>
+        <w:t>Exit?</w:t>
+      </w:r>
+    </w:p>
+    <w:p>
+      <w:pPr>
+        <w:pStyle w:val="ListParagraph"/>
+        <w:tabs>
+          <w:tab w:val="left" w:pos="413"/>
+        </w:tabs>
+        <w:spacing w:before="138"/>
         <w:ind w:firstLine="0"/>
         <w:rPr>
           <w:sz w:val="21"/>
@@ -5188,10 +5106,10 @@
           <w:sz w:val="21"/>
         </w:rPr>
         <w:drawing>
-          <wp:inline distT="0" distB="0" distL="0" distR="0" wp14:anchorId="5BEB634C" wp14:editId="7C4DC89A">
-            <wp:extent cx="4886325" cy="704850"/>
-            <wp:effectExtent l="0" t="0" r="9525" b="0"/>
-            <wp:docPr id="29" name="Picture 29"/>
+          <wp:inline distT="0" distB="0" distL="0" distR="0" wp14:anchorId="626C608C" wp14:editId="6A3696C7">
+            <wp:extent cx="4914902" cy="676275"/>
+            <wp:effectExtent l="0" t="0" r="0" b="9525"/>
+            <wp:docPr id="28" name="Picture 28"/>
             <wp:cNvGraphicFramePr>
               <a:graphicFrameLocks xmlns:a="http://schemas.openxmlformats.org/drawingml/2006/main" noChangeAspect="1"/>
             </wp:cNvGraphicFramePr>
@@ -5211,7 +5129,7 @@
                   <pic:spPr>
                     <a:xfrm>
                       <a:off x="0" y="0"/>
-                      <a:ext cx="4887047" cy="704954"/>
+                      <a:ext cx="4915614" cy="676373"/>
                     </a:xfrm>
                     <a:prstGeom prst="rect">
                       <a:avLst/>
@@ -5234,7 +5152,6 @@
         <w:tabs>
           <w:tab w:val="left" w:pos="413"/>
         </w:tabs>
-        <w:spacing w:before="138"/>
         <w:ind w:left="413" w:hanging="350"/>
         <w:rPr>
           <w:sz w:val="21"/>
@@ -5244,34 +5161,26 @@
         <w:rPr>
           <w:sz w:val="21"/>
         </w:rPr>
-        <w:t xml:space="preserve">How can you clear the screen before showing the menu </w:t>
-      </w:r>
-      <w:r>
-        <w:rPr>
-          <w:spacing w:val="-2"/>
-          <w:sz w:val="21"/>
-        </w:rPr>
-        <w:t>again?</w:t>
-      </w:r>
-    </w:p>
-    <w:p>
-      <w:pPr>
-        <w:pStyle w:val="ListParagraph"/>
-        <w:rPr>
-          <w:sz w:val="21"/>
-        </w:rPr>
-      </w:pPr>
-    </w:p>
-    <w:p>
-      <w:pPr>
-        <w:rPr>
-          <w:sz w:val="21"/>
-        </w:rPr>
-        <w:sectPr>
-          <w:pgSz w:w="11910" w:h="16840"/>
-          <w:pgMar w:top="980" w:right="1133" w:bottom="700" w:left="992" w:header="0" w:footer="515" w:gutter="0"/>
-          <w:cols w:space="720"/>
-        </w:sectPr>
+        <w:t xml:space="preserve">How can you pause the screen before returning to the </w:t>
+      </w:r>
+      <w:r>
+        <w:rPr>
+          <w:spacing w:val="-2"/>
+          <w:sz w:val="21"/>
+        </w:rPr>
+        <w:t>menu?</w:t>
+      </w:r>
+    </w:p>
+    <w:p>
+      <w:pPr>
+        <w:pStyle w:val="ListParagraph"/>
+        <w:tabs>
+          <w:tab w:val="left" w:pos="413"/>
+        </w:tabs>
+        <w:ind w:firstLine="0"/>
+        <w:rPr>
+          <w:sz w:val="21"/>
+        </w:rPr>
       </w:pPr>
       <w:r>
         <w:rPr>
@@ -5279,10 +5188,10 @@
           <w:sz w:val="21"/>
         </w:rPr>
         <w:drawing>
-          <wp:inline distT="0" distB="0" distL="0" distR="0" wp14:anchorId="33E6F48D" wp14:editId="732D6365">
-            <wp:extent cx="4829175" cy="1038225"/>
-            <wp:effectExtent l="0" t="0" r="9525" b="9525"/>
-            <wp:docPr id="34" name="Picture 34"/>
+          <wp:inline distT="0" distB="0" distL="0" distR="0" wp14:anchorId="5BEB634C" wp14:editId="7C4DC89A">
+            <wp:extent cx="4886325" cy="704850"/>
+            <wp:effectExtent l="0" t="0" r="9525" b="0"/>
+            <wp:docPr id="29" name="Picture 29"/>
             <wp:cNvGraphicFramePr>
               <a:graphicFrameLocks xmlns:a="http://schemas.openxmlformats.org/drawingml/2006/main" noChangeAspect="1"/>
             </wp:cNvGraphicFramePr>
@@ -5302,7 +5211,7 @@
                   <pic:spPr>
                     <a:xfrm>
                       <a:off x="0" y="0"/>
-                      <a:ext cx="4829863" cy="1038373"/>
+                      <a:ext cx="4887047" cy="704954"/>
                     </a:xfrm>
                     <a:prstGeom prst="rect">
                       <a:avLst/>
@@ -5317,22 +5226,6 @@
     </w:p>
     <w:p>
       <w:pPr>
-        <w:pStyle w:val="Heading2"/>
-        <w:spacing w:before="73"/>
-      </w:pPr>
-      <w:r>
-        <w:lastRenderedPageBreak/>
-        <w:t xml:space="preserve">Part 10 - Organize the </w:t>
-      </w:r>
-      <w:r>
-        <w:rPr>
-          <w:spacing w:val="-4"/>
-        </w:rPr>
-        <w:t>Code</w:t>
-      </w:r>
-    </w:p>
-    <w:p>
-      <w:pPr>
         <w:pStyle w:val="ListParagraph"/>
         <w:numPr>
           <w:ilvl w:val="0"/>
@@ -5341,7 +5234,7 @@
         <w:tabs>
           <w:tab w:val="left" w:pos="413"/>
         </w:tabs>
-        <w:spacing w:before="150"/>
+        <w:spacing w:before="138"/>
         <w:ind w:left="413" w:hanging="350"/>
         <w:rPr>
           <w:sz w:val="21"/>
@@ -5351,27 +5244,34 @@
         <w:rPr>
           <w:sz w:val="21"/>
         </w:rPr>
-        <w:t xml:space="preserve">How can you move the welcome message into a separate </w:t>
-      </w:r>
-      <w:r>
-        <w:rPr>
-          <w:spacing w:val="-2"/>
-          <w:sz w:val="21"/>
-        </w:rPr>
-        <w:t>method?</w:t>
-      </w:r>
-    </w:p>
-    <w:p>
-      <w:pPr>
-        <w:pStyle w:val="ListParagraph"/>
-        <w:tabs>
-          <w:tab w:val="left" w:pos="413"/>
-        </w:tabs>
-        <w:spacing w:before="150"/>
-        <w:ind w:firstLine="0"/>
-        <w:rPr>
-          <w:sz w:val="21"/>
-        </w:rPr>
+        <w:t xml:space="preserve">How can you clear the screen before showing the menu </w:t>
+      </w:r>
+      <w:r>
+        <w:rPr>
+          <w:spacing w:val="-2"/>
+          <w:sz w:val="21"/>
+        </w:rPr>
+        <w:t>again?</w:t>
+      </w:r>
+    </w:p>
+    <w:p>
+      <w:pPr>
+        <w:pStyle w:val="ListParagraph"/>
+        <w:rPr>
+          <w:sz w:val="21"/>
+        </w:rPr>
+      </w:pPr>
+    </w:p>
+    <w:p>
+      <w:pPr>
+        <w:rPr>
+          <w:sz w:val="21"/>
+        </w:rPr>
+        <w:sectPr>
+          <w:pgSz w:w="11910" w:h="16840"/>
+          <w:pgMar w:top="980" w:right="1133" w:bottom="700" w:left="992" w:header="0" w:footer="515" w:gutter="0"/>
+          <w:cols w:space="720"/>
+        </w:sectPr>
       </w:pPr>
       <w:r>
         <w:rPr>
@@ -5379,10 +5279,10 @@
           <w:sz w:val="21"/>
         </w:rPr>
         <w:drawing>
-          <wp:inline distT="0" distB="0" distL="0" distR="0" wp14:anchorId="76564877" wp14:editId="1103917C">
-            <wp:extent cx="4991797" cy="1971950"/>
-            <wp:effectExtent l="0" t="0" r="0" b="9525"/>
-            <wp:docPr id="35" name="Picture 35"/>
+          <wp:inline distT="0" distB="0" distL="0" distR="0" wp14:anchorId="33E6F48D" wp14:editId="732D6365">
+            <wp:extent cx="4829175" cy="1038225"/>
+            <wp:effectExtent l="0" t="0" r="9525" b="9525"/>
+            <wp:docPr id="34" name="Picture 34"/>
             <wp:cNvGraphicFramePr>
               <a:graphicFrameLocks xmlns:a="http://schemas.openxmlformats.org/drawingml/2006/main" noChangeAspect="1"/>
             </wp:cNvGraphicFramePr>
@@ -5402,7 +5302,7 @@
                   <pic:spPr>
                     <a:xfrm>
                       <a:off x="0" y="0"/>
-                      <a:ext cx="4991797" cy="1971950"/>
+                      <a:ext cx="4829863" cy="1038373"/>
                     </a:xfrm>
                     <a:prstGeom prst="rect">
                       <a:avLst/>
@@ -5417,6 +5317,22 @@
     </w:p>
     <w:p>
       <w:pPr>
+        <w:pStyle w:val="Heading2"/>
+        <w:spacing w:before="73"/>
+      </w:pPr>
+      <w:r>
+        <w:lastRenderedPageBreak/>
+        <w:t xml:space="preserve">Part 10 - Organize the </w:t>
+      </w:r>
+      <w:r>
+        <w:rPr>
+          <w:spacing w:val="-4"/>
+        </w:rPr>
+        <w:t>Code</w:t>
+      </w:r>
+    </w:p>
+    <w:p>
+      <w:pPr>
         <w:pStyle w:val="ListParagraph"/>
         <w:numPr>
           <w:ilvl w:val="0"/>
@@ -5425,6 +5341,7 @@
         <w:tabs>
           <w:tab w:val="left" w:pos="413"/>
         </w:tabs>
+        <w:spacing w:before="150"/>
         <w:ind w:left="413" w:hanging="350"/>
         <w:rPr>
           <w:sz w:val="21"/>
@@ -5434,7 +5351,7 @@
         <w:rPr>
           <w:sz w:val="21"/>
         </w:rPr>
-        <w:t xml:space="preserve">How can you move the menu display into a separate </w:t>
+        <w:t xml:space="preserve">How can you move the welcome message into a separate </w:t>
       </w:r>
       <w:r>
         <w:rPr>
@@ -5450,6 +5367,7 @@
         <w:tabs>
           <w:tab w:val="left" w:pos="413"/>
         </w:tabs>
+        <w:spacing w:before="150"/>
         <w:ind w:firstLine="0"/>
         <w:rPr>
           <w:sz w:val="21"/>
@@ -5461,10 +5379,10 @@
           <w:sz w:val="21"/>
         </w:rPr>
         <w:drawing>
-          <wp:inline distT="0" distB="0" distL="0" distR="0" wp14:anchorId="12F04629" wp14:editId="375F6F36">
-            <wp:extent cx="5315692" cy="2219635"/>
+          <wp:inline distT="0" distB="0" distL="0" distR="0" wp14:anchorId="76564877" wp14:editId="1103917C">
+            <wp:extent cx="4991797" cy="1971950"/>
             <wp:effectExtent l="0" t="0" r="0" b="9525"/>
-            <wp:docPr id="38" name="Picture 38"/>
+            <wp:docPr id="35" name="Picture 35"/>
             <wp:cNvGraphicFramePr>
               <a:graphicFrameLocks xmlns:a="http://schemas.openxmlformats.org/drawingml/2006/main" noChangeAspect="1"/>
             </wp:cNvGraphicFramePr>
@@ -5484,7 +5402,7 @@
                   <pic:spPr>
                     <a:xfrm>
                       <a:off x="0" y="0"/>
-                      <a:ext cx="5315692" cy="2219635"/>
+                      <a:ext cx="4991797" cy="1971950"/>
                     </a:xfrm>
                     <a:prstGeom prst="rect">
                       <a:avLst/>
@@ -5507,7 +5425,6 @@
         <w:tabs>
           <w:tab w:val="left" w:pos="413"/>
         </w:tabs>
-        <w:spacing w:before="138"/>
         <w:ind w:left="413" w:hanging="350"/>
         <w:rPr>
           <w:sz w:val="21"/>
@@ -5517,7 +5434,7 @@
         <w:rPr>
           <w:sz w:val="21"/>
         </w:rPr>
-        <w:t xml:space="preserve">How can you move account details display into a separate </w:t>
+        <w:t xml:space="preserve">How can you move the menu display into a separate </w:t>
       </w:r>
       <w:r>
         <w:rPr>
@@ -5533,7 +5450,6 @@
         <w:tabs>
           <w:tab w:val="left" w:pos="413"/>
         </w:tabs>
-        <w:spacing w:before="138"/>
         <w:ind w:firstLine="0"/>
         <w:rPr>
           <w:sz w:val="21"/>
@@ -5545,10 +5461,10 @@
           <w:sz w:val="21"/>
         </w:rPr>
         <w:drawing>
-          <wp:inline distT="0" distB="0" distL="0" distR="0" wp14:anchorId="06E8C399" wp14:editId="6EB62601">
-            <wp:extent cx="5496692" cy="647790"/>
-            <wp:effectExtent l="0" t="0" r="8890" b="0"/>
-            <wp:docPr id="43" name="Picture 43"/>
+          <wp:inline distT="0" distB="0" distL="0" distR="0" wp14:anchorId="12F04629" wp14:editId="375F6F36">
+            <wp:extent cx="5315692" cy="2219635"/>
+            <wp:effectExtent l="0" t="0" r="0" b="9525"/>
+            <wp:docPr id="38" name="Picture 38"/>
             <wp:cNvGraphicFramePr>
               <a:graphicFrameLocks xmlns:a="http://schemas.openxmlformats.org/drawingml/2006/main" noChangeAspect="1"/>
             </wp:cNvGraphicFramePr>
@@ -5568,7 +5484,7 @@
                   <pic:spPr>
                     <a:xfrm>
                       <a:off x="0" y="0"/>
-                      <a:ext cx="5496692" cy="647790"/>
+                      <a:ext cx="5315692" cy="2219635"/>
                     </a:xfrm>
                     <a:prstGeom prst="rect">
                       <a:avLst/>
@@ -5591,6 +5507,7 @@
         <w:tabs>
           <w:tab w:val="left" w:pos="413"/>
         </w:tabs>
+        <w:spacing w:before="138"/>
         <w:ind w:left="413" w:hanging="350"/>
         <w:rPr>
           <w:sz w:val="21"/>
@@ -5600,7 +5517,7 @@
         <w:rPr>
           <w:sz w:val="21"/>
         </w:rPr>
-        <w:t xml:space="preserve">How can you move deposit logic into a separate </w:t>
+        <w:t xml:space="preserve">How can you move account details display into a separate </w:t>
       </w:r>
       <w:r>
         <w:rPr>
@@ -5616,6 +5533,7 @@
         <w:tabs>
           <w:tab w:val="left" w:pos="413"/>
         </w:tabs>
+        <w:spacing w:before="138"/>
         <w:ind w:firstLine="0"/>
         <w:rPr>
           <w:sz w:val="21"/>
@@ -5627,10 +5545,10 @@
           <w:sz w:val="21"/>
         </w:rPr>
         <w:drawing>
-          <wp:inline distT="0" distB="0" distL="0" distR="0" wp14:anchorId="1D2D9124" wp14:editId="62321DB6">
-            <wp:extent cx="6144482" cy="3067478"/>
+          <wp:inline distT="0" distB="0" distL="0" distR="0" wp14:anchorId="06E8C399" wp14:editId="6EB62601">
+            <wp:extent cx="5496692" cy="647790"/>
             <wp:effectExtent l="0" t="0" r="8890" b="0"/>
-            <wp:docPr id="45" name="Picture 45"/>
+            <wp:docPr id="43" name="Picture 43"/>
             <wp:cNvGraphicFramePr>
               <a:graphicFrameLocks xmlns:a="http://schemas.openxmlformats.org/drawingml/2006/main" noChangeAspect="1"/>
             </wp:cNvGraphicFramePr>
@@ -5650,7 +5568,7 @@
                   <pic:spPr>
                     <a:xfrm>
                       <a:off x="0" y="0"/>
-                      <a:ext cx="6144482" cy="3067478"/>
+                      <a:ext cx="5496692" cy="647790"/>
                     </a:xfrm>
                     <a:prstGeom prst="rect">
                       <a:avLst/>
@@ -5682,8 +5600,7 @@
         <w:rPr>
           <w:sz w:val="21"/>
         </w:rPr>
-        <w:lastRenderedPageBreak/>
-        <w:t xml:space="preserve">How can you move withdrawal logic into a separate </w:t>
+        <w:t xml:space="preserve">How can you move deposit logic into a separate </w:t>
       </w:r>
       <w:r>
         <w:rPr>
@@ -5710,10 +5627,10 @@
           <w:sz w:val="21"/>
         </w:rPr>
         <w:drawing>
-          <wp:inline distT="0" distB="0" distL="0" distR="0" wp14:anchorId="28AA0B33" wp14:editId="29977212">
-            <wp:extent cx="4925112" cy="3010320"/>
+          <wp:inline distT="0" distB="0" distL="0" distR="0" wp14:anchorId="1D2D9124" wp14:editId="62321DB6">
+            <wp:extent cx="6144482" cy="3067478"/>
             <wp:effectExtent l="0" t="0" r="8890" b="0"/>
-            <wp:docPr id="47" name="Picture 47"/>
+            <wp:docPr id="45" name="Picture 45"/>
             <wp:cNvGraphicFramePr>
               <a:graphicFrameLocks xmlns:a="http://schemas.openxmlformats.org/drawingml/2006/main" noChangeAspect="1"/>
             </wp:cNvGraphicFramePr>
@@ -5733,7 +5650,7 @@
                   <pic:spPr>
                     <a:xfrm>
                       <a:off x="0" y="0"/>
-                      <a:ext cx="4925112" cy="3010320"/>
+                      <a:ext cx="6144482" cy="3067478"/>
                     </a:xfrm>
                     <a:prstGeom prst="rect">
                       <a:avLst/>
@@ -5756,7 +5673,6 @@
         <w:tabs>
           <w:tab w:val="left" w:pos="413"/>
         </w:tabs>
-        <w:spacing w:before="138"/>
         <w:ind w:left="413" w:hanging="350"/>
         <w:rPr>
           <w:sz w:val="21"/>
@@ -5766,108 +5682,23 @@
         <w:rPr>
           <w:sz w:val="21"/>
         </w:rPr>
-        <w:t xml:space="preserve">Why is it better to split the program into </w:t>
-      </w:r>
-      <w:r>
-        <w:rPr>
-          <w:spacing w:val="-2"/>
-          <w:sz w:val="21"/>
-        </w:rPr>
-        <w:t>methods?</w:t>
-      </w:r>
-    </w:p>
-    <w:p>
-      <w:pPr>
-        <w:pStyle w:val="ListParagraph"/>
-        <w:numPr>
-          <w:ilvl w:val="0"/>
-          <w:numId w:val="6"/>
-        </w:numPr>
-        <w:tabs>
-          <w:tab w:val="left" w:pos="413"/>
-        </w:tabs>
-        <w:spacing w:before="138"/>
-        <w:rPr>
-          <w:b/>
-          <w:sz w:val="21"/>
-        </w:rPr>
-      </w:pPr>
-      <w:r>
-        <w:rPr>
-          <w:b/>
-          <w:sz w:val="21"/>
-        </w:rPr>
-        <w:t>If the same logic needs to be used in many places, just call the method. There is no need to rewrite it.</w:t>
-      </w:r>
-    </w:p>
-    <w:p>
-      <w:pPr>
-        <w:pStyle w:val="BodyText"/>
-        <w:spacing w:before="179"/>
-        <w:ind w:left="0" w:firstLine="0"/>
-      </w:pPr>
-    </w:p>
-    <w:p>
-      <w:pPr>
-        <w:pStyle w:val="Heading2"/>
-        <w:spacing w:before="1"/>
-      </w:pPr>
-      <w:r>
-        <w:t xml:space="preserve">Part 11 - Create a Bank Account </w:t>
-      </w:r>
-      <w:r>
-        <w:rPr>
-          <w:spacing w:val="-2"/>
-        </w:rPr>
-        <w:t>Object</w:t>
-      </w:r>
-    </w:p>
-    <w:p>
-      <w:pPr>
-        <w:pStyle w:val="ListParagraph"/>
-        <w:numPr>
-          <w:ilvl w:val="0"/>
-          <w:numId w:val="2"/>
-        </w:numPr>
-        <w:tabs>
-          <w:tab w:val="left" w:pos="413"/>
-        </w:tabs>
-        <w:spacing w:before="150"/>
-        <w:ind w:left="413" w:hanging="350"/>
-        <w:rPr>
-          <w:sz w:val="21"/>
-        </w:rPr>
-      </w:pPr>
-      <w:r>
-        <w:rPr>
-          <w:sz w:val="21"/>
-        </w:rPr>
-        <w:t xml:space="preserve">How can you create a class called </w:t>
-      </w:r>
-      <w:proofErr w:type="spellStart"/>
-      <w:r>
-        <w:rPr>
-          <w:spacing w:val="-2"/>
-          <w:sz w:val="21"/>
-        </w:rPr>
-        <w:t>BankAccount</w:t>
-      </w:r>
-      <w:proofErr w:type="spellEnd"/>
-      <w:r>
-        <w:rPr>
-          <w:spacing w:val="-2"/>
-          <w:sz w:val="21"/>
-        </w:rPr>
-        <w:t>?</w:t>
-      </w:r>
-    </w:p>
-    <w:p>
-      <w:pPr>
-        <w:pStyle w:val="ListParagraph"/>
-        <w:tabs>
-          <w:tab w:val="left" w:pos="413"/>
-        </w:tabs>
-        <w:spacing w:before="150"/>
+        <w:lastRenderedPageBreak/>
+        <w:t xml:space="preserve">How can you move withdrawal logic into a separate </w:t>
+      </w:r>
+      <w:r>
+        <w:rPr>
+          <w:spacing w:val="-2"/>
+          <w:sz w:val="21"/>
+        </w:rPr>
+        <w:t>method?</w:t>
+      </w:r>
+    </w:p>
+    <w:p>
+      <w:pPr>
+        <w:pStyle w:val="ListParagraph"/>
+        <w:tabs>
+          <w:tab w:val="left" w:pos="413"/>
+        </w:tabs>
         <w:ind w:firstLine="0"/>
         <w:rPr>
           <w:sz w:val="21"/>
@@ -5879,10 +5710,10 @@
           <w:sz w:val="21"/>
         </w:rPr>
         <w:drawing>
-          <wp:inline distT="0" distB="0" distL="0" distR="0" wp14:anchorId="2ACFC14D" wp14:editId="0DA090E5">
-            <wp:extent cx="3296110" cy="1924319"/>
-            <wp:effectExtent l="0" t="0" r="0" b="0"/>
-            <wp:docPr id="50" name="Picture 50"/>
+          <wp:inline distT="0" distB="0" distL="0" distR="0" wp14:anchorId="28AA0B33" wp14:editId="29977212">
+            <wp:extent cx="4925112" cy="3010320"/>
+            <wp:effectExtent l="0" t="0" r="8890" b="0"/>
+            <wp:docPr id="47" name="Picture 47"/>
             <wp:cNvGraphicFramePr>
               <a:graphicFrameLocks xmlns:a="http://schemas.openxmlformats.org/drawingml/2006/main" noChangeAspect="1"/>
             </wp:cNvGraphicFramePr>
@@ -5902,7 +5733,7 @@
                   <pic:spPr>
                     <a:xfrm>
                       <a:off x="0" y="0"/>
-                      <a:ext cx="3296110" cy="1924319"/>
+                      <a:ext cx="4925112" cy="3010320"/>
                     </a:xfrm>
                     <a:prstGeom prst="rect">
                       <a:avLst/>
@@ -5935,11 +5766,88 @@
         <w:rPr>
           <w:sz w:val="21"/>
         </w:rPr>
-        <w:t xml:space="preserve">What properties should a </w:t>
+        <w:t xml:space="preserve">Why is it better to split the program into </w:t>
+      </w:r>
+      <w:r>
+        <w:rPr>
+          <w:spacing w:val="-2"/>
+          <w:sz w:val="21"/>
+        </w:rPr>
+        <w:t>methods?</w:t>
+      </w:r>
+    </w:p>
+    <w:p>
+      <w:pPr>
+        <w:pStyle w:val="ListParagraph"/>
+        <w:numPr>
+          <w:ilvl w:val="0"/>
+          <w:numId w:val="6"/>
+        </w:numPr>
+        <w:tabs>
+          <w:tab w:val="left" w:pos="413"/>
+        </w:tabs>
+        <w:spacing w:before="138"/>
+        <w:rPr>
+          <w:b/>
+          <w:sz w:val="21"/>
+        </w:rPr>
+      </w:pPr>
+      <w:r>
+        <w:rPr>
+          <w:b/>
+          <w:sz w:val="21"/>
+        </w:rPr>
+        <w:t>If the same logic needs to be used in many places, just call the method. There is no need to rewrite it.</w:t>
+      </w:r>
+    </w:p>
+    <w:p>
+      <w:pPr>
+        <w:pStyle w:val="BodyText"/>
+        <w:spacing w:before="179"/>
+        <w:ind w:left="0" w:firstLine="0"/>
+      </w:pPr>
+    </w:p>
+    <w:p>
+      <w:pPr>
+        <w:pStyle w:val="Heading2"/>
+        <w:spacing w:before="1"/>
+      </w:pPr>
+      <w:r>
+        <w:t xml:space="preserve">Part 11 - Create a Bank Account </w:t>
+      </w:r>
+      <w:r>
+        <w:rPr>
+          <w:spacing w:val="-2"/>
+        </w:rPr>
+        <w:t>Object</w:t>
+      </w:r>
+    </w:p>
+    <w:p>
+      <w:pPr>
+        <w:pStyle w:val="ListParagraph"/>
+        <w:numPr>
+          <w:ilvl w:val="0"/>
+          <w:numId w:val="2"/>
+        </w:numPr>
+        <w:tabs>
+          <w:tab w:val="left" w:pos="413"/>
+        </w:tabs>
+        <w:spacing w:before="150"/>
+        <w:ind w:left="413" w:hanging="350"/>
+        <w:rPr>
+          <w:sz w:val="21"/>
+        </w:rPr>
+      </w:pPr>
+      <w:r>
+        <w:rPr>
+          <w:sz w:val="21"/>
+        </w:rPr>
+        <w:t xml:space="preserve">How can you create a class called </w:t>
       </w:r>
       <w:proofErr w:type="spellStart"/>
       <w:r>
         <w:rPr>
+          <w:spacing w:val="-2"/>
           <w:sz w:val="21"/>
         </w:rPr>
         <w:t>BankAccount</w:t>
@@ -5947,25 +5855,19 @@
       <w:proofErr w:type="spellEnd"/>
       <w:r>
         <w:rPr>
-          <w:sz w:val="21"/>
-        </w:rPr>
-        <w:t xml:space="preserve"> </w:t>
-      </w:r>
-      <w:r>
-        <w:rPr>
-          <w:spacing w:val="-2"/>
-          <w:sz w:val="21"/>
-        </w:rPr>
-        <w:t>have?</w:t>
-      </w:r>
-    </w:p>
-    <w:p>
-      <w:pPr>
-        <w:pStyle w:val="ListParagraph"/>
-        <w:tabs>
-          <w:tab w:val="left" w:pos="413"/>
-        </w:tabs>
-        <w:spacing w:before="138"/>
+          <w:spacing w:val="-2"/>
+          <w:sz w:val="21"/>
+        </w:rPr>
+        <w:t>?</w:t>
+      </w:r>
+    </w:p>
+    <w:p>
+      <w:pPr>
+        <w:pStyle w:val="ListParagraph"/>
+        <w:tabs>
+          <w:tab w:val="left" w:pos="413"/>
+        </w:tabs>
+        <w:spacing w:before="150"/>
         <w:ind w:firstLine="0"/>
         <w:rPr>
           <w:sz w:val="21"/>
@@ -5977,10 +5879,10 @@
           <w:sz w:val="21"/>
         </w:rPr>
         <w:drawing>
-          <wp:inline distT="0" distB="0" distL="0" distR="0" wp14:anchorId="4D97DC31" wp14:editId="3BF35647">
-            <wp:extent cx="2591162" cy="847843"/>
-            <wp:effectExtent l="0" t="0" r="0" b="9525"/>
-            <wp:docPr id="57" name="Picture 57"/>
+          <wp:inline distT="0" distB="0" distL="0" distR="0" wp14:anchorId="2ACFC14D" wp14:editId="0DA090E5">
+            <wp:extent cx="3296110" cy="1924319"/>
+            <wp:effectExtent l="0" t="0" r="0" b="0"/>
+            <wp:docPr id="50" name="Picture 50"/>
             <wp:cNvGraphicFramePr>
               <a:graphicFrameLocks xmlns:a="http://schemas.openxmlformats.org/drawingml/2006/main" noChangeAspect="1"/>
             </wp:cNvGraphicFramePr>
@@ -6000,7 +5902,7 @@
                   <pic:spPr>
                     <a:xfrm>
                       <a:off x="0" y="0"/>
-                      <a:ext cx="2591162" cy="847843"/>
+                      <a:ext cx="3296110" cy="1924319"/>
                     </a:xfrm>
                     <a:prstGeom prst="rect">
                       <a:avLst/>
@@ -6023,6 +5925,7 @@
         <w:tabs>
           <w:tab w:val="left" w:pos="413"/>
         </w:tabs>
+        <w:spacing w:before="138"/>
         <w:ind w:left="413" w:hanging="350"/>
         <w:rPr>
           <w:sz w:val="21"/>
@@ -6032,7 +5935,7 @@
         <w:rPr>
           <w:sz w:val="21"/>
         </w:rPr>
-        <w:t xml:space="preserve">How can you create a </w:t>
+        <w:t xml:space="preserve">What properties should a </w:t>
       </w:r>
       <w:proofErr w:type="spellStart"/>
       <w:r>
@@ -6053,15 +5956,16 @@
           <w:spacing w:val="-2"/>
           <w:sz w:val="21"/>
         </w:rPr>
-        <w:t>object?</w:t>
-      </w:r>
-    </w:p>
-    <w:p>
-      <w:pPr>
-        <w:pStyle w:val="ListParagraph"/>
-        <w:tabs>
-          <w:tab w:val="left" w:pos="413"/>
-        </w:tabs>
+        <w:t>have?</w:t>
+      </w:r>
+    </w:p>
+    <w:p>
+      <w:pPr>
+        <w:pStyle w:val="ListParagraph"/>
+        <w:tabs>
+          <w:tab w:val="left" w:pos="413"/>
+        </w:tabs>
+        <w:spacing w:before="138"/>
         <w:ind w:firstLine="0"/>
         <w:rPr>
           <w:sz w:val="21"/>
@@ -6073,10 +5977,10 @@
           <w:sz w:val="21"/>
         </w:rPr>
         <w:drawing>
-          <wp:inline distT="0" distB="0" distL="0" distR="0" wp14:anchorId="19E2F550" wp14:editId="1870C061">
-            <wp:extent cx="5792008" cy="333422"/>
+          <wp:inline distT="0" distB="0" distL="0" distR="0" wp14:anchorId="4D97DC31" wp14:editId="3BF35647">
+            <wp:extent cx="2591162" cy="847843"/>
             <wp:effectExtent l="0" t="0" r="0" b="9525"/>
-            <wp:docPr id="58" name="Picture 58"/>
+            <wp:docPr id="57" name="Picture 57"/>
             <wp:cNvGraphicFramePr>
               <a:graphicFrameLocks xmlns:a="http://schemas.openxmlformats.org/drawingml/2006/main" noChangeAspect="1"/>
             </wp:cNvGraphicFramePr>
@@ -6096,7 +6000,7 @@
                   <pic:spPr>
                     <a:xfrm>
                       <a:off x="0" y="0"/>
-                      <a:ext cx="5792008" cy="333422"/>
+                      <a:ext cx="2591162" cy="847843"/>
                     </a:xfrm>
                     <a:prstGeom prst="rect">
                       <a:avLst/>
@@ -6119,7 +6023,6 @@
         <w:tabs>
           <w:tab w:val="left" w:pos="413"/>
         </w:tabs>
-        <w:spacing w:before="138"/>
         <w:ind w:left="413" w:hanging="350"/>
         <w:rPr>
           <w:sz w:val="21"/>
@@ -6129,7 +6032,21 @@
         <w:rPr>
           <w:sz w:val="21"/>
         </w:rPr>
-        <w:t xml:space="preserve">How can you store account holder, account number, and balance inside the </w:t>
+        <w:t xml:space="preserve">How can you create a </w:t>
+      </w:r>
+      <w:proofErr w:type="spellStart"/>
+      <w:r>
+        <w:rPr>
+          <w:sz w:val="21"/>
+        </w:rPr>
+        <w:t>BankAccount</w:t>
+      </w:r>
+      <w:proofErr w:type="spellEnd"/>
+      <w:r>
+        <w:rPr>
+          <w:sz w:val="21"/>
+        </w:rPr>
+        <w:t xml:space="preserve"> </w:t>
       </w:r>
       <w:r>
         <w:rPr>
@@ -6145,7 +6062,6 @@
         <w:tabs>
           <w:tab w:val="left" w:pos="413"/>
         </w:tabs>
-        <w:spacing w:before="138"/>
         <w:ind w:firstLine="0"/>
         <w:rPr>
           <w:sz w:val="21"/>
@@ -6157,10 +6073,10 @@
           <w:sz w:val="21"/>
         </w:rPr>
         <w:drawing>
-          <wp:inline distT="0" distB="0" distL="0" distR="0" wp14:anchorId="0F9CBBBD" wp14:editId="5DFB6F01">
-            <wp:extent cx="2781300" cy="723900"/>
-            <wp:effectExtent l="0" t="0" r="0" b="0"/>
-            <wp:docPr id="59" name="Picture 59"/>
+          <wp:inline distT="0" distB="0" distL="0" distR="0" wp14:anchorId="19E2F550" wp14:editId="1870C061">
+            <wp:extent cx="5792008" cy="333422"/>
+            <wp:effectExtent l="0" t="0" r="0" b="9525"/>
+            <wp:docPr id="58" name="Picture 58"/>
             <wp:cNvGraphicFramePr>
               <a:graphicFrameLocks xmlns:a="http://schemas.openxmlformats.org/drawingml/2006/main" noChangeAspect="1"/>
             </wp:cNvGraphicFramePr>
@@ -6180,7 +6096,7 @@
                   <pic:spPr>
                     <a:xfrm>
                       <a:off x="0" y="0"/>
-                      <a:ext cx="2781692" cy="724002"/>
+                      <a:ext cx="5792008" cy="333422"/>
                     </a:xfrm>
                     <a:prstGeom prst="rect">
                       <a:avLst/>
@@ -6203,6 +6119,7 @@
         <w:tabs>
           <w:tab w:val="left" w:pos="413"/>
         </w:tabs>
+        <w:spacing w:before="138"/>
         <w:ind w:left="413" w:hanging="350"/>
         <w:rPr>
           <w:sz w:val="21"/>
@@ -6212,22 +6129,7 @@
         <w:rPr>
           <w:sz w:val="21"/>
         </w:rPr>
-        <w:lastRenderedPageBreak/>
-        <w:t xml:space="preserve">How can you print details from the </w:t>
-      </w:r>
-      <w:proofErr w:type="spellStart"/>
-      <w:r>
-        <w:rPr>
-          <w:sz w:val="21"/>
-        </w:rPr>
-        <w:t>BankAccount</w:t>
-      </w:r>
-      <w:proofErr w:type="spellEnd"/>
-      <w:r>
-        <w:rPr>
-          <w:sz w:val="21"/>
-        </w:rPr>
-        <w:t xml:space="preserve"> </w:t>
+        <w:t xml:space="preserve">How can you store account holder, account number, and balance inside the </w:t>
       </w:r>
       <w:r>
         <w:rPr>
@@ -6243,6 +6145,7 @@
         <w:tabs>
           <w:tab w:val="left" w:pos="413"/>
         </w:tabs>
+        <w:spacing w:before="138"/>
         <w:ind w:firstLine="0"/>
         <w:rPr>
           <w:sz w:val="21"/>
@@ -6254,10 +6157,10 @@
           <w:sz w:val="21"/>
         </w:rPr>
         <w:drawing>
-          <wp:inline distT="0" distB="0" distL="0" distR="0" wp14:anchorId="31D79295" wp14:editId="10964C27">
-            <wp:extent cx="3572374" cy="933580"/>
-            <wp:effectExtent l="0" t="0" r="9525" b="0"/>
-            <wp:docPr id="60" name="Picture 60"/>
+          <wp:inline distT="0" distB="0" distL="0" distR="0" wp14:anchorId="0F9CBBBD" wp14:editId="5DFB6F01">
+            <wp:extent cx="2781300" cy="723900"/>
+            <wp:effectExtent l="0" t="0" r="0" b="0"/>
+            <wp:docPr id="59" name="Picture 59"/>
             <wp:cNvGraphicFramePr>
               <a:graphicFrameLocks xmlns:a="http://schemas.openxmlformats.org/drawingml/2006/main" noChangeAspect="1"/>
             </wp:cNvGraphicFramePr>
@@ -6277,7 +6180,7 @@
                   <pic:spPr>
                     <a:xfrm>
                       <a:off x="0" y="0"/>
-                      <a:ext cx="3572374" cy="933580"/>
+                      <a:ext cx="2781692" cy="724002"/>
                     </a:xfrm>
                     <a:prstGeom prst="rect">
                       <a:avLst/>
@@ -6292,27 +6195,6 @@
     </w:p>
     <w:p>
       <w:pPr>
-        <w:pStyle w:val="BodyText"/>
-        <w:spacing w:before="179"/>
-        <w:ind w:left="0" w:firstLine="0"/>
-      </w:pPr>
-    </w:p>
-    <w:p>
-      <w:pPr>
-        <w:pStyle w:val="Heading2"/>
-      </w:pPr>
-      <w:r>
-        <w:t xml:space="preserve">Part 12 - Add Banking Actions to the </w:t>
-      </w:r>
-      <w:r>
-        <w:rPr>
-          <w:spacing w:val="-2"/>
-        </w:rPr>
-        <w:t>Class</w:t>
-      </w:r>
-    </w:p>
-    <w:p>
-      <w:pPr>
         <w:pStyle w:val="ListParagraph"/>
         <w:numPr>
           <w:ilvl w:val="0"/>
@@ -6321,7 +6203,6 @@
         <w:tabs>
           <w:tab w:val="left" w:pos="413"/>
         </w:tabs>
-        <w:spacing w:before="150"/>
         <w:ind w:left="413" w:hanging="350"/>
         <w:rPr>
           <w:sz w:val="21"/>
@@ -6331,7 +6212,8 @@
         <w:rPr>
           <w:sz w:val="21"/>
         </w:rPr>
-        <w:t xml:space="preserve">How can you create a Deposit method inside the </w:t>
+        <w:lastRenderedPageBreak/>
+        <w:t xml:space="preserve">How can you print details from the </w:t>
       </w:r>
       <w:proofErr w:type="spellStart"/>
       <w:r>
@@ -6352,16 +6234,15 @@
           <w:spacing w:val="-2"/>
           <w:sz w:val="21"/>
         </w:rPr>
-        <w:t>class?</w:t>
-      </w:r>
-    </w:p>
-    <w:p>
-      <w:pPr>
-        <w:pStyle w:val="ListParagraph"/>
-        <w:tabs>
-          <w:tab w:val="left" w:pos="413"/>
-        </w:tabs>
-        <w:spacing w:before="150"/>
+        <w:t>object?</w:t>
+      </w:r>
+    </w:p>
+    <w:p>
+      <w:pPr>
+        <w:pStyle w:val="ListParagraph"/>
+        <w:tabs>
+          <w:tab w:val="left" w:pos="413"/>
+        </w:tabs>
         <w:ind w:firstLine="0"/>
         <w:rPr>
           <w:sz w:val="21"/>
@@ -6373,10 +6254,10 @@
           <w:sz w:val="21"/>
         </w:rPr>
         <w:drawing>
-          <wp:inline distT="0" distB="0" distL="0" distR="0" wp14:anchorId="6826CC2E" wp14:editId="6669B530">
-            <wp:extent cx="6213475" cy="5206365"/>
-            <wp:effectExtent l="0" t="0" r="0" b="0"/>
-            <wp:docPr id="61" name="Picture 61"/>
+          <wp:inline distT="0" distB="0" distL="0" distR="0" wp14:anchorId="31D79295" wp14:editId="10964C27">
+            <wp:extent cx="3572374" cy="933580"/>
+            <wp:effectExtent l="0" t="0" r="9525" b="0"/>
+            <wp:docPr id="60" name="Picture 60"/>
             <wp:cNvGraphicFramePr>
               <a:graphicFrameLocks xmlns:a="http://schemas.openxmlformats.org/drawingml/2006/main" noChangeAspect="1"/>
             </wp:cNvGraphicFramePr>
@@ -6396,7 +6277,7 @@
                   <pic:spPr>
                     <a:xfrm>
                       <a:off x="0" y="0"/>
-                      <a:ext cx="6213475" cy="5206365"/>
+                      <a:ext cx="3572374" cy="933580"/>
                     </a:xfrm>
                     <a:prstGeom prst="rect">
                       <a:avLst/>
@@ -6411,6 +6292,71 @@
     </w:p>
     <w:p>
       <w:pPr>
+        <w:pStyle w:val="BodyText"/>
+        <w:spacing w:before="179"/>
+        <w:ind w:left="0" w:firstLine="0"/>
+      </w:pPr>
+    </w:p>
+    <w:p>
+      <w:pPr>
+        <w:pStyle w:val="Heading2"/>
+      </w:pPr>
+      <w:r>
+        <w:t xml:space="preserve">Part 12 - Add Banking Actions to the </w:t>
+      </w:r>
+      <w:r>
+        <w:rPr>
+          <w:spacing w:val="-2"/>
+        </w:rPr>
+        <w:t>Class</w:t>
+      </w:r>
+    </w:p>
+    <w:p>
+      <w:pPr>
+        <w:pStyle w:val="ListParagraph"/>
+        <w:numPr>
+          <w:ilvl w:val="0"/>
+          <w:numId w:val="2"/>
+        </w:numPr>
+        <w:tabs>
+          <w:tab w:val="left" w:pos="413"/>
+        </w:tabs>
+        <w:spacing w:before="150"/>
+        <w:ind w:left="413" w:hanging="350"/>
+        <w:rPr>
+          <w:sz w:val="21"/>
+        </w:rPr>
+      </w:pPr>
+      <w:r>
+        <w:rPr>
+          <w:sz w:val="21"/>
+        </w:rPr>
+        <w:t xml:space="preserve">How can you create a Deposit method inside the </w:t>
+      </w:r>
+      <w:proofErr w:type="spellStart"/>
+      <w:r>
+        <w:rPr>
+          <w:sz w:val="21"/>
+        </w:rPr>
+        <w:t>BankAccount</w:t>
+      </w:r>
+      <w:proofErr w:type="spellEnd"/>
+      <w:r>
+        <w:rPr>
+          <w:sz w:val="21"/>
+        </w:rPr>
+        <w:t xml:space="preserve"> </w:t>
+      </w:r>
+      <w:r>
+        <w:rPr>
+          <w:spacing w:val="-2"/>
+          <w:sz w:val="21"/>
+        </w:rPr>
+        <w:t>class?</w:t>
+      </w:r>
+    </w:p>
+    <w:p>
+      <w:pPr>
         <w:pStyle w:val="ListParagraph"/>
         <w:tabs>
           <w:tab w:val="left" w:pos="413"/>
@@ -6421,176 +6367,16 @@
           <w:sz w:val="21"/>
         </w:rPr>
       </w:pPr>
-    </w:p>
-    <w:p>
-      <w:pPr>
-        <w:pStyle w:val="ListParagraph"/>
-        <w:tabs>
-          <w:tab w:val="left" w:pos="413"/>
-        </w:tabs>
-        <w:spacing w:before="150"/>
-        <w:ind w:firstLine="0"/>
-        <w:rPr>
-          <w:sz w:val="21"/>
-        </w:rPr>
-      </w:pPr>
-    </w:p>
-    <w:p>
-      <w:pPr>
-        <w:pStyle w:val="ListParagraph"/>
-        <w:tabs>
-          <w:tab w:val="left" w:pos="413"/>
-        </w:tabs>
-        <w:spacing w:before="150"/>
-        <w:ind w:firstLine="0"/>
-        <w:rPr>
-          <w:sz w:val="21"/>
-        </w:rPr>
-      </w:pPr>
-    </w:p>
-    <w:p>
-      <w:pPr>
-        <w:pStyle w:val="ListParagraph"/>
-        <w:tabs>
-          <w:tab w:val="left" w:pos="413"/>
-        </w:tabs>
-        <w:spacing w:before="150"/>
-        <w:ind w:firstLine="0"/>
-        <w:rPr>
-          <w:sz w:val="21"/>
-        </w:rPr>
-      </w:pPr>
-    </w:p>
-    <w:p>
-      <w:pPr>
-        <w:pStyle w:val="ListParagraph"/>
-        <w:tabs>
-          <w:tab w:val="left" w:pos="413"/>
-        </w:tabs>
-        <w:spacing w:before="150"/>
-        <w:ind w:firstLine="0"/>
-        <w:rPr>
-          <w:sz w:val="21"/>
-        </w:rPr>
-      </w:pPr>
-    </w:p>
-    <w:p>
-      <w:pPr>
-        <w:pStyle w:val="ListParagraph"/>
-        <w:tabs>
-          <w:tab w:val="left" w:pos="413"/>
-        </w:tabs>
-        <w:spacing w:before="150"/>
-        <w:ind w:firstLine="0"/>
-        <w:rPr>
-          <w:sz w:val="21"/>
-        </w:rPr>
-      </w:pPr>
-    </w:p>
-    <w:p>
-      <w:pPr>
-        <w:pStyle w:val="ListParagraph"/>
-        <w:tabs>
-          <w:tab w:val="left" w:pos="413"/>
-        </w:tabs>
-        <w:spacing w:before="150"/>
-        <w:ind w:firstLine="0"/>
-        <w:rPr>
-          <w:sz w:val="21"/>
-        </w:rPr>
-      </w:pPr>
-    </w:p>
-    <w:p>
-      <w:pPr>
-        <w:pStyle w:val="ListParagraph"/>
-        <w:tabs>
-          <w:tab w:val="left" w:pos="413"/>
-        </w:tabs>
-        <w:spacing w:before="150"/>
-        <w:ind w:firstLine="0"/>
-        <w:rPr>
-          <w:sz w:val="21"/>
-        </w:rPr>
-      </w:pPr>
-    </w:p>
-    <w:p>
-      <w:pPr>
-        <w:pStyle w:val="ListParagraph"/>
-        <w:tabs>
-          <w:tab w:val="left" w:pos="413"/>
-        </w:tabs>
-        <w:spacing w:before="150"/>
-        <w:ind w:firstLine="0"/>
-        <w:rPr>
-          <w:sz w:val="21"/>
-        </w:rPr>
-      </w:pPr>
-    </w:p>
-    <w:p>
-      <w:pPr>
-        <w:pStyle w:val="ListParagraph"/>
-        <w:numPr>
-          <w:ilvl w:val="0"/>
-          <w:numId w:val="2"/>
-        </w:numPr>
-        <w:tabs>
-          <w:tab w:val="left" w:pos="413"/>
-        </w:tabs>
-        <w:ind w:left="413" w:hanging="350"/>
-        <w:rPr>
-          <w:sz w:val="21"/>
-        </w:rPr>
-      </w:pPr>
-      <w:r>
-        <w:rPr>
-          <w:sz w:val="21"/>
-        </w:rPr>
-        <w:lastRenderedPageBreak/>
-        <w:t xml:space="preserve">How can you create a Withdraw method inside the </w:t>
-      </w:r>
-      <w:proofErr w:type="spellStart"/>
-      <w:r>
-        <w:rPr>
-          <w:sz w:val="21"/>
-        </w:rPr>
-        <w:t>BankAccount</w:t>
-      </w:r>
-      <w:proofErr w:type="spellEnd"/>
-      <w:r>
-        <w:rPr>
-          <w:sz w:val="21"/>
-        </w:rPr>
-        <w:t xml:space="preserve"> </w:t>
-      </w:r>
-      <w:r>
-        <w:rPr>
-          <w:spacing w:val="-2"/>
-          <w:sz w:val="21"/>
-        </w:rPr>
-        <w:t>class?</w:t>
-      </w:r>
-    </w:p>
-    <w:p>
-      <w:pPr>
-        <w:pStyle w:val="ListParagraph"/>
-        <w:tabs>
-          <w:tab w:val="left" w:pos="413"/>
-        </w:tabs>
-        <w:ind w:firstLine="0"/>
-        <w:rPr>
-          <w:sz w:val="21"/>
-        </w:rPr>
-      </w:pPr>
       <w:r>
         <w:rPr>
           <w:noProof/>
           <w:sz w:val="21"/>
         </w:rPr>
         <w:drawing>
-          <wp:inline distT="0" distB="0" distL="0" distR="0" wp14:anchorId="6720AFA8" wp14:editId="7DC45152">
-            <wp:extent cx="6213475" cy="5526405"/>
+          <wp:inline distT="0" distB="0" distL="0" distR="0" wp14:anchorId="6826CC2E" wp14:editId="6669B530">
+            <wp:extent cx="6213475" cy="5206365"/>
             <wp:effectExtent l="0" t="0" r="0" b="0"/>
-            <wp:docPr id="62" name="Picture 62"/>
+            <wp:docPr id="61" name="Picture 61"/>
             <wp:cNvGraphicFramePr>
               <a:graphicFrameLocks xmlns:a="http://schemas.openxmlformats.org/drawingml/2006/main" noChangeAspect="1"/>
             </wp:cNvGraphicFramePr>
@@ -6610,7 +6396,7 @@
                   <pic:spPr>
                     <a:xfrm>
                       <a:off x="0" y="0"/>
-                      <a:ext cx="6213475" cy="5526405"/>
+                      <a:ext cx="6213475" cy="5206365"/>
                     </a:xfrm>
                     <a:prstGeom prst="rect">
                       <a:avLst/>
@@ -6626,6 +6412,123 @@
     <w:p>
       <w:pPr>
         <w:pStyle w:val="ListParagraph"/>
+        <w:tabs>
+          <w:tab w:val="left" w:pos="413"/>
+        </w:tabs>
+        <w:spacing w:before="150"/>
+        <w:ind w:firstLine="0"/>
+        <w:rPr>
+          <w:sz w:val="21"/>
+        </w:rPr>
+      </w:pPr>
+    </w:p>
+    <w:p>
+      <w:pPr>
+        <w:pStyle w:val="ListParagraph"/>
+        <w:tabs>
+          <w:tab w:val="left" w:pos="413"/>
+        </w:tabs>
+        <w:spacing w:before="150"/>
+        <w:ind w:firstLine="0"/>
+        <w:rPr>
+          <w:sz w:val="21"/>
+        </w:rPr>
+      </w:pPr>
+    </w:p>
+    <w:p>
+      <w:pPr>
+        <w:pStyle w:val="ListParagraph"/>
+        <w:tabs>
+          <w:tab w:val="left" w:pos="413"/>
+        </w:tabs>
+        <w:spacing w:before="150"/>
+        <w:ind w:firstLine="0"/>
+        <w:rPr>
+          <w:sz w:val="21"/>
+        </w:rPr>
+      </w:pPr>
+    </w:p>
+    <w:p>
+      <w:pPr>
+        <w:pStyle w:val="ListParagraph"/>
+        <w:tabs>
+          <w:tab w:val="left" w:pos="413"/>
+        </w:tabs>
+        <w:spacing w:before="150"/>
+        <w:ind w:firstLine="0"/>
+        <w:rPr>
+          <w:sz w:val="21"/>
+        </w:rPr>
+      </w:pPr>
+    </w:p>
+    <w:p>
+      <w:pPr>
+        <w:pStyle w:val="ListParagraph"/>
+        <w:tabs>
+          <w:tab w:val="left" w:pos="413"/>
+        </w:tabs>
+        <w:spacing w:before="150"/>
+        <w:ind w:firstLine="0"/>
+        <w:rPr>
+          <w:sz w:val="21"/>
+        </w:rPr>
+      </w:pPr>
+    </w:p>
+    <w:p>
+      <w:pPr>
+        <w:pStyle w:val="ListParagraph"/>
+        <w:tabs>
+          <w:tab w:val="left" w:pos="413"/>
+        </w:tabs>
+        <w:spacing w:before="150"/>
+        <w:ind w:firstLine="0"/>
+        <w:rPr>
+          <w:sz w:val="21"/>
+        </w:rPr>
+      </w:pPr>
+    </w:p>
+    <w:p>
+      <w:pPr>
+        <w:pStyle w:val="ListParagraph"/>
+        <w:tabs>
+          <w:tab w:val="left" w:pos="413"/>
+        </w:tabs>
+        <w:spacing w:before="150"/>
+        <w:ind w:firstLine="0"/>
+        <w:rPr>
+          <w:sz w:val="21"/>
+        </w:rPr>
+      </w:pPr>
+    </w:p>
+    <w:p>
+      <w:pPr>
+        <w:pStyle w:val="ListParagraph"/>
+        <w:tabs>
+          <w:tab w:val="left" w:pos="413"/>
+        </w:tabs>
+        <w:spacing w:before="150"/>
+        <w:ind w:firstLine="0"/>
+        <w:rPr>
+          <w:sz w:val="21"/>
+        </w:rPr>
+      </w:pPr>
+    </w:p>
+    <w:p>
+      <w:pPr>
+        <w:pStyle w:val="ListParagraph"/>
+        <w:tabs>
+          <w:tab w:val="left" w:pos="413"/>
+        </w:tabs>
+        <w:spacing w:before="150"/>
+        <w:ind w:firstLine="0"/>
+        <w:rPr>
+          <w:sz w:val="21"/>
+        </w:rPr>
+      </w:pPr>
+    </w:p>
+    <w:p>
+      <w:pPr>
+        <w:pStyle w:val="ListParagraph"/>
         <w:numPr>
           <w:ilvl w:val="0"/>
           <w:numId w:val="2"/>
@@ -6633,7 +6536,6 @@
         <w:tabs>
           <w:tab w:val="left" w:pos="413"/>
         </w:tabs>
-        <w:spacing w:before="138"/>
         <w:ind w:left="413" w:hanging="350"/>
         <w:rPr>
           <w:sz w:val="21"/>
@@ -6643,23 +6545,37 @@
         <w:rPr>
           <w:sz w:val="21"/>
         </w:rPr>
-        <w:t xml:space="preserve">How can the Withdraw method return true or </w:t>
-      </w:r>
-      <w:r>
-        <w:rPr>
-          <w:spacing w:val="-2"/>
-          <w:sz w:val="21"/>
-        </w:rPr>
-        <w:t>false?</w:t>
-      </w:r>
-    </w:p>
-    <w:p>
-      <w:pPr>
-        <w:pStyle w:val="ListParagraph"/>
-        <w:tabs>
-          <w:tab w:val="left" w:pos="413"/>
-        </w:tabs>
-        <w:spacing w:before="138"/>
+        <w:lastRenderedPageBreak/>
+        <w:t xml:space="preserve">How can you create a Withdraw method inside the </w:t>
+      </w:r>
+      <w:proofErr w:type="spellStart"/>
+      <w:r>
+        <w:rPr>
+          <w:sz w:val="21"/>
+        </w:rPr>
+        <w:t>BankAccount</w:t>
+      </w:r>
+      <w:proofErr w:type="spellEnd"/>
+      <w:r>
+        <w:rPr>
+          <w:sz w:val="21"/>
+        </w:rPr>
+        <w:t xml:space="preserve"> </w:t>
+      </w:r>
+      <w:r>
+        <w:rPr>
+          <w:spacing w:val="-2"/>
+          <w:sz w:val="21"/>
+        </w:rPr>
+        <w:t>class?</w:t>
+      </w:r>
+    </w:p>
+    <w:p>
+      <w:pPr>
+        <w:pStyle w:val="ListParagraph"/>
+        <w:tabs>
+          <w:tab w:val="left" w:pos="413"/>
+        </w:tabs>
         <w:ind w:firstLine="0"/>
         <w:rPr>
           <w:sz w:val="21"/>
@@ -6671,10 +6587,10 @@
           <w:sz w:val="21"/>
         </w:rPr>
         <w:drawing>
-          <wp:inline distT="0" distB="0" distL="0" distR="0" wp14:anchorId="03B96FEA" wp14:editId="39C8E2F1">
-            <wp:extent cx="5372850" cy="2553056"/>
+          <wp:inline distT="0" distB="0" distL="0" distR="0" wp14:anchorId="6720AFA8" wp14:editId="7DC45152">
+            <wp:extent cx="6213475" cy="5526405"/>
             <wp:effectExtent l="0" t="0" r="0" b="0"/>
-            <wp:docPr id="63" name="Picture 63"/>
+            <wp:docPr id="62" name="Picture 62"/>
             <wp:cNvGraphicFramePr>
               <a:graphicFrameLocks xmlns:a="http://schemas.openxmlformats.org/drawingml/2006/main" noChangeAspect="1"/>
             </wp:cNvGraphicFramePr>
@@ -6694,7 +6610,7 @@
                   <pic:spPr>
                     <a:xfrm>
                       <a:off x="0" y="0"/>
-                      <a:ext cx="5372850" cy="2553056"/>
+                      <a:ext cx="6213475" cy="5526405"/>
                     </a:xfrm>
                     <a:prstGeom prst="rect">
                       <a:avLst/>
@@ -6710,6 +6626,36 @@
     <w:p>
       <w:pPr>
         <w:pStyle w:val="ListParagraph"/>
+        <w:numPr>
+          <w:ilvl w:val="0"/>
+          <w:numId w:val="2"/>
+        </w:numPr>
+        <w:tabs>
+          <w:tab w:val="left" w:pos="413"/>
+        </w:tabs>
+        <w:spacing w:before="138"/>
+        <w:ind w:left="413" w:hanging="350"/>
+        <w:rPr>
+          <w:sz w:val="21"/>
+        </w:rPr>
+      </w:pPr>
+      <w:r>
+        <w:rPr>
+          <w:sz w:val="21"/>
+        </w:rPr>
+        <w:t xml:space="preserve">How can the Withdraw method return true or </w:t>
+      </w:r>
+      <w:r>
+        <w:rPr>
+          <w:spacing w:val="-2"/>
+          <w:sz w:val="21"/>
+        </w:rPr>
+        <w:t>false?</w:t>
+      </w:r>
+    </w:p>
+    <w:p>
+      <w:pPr>
+        <w:pStyle w:val="ListParagraph"/>
         <w:tabs>
           <w:tab w:val="left" w:pos="413"/>
         </w:tabs>
@@ -6719,97 +6665,16 @@
           <w:sz w:val="21"/>
         </w:rPr>
       </w:pPr>
-    </w:p>
-    <w:p>
-      <w:pPr>
-        <w:pStyle w:val="ListParagraph"/>
-        <w:tabs>
-          <w:tab w:val="left" w:pos="413"/>
-        </w:tabs>
-        <w:spacing w:before="138"/>
-        <w:ind w:firstLine="0"/>
-        <w:rPr>
-          <w:sz w:val="21"/>
-        </w:rPr>
-      </w:pPr>
-    </w:p>
-    <w:p>
-      <w:pPr>
-        <w:pStyle w:val="ListParagraph"/>
-        <w:tabs>
-          <w:tab w:val="left" w:pos="413"/>
-        </w:tabs>
-        <w:spacing w:before="138"/>
-        <w:ind w:firstLine="0"/>
-        <w:rPr>
-          <w:sz w:val="21"/>
-        </w:rPr>
-      </w:pPr>
-    </w:p>
-    <w:p>
-      <w:pPr>
-        <w:pStyle w:val="ListParagraph"/>
-        <w:tabs>
-          <w:tab w:val="left" w:pos="413"/>
-        </w:tabs>
-        <w:spacing w:before="138"/>
-        <w:ind w:firstLine="0"/>
-        <w:rPr>
-          <w:sz w:val="21"/>
-        </w:rPr>
-      </w:pPr>
-    </w:p>
-    <w:p>
-      <w:pPr>
-        <w:pStyle w:val="ListParagraph"/>
-        <w:numPr>
-          <w:ilvl w:val="0"/>
-          <w:numId w:val="2"/>
-        </w:numPr>
-        <w:tabs>
-          <w:tab w:val="left" w:pos="413"/>
-        </w:tabs>
-        <w:ind w:left="413" w:hanging="350"/>
-        <w:rPr>
-          <w:sz w:val="21"/>
-        </w:rPr>
-      </w:pPr>
-      <w:r>
-        <w:rPr>
-          <w:sz w:val="21"/>
-        </w:rPr>
-        <w:lastRenderedPageBreak/>
-        <w:t xml:space="preserve">How can the balance be protected from being changed </w:t>
-      </w:r>
-      <w:r>
-        <w:rPr>
-          <w:spacing w:val="-2"/>
-          <w:sz w:val="21"/>
-        </w:rPr>
-        <w:t>directly?</w:t>
-      </w:r>
-    </w:p>
-    <w:p>
-      <w:pPr>
-        <w:pStyle w:val="ListParagraph"/>
-        <w:tabs>
-          <w:tab w:val="left" w:pos="413"/>
-        </w:tabs>
-        <w:ind w:firstLine="0"/>
-        <w:rPr>
-          <w:sz w:val="21"/>
-        </w:rPr>
-      </w:pPr>
       <w:r>
         <w:rPr>
           <w:noProof/>
           <w:sz w:val="21"/>
         </w:rPr>
         <w:drawing>
-          <wp:inline distT="0" distB="0" distL="0" distR="0" wp14:anchorId="7C4FB81D" wp14:editId="0538451E">
-            <wp:extent cx="2257740" cy="266737"/>
-            <wp:effectExtent l="0" t="0" r="9525" b="0"/>
-            <wp:docPr id="64" name="Picture 64"/>
+          <wp:inline distT="0" distB="0" distL="0" distR="0" wp14:anchorId="03B96FEA" wp14:editId="39C8E2F1">
+            <wp:extent cx="5372850" cy="2553056"/>
+            <wp:effectExtent l="0" t="0" r="0" b="0"/>
+            <wp:docPr id="63" name="Picture 63"/>
             <wp:cNvGraphicFramePr>
               <a:graphicFrameLocks xmlns:a="http://schemas.openxmlformats.org/drawingml/2006/main" noChangeAspect="1"/>
             </wp:cNvGraphicFramePr>
@@ -6829,7 +6694,7 @@
                   <pic:spPr>
                     <a:xfrm>
                       <a:off x="0" y="0"/>
-                      <a:ext cx="2257740" cy="266737"/>
+                      <a:ext cx="5372850" cy="2553056"/>
                     </a:xfrm>
                     <a:prstGeom prst="rect">
                       <a:avLst/>
@@ -6845,36 +6710,6 @@
     <w:p>
       <w:pPr>
         <w:pStyle w:val="ListParagraph"/>
-        <w:numPr>
-          <w:ilvl w:val="0"/>
-          <w:numId w:val="2"/>
-        </w:numPr>
-        <w:tabs>
-          <w:tab w:val="left" w:pos="413"/>
-        </w:tabs>
-        <w:spacing w:before="138"/>
-        <w:ind w:left="413" w:hanging="350"/>
-        <w:rPr>
-          <w:sz w:val="21"/>
-        </w:rPr>
-      </w:pPr>
-      <w:r>
-        <w:rPr>
-          <w:sz w:val="21"/>
-        </w:rPr>
-        <w:t xml:space="preserve">How can the console menu call the Deposit and Withdraw </w:t>
-      </w:r>
-      <w:r>
-        <w:rPr>
-          <w:spacing w:val="-2"/>
-          <w:sz w:val="21"/>
-        </w:rPr>
-        <w:t>methods?</w:t>
-      </w:r>
-    </w:p>
-    <w:p>
-      <w:pPr>
-        <w:pStyle w:val="ListParagraph"/>
         <w:tabs>
           <w:tab w:val="left" w:pos="413"/>
         </w:tabs>
@@ -6884,16 +6719,97 @@
           <w:sz w:val="21"/>
         </w:rPr>
       </w:pPr>
+    </w:p>
+    <w:p>
+      <w:pPr>
+        <w:pStyle w:val="ListParagraph"/>
+        <w:tabs>
+          <w:tab w:val="left" w:pos="413"/>
+        </w:tabs>
+        <w:spacing w:before="138"/>
+        <w:ind w:firstLine="0"/>
+        <w:rPr>
+          <w:sz w:val="21"/>
+        </w:rPr>
+      </w:pPr>
+    </w:p>
+    <w:p>
+      <w:pPr>
+        <w:pStyle w:val="ListParagraph"/>
+        <w:tabs>
+          <w:tab w:val="left" w:pos="413"/>
+        </w:tabs>
+        <w:spacing w:before="138"/>
+        <w:ind w:firstLine="0"/>
+        <w:rPr>
+          <w:sz w:val="21"/>
+        </w:rPr>
+      </w:pPr>
+    </w:p>
+    <w:p>
+      <w:pPr>
+        <w:pStyle w:val="ListParagraph"/>
+        <w:tabs>
+          <w:tab w:val="left" w:pos="413"/>
+        </w:tabs>
+        <w:spacing w:before="138"/>
+        <w:ind w:firstLine="0"/>
+        <w:rPr>
+          <w:sz w:val="21"/>
+        </w:rPr>
+      </w:pPr>
+    </w:p>
+    <w:p>
+      <w:pPr>
+        <w:pStyle w:val="ListParagraph"/>
+        <w:numPr>
+          <w:ilvl w:val="0"/>
+          <w:numId w:val="2"/>
+        </w:numPr>
+        <w:tabs>
+          <w:tab w:val="left" w:pos="413"/>
+        </w:tabs>
+        <w:ind w:left="413" w:hanging="350"/>
+        <w:rPr>
+          <w:sz w:val="21"/>
+        </w:rPr>
+      </w:pPr>
+      <w:r>
+        <w:rPr>
+          <w:sz w:val="21"/>
+        </w:rPr>
+        <w:lastRenderedPageBreak/>
+        <w:t xml:space="preserve">How can the balance be protected from being changed </w:t>
+      </w:r>
+      <w:r>
+        <w:rPr>
+          <w:spacing w:val="-2"/>
+          <w:sz w:val="21"/>
+        </w:rPr>
+        <w:t>directly?</w:t>
+      </w:r>
+    </w:p>
+    <w:p>
+      <w:pPr>
+        <w:pStyle w:val="ListParagraph"/>
+        <w:tabs>
+          <w:tab w:val="left" w:pos="413"/>
+        </w:tabs>
+        <w:ind w:firstLine="0"/>
+        <w:rPr>
+          <w:sz w:val="21"/>
+        </w:rPr>
+      </w:pPr>
       <w:r>
         <w:rPr>
           <w:noProof/>
           <w:sz w:val="21"/>
         </w:rPr>
         <w:drawing>
-          <wp:inline distT="0" distB="0" distL="0" distR="0" wp14:anchorId="7BD0BDE4" wp14:editId="507BCE9A">
-            <wp:extent cx="2896004" cy="743054"/>
-            <wp:effectExtent l="0" t="0" r="0" b="0"/>
-            <wp:docPr id="65" name="Picture 65"/>
+          <wp:inline distT="0" distB="0" distL="0" distR="0" wp14:anchorId="7C4FB81D" wp14:editId="0538451E">
+            <wp:extent cx="2257740" cy="266737"/>
+            <wp:effectExtent l="0" t="0" r="9525" b="0"/>
+            <wp:docPr id="64" name="Picture 64"/>
             <wp:cNvGraphicFramePr>
               <a:graphicFrameLocks xmlns:a="http://schemas.openxmlformats.org/drawingml/2006/main" noChangeAspect="1"/>
             </wp:cNvGraphicFramePr>
@@ -6913,7 +6829,7 @@
                   <pic:spPr>
                     <a:xfrm>
                       <a:off x="0" y="0"/>
-                      <a:ext cx="2896004" cy="743054"/>
+                      <a:ext cx="2257740" cy="266737"/>
                     </a:xfrm>
                     <a:prstGeom prst="rect">
                       <a:avLst/>
@@ -6928,27 +6844,6 @@
     </w:p>
     <w:p>
       <w:pPr>
-        <w:pStyle w:val="BodyText"/>
-        <w:spacing w:before="180"/>
-        <w:ind w:left="0" w:firstLine="0"/>
-      </w:pPr>
-    </w:p>
-    <w:p>
-      <w:pPr>
-        <w:pStyle w:val="Heading2"/>
-      </w:pPr>
-      <w:r>
-        <w:t xml:space="preserve">Part 13 - Transaction </w:t>
-      </w:r>
-      <w:r>
-        <w:rPr>
-          <w:spacing w:val="-2"/>
-        </w:rPr>
-        <w:t>History</w:t>
-      </w:r>
-    </w:p>
-    <w:p>
-      <w:pPr>
         <w:pStyle w:val="ListParagraph"/>
         <w:numPr>
           <w:ilvl w:val="0"/>
@@ -6957,7 +6852,7 @@
         <w:tabs>
           <w:tab w:val="left" w:pos="413"/>
         </w:tabs>
-        <w:spacing w:before="150"/>
+        <w:spacing w:before="138"/>
         <w:ind w:left="413" w:hanging="350"/>
         <w:rPr>
           <w:sz w:val="21"/>
@@ -6967,23 +6862,23 @@
         <w:rPr>
           <w:sz w:val="21"/>
         </w:rPr>
-        <w:t xml:space="preserve">How can you store many transaction </w:t>
-      </w:r>
-      <w:r>
-        <w:rPr>
-          <w:spacing w:val="-2"/>
-          <w:sz w:val="21"/>
-        </w:rPr>
-        <w:t>records?</w:t>
-      </w:r>
-    </w:p>
-    <w:p>
-      <w:pPr>
-        <w:pStyle w:val="ListParagraph"/>
-        <w:tabs>
-          <w:tab w:val="left" w:pos="413"/>
-        </w:tabs>
-        <w:spacing w:before="150"/>
+        <w:t xml:space="preserve">How can the console menu call the Deposit and Withdraw </w:t>
+      </w:r>
+      <w:r>
+        <w:rPr>
+          <w:spacing w:val="-2"/>
+          <w:sz w:val="21"/>
+        </w:rPr>
+        <w:t>methods?</w:t>
+      </w:r>
+    </w:p>
+    <w:p>
+      <w:pPr>
+        <w:pStyle w:val="ListParagraph"/>
+        <w:tabs>
+          <w:tab w:val="left" w:pos="413"/>
+        </w:tabs>
+        <w:spacing w:before="138"/>
         <w:ind w:firstLine="0"/>
         <w:rPr>
           <w:sz w:val="21"/>
@@ -6991,13 +6886,14 @@
       </w:pPr>
       <w:r>
         <w:rPr>
+          <w:noProof/>
           <w:sz w:val="21"/>
         </w:rPr>
         <w:drawing>
-          <wp:inline distT="0" distB="0" distL="0" distR="0" wp14:anchorId="1F0441DF" wp14:editId="55B04225">
-            <wp:extent cx="4553585" cy="342948"/>
+          <wp:inline distT="0" distB="0" distL="0" distR="0" wp14:anchorId="7BD0BDE4" wp14:editId="507BCE9A">
+            <wp:extent cx="2896004" cy="743054"/>
             <wp:effectExtent l="0" t="0" r="0" b="0"/>
-            <wp:docPr id="66" name="Picture 66"/>
+            <wp:docPr id="65" name="Picture 65"/>
             <wp:cNvGraphicFramePr>
               <a:graphicFrameLocks xmlns:a="http://schemas.openxmlformats.org/drawingml/2006/main" noChangeAspect="1"/>
             </wp:cNvGraphicFramePr>
@@ -7017,7 +6913,7 @@
                   <pic:spPr>
                     <a:xfrm>
                       <a:off x="0" y="0"/>
-                      <a:ext cx="4553585" cy="342948"/>
+                      <a:ext cx="2896004" cy="743054"/>
                     </a:xfrm>
                     <a:prstGeom prst="rect">
                       <a:avLst/>
@@ -7032,6 +6928,27 @@
     </w:p>
     <w:p>
       <w:pPr>
+        <w:pStyle w:val="BodyText"/>
+        <w:spacing w:before="180"/>
+        <w:ind w:left="0" w:firstLine="0"/>
+      </w:pPr>
+    </w:p>
+    <w:p>
+      <w:pPr>
+        <w:pStyle w:val="Heading2"/>
+      </w:pPr>
+      <w:r>
+        <w:t xml:space="preserve">Part 13 - Transaction </w:t>
+      </w:r>
+      <w:r>
+        <w:rPr>
+          <w:spacing w:val="-2"/>
+        </w:rPr>
+        <w:t>History</w:t>
+      </w:r>
+    </w:p>
+    <w:p>
+      <w:pPr>
         <w:pStyle w:val="ListParagraph"/>
         <w:numPr>
           <w:ilvl w:val="0"/>
@@ -7040,7 +6957,7 @@
         <w:tabs>
           <w:tab w:val="left" w:pos="413"/>
         </w:tabs>
-        <w:spacing w:before="138"/>
+        <w:spacing w:before="150"/>
         <w:ind w:left="413" w:hanging="350"/>
         <w:rPr>
           <w:sz w:val="21"/>
@@ -7050,23 +6967,23 @@
         <w:rPr>
           <w:sz w:val="21"/>
         </w:rPr>
-        <w:t xml:space="preserve">How can you add a message when money is </w:t>
-      </w:r>
-      <w:r>
-        <w:rPr>
-          <w:spacing w:val="-2"/>
-          <w:sz w:val="21"/>
-        </w:rPr>
-        <w:t>deposited?</w:t>
-      </w:r>
-    </w:p>
-    <w:p>
-      <w:pPr>
-        <w:pStyle w:val="ListParagraph"/>
-        <w:tabs>
-          <w:tab w:val="left" w:pos="413"/>
-        </w:tabs>
-        <w:spacing w:before="138"/>
+        <w:t xml:space="preserve">How can you store many transaction </w:t>
+      </w:r>
+      <w:r>
+        <w:rPr>
+          <w:spacing w:val="-2"/>
+          <w:sz w:val="21"/>
+        </w:rPr>
+        <w:t>records?</w:t>
+      </w:r>
+    </w:p>
+    <w:p>
+      <w:pPr>
+        <w:pStyle w:val="ListParagraph"/>
+        <w:tabs>
+          <w:tab w:val="left" w:pos="413"/>
+        </w:tabs>
+        <w:spacing w:before="150"/>
         <w:ind w:firstLine="0"/>
         <w:rPr>
           <w:sz w:val="21"/>
@@ -7074,13 +6991,14 @@
       </w:pPr>
       <w:r>
         <w:rPr>
+          <w:noProof/>
           <w:sz w:val="21"/>
         </w:rPr>
         <w:drawing>
-          <wp:inline distT="0" distB="0" distL="0" distR="0" wp14:anchorId="37ACB316" wp14:editId="4A96483A">
-            <wp:extent cx="6213475" cy="1240790"/>
+          <wp:inline distT="0" distB="0" distL="0" distR="0" wp14:anchorId="1F0441DF" wp14:editId="55B04225">
+            <wp:extent cx="4553585" cy="342948"/>
             <wp:effectExtent l="0" t="0" r="0" b="0"/>
-            <wp:docPr id="67" name="Picture 67"/>
+            <wp:docPr id="66" name="Picture 66"/>
             <wp:cNvGraphicFramePr>
               <a:graphicFrameLocks xmlns:a="http://schemas.openxmlformats.org/drawingml/2006/main" noChangeAspect="1"/>
             </wp:cNvGraphicFramePr>
@@ -7100,7 +7018,7 @@
                   <pic:spPr>
                     <a:xfrm>
                       <a:off x="0" y="0"/>
-                      <a:ext cx="6213475" cy="1240790"/>
+                      <a:ext cx="4553585" cy="342948"/>
                     </a:xfrm>
                     <a:prstGeom prst="rect">
                       <a:avLst/>
@@ -7123,6 +7041,7 @@
         <w:tabs>
           <w:tab w:val="left" w:pos="413"/>
         </w:tabs>
+        <w:spacing w:before="138"/>
         <w:ind w:left="413" w:hanging="350"/>
         <w:rPr>
           <w:sz w:val="21"/>
@@ -7139,15 +7058,16 @@
           <w:spacing w:val="-2"/>
           <w:sz w:val="21"/>
         </w:rPr>
-        <w:t>withdrawn?</w:t>
-      </w:r>
-    </w:p>
-    <w:p>
-      <w:pPr>
-        <w:pStyle w:val="ListParagraph"/>
-        <w:tabs>
-          <w:tab w:val="left" w:pos="413"/>
-        </w:tabs>
+        <w:t>deposited?</w:t>
+      </w:r>
+    </w:p>
+    <w:p>
+      <w:pPr>
+        <w:pStyle w:val="ListParagraph"/>
+        <w:tabs>
+          <w:tab w:val="left" w:pos="413"/>
+        </w:tabs>
+        <w:spacing w:before="138"/>
         <w:ind w:firstLine="0"/>
         <w:rPr>
           <w:sz w:val="21"/>
@@ -7155,13 +7075,14 @@
       </w:pPr>
       <w:r>
         <w:rPr>
+          <w:noProof/>
           <w:sz w:val="21"/>
         </w:rPr>
         <w:drawing>
-          <wp:inline distT="0" distB="0" distL="0" distR="0" wp14:anchorId="1C45840D" wp14:editId="2012A2FC">
-            <wp:extent cx="4239217" cy="1181265"/>
-            <wp:effectExtent l="0" t="0" r="9525" b="0"/>
-            <wp:docPr id="68" name="Picture 68"/>
+          <wp:inline distT="0" distB="0" distL="0" distR="0" wp14:anchorId="37ACB316" wp14:editId="4A96483A">
+            <wp:extent cx="6213475" cy="1240790"/>
+            <wp:effectExtent l="0" t="0" r="0" b="0"/>
+            <wp:docPr id="67" name="Picture 67"/>
             <wp:cNvGraphicFramePr>
               <a:graphicFrameLocks xmlns:a="http://schemas.openxmlformats.org/drawingml/2006/main" noChangeAspect="1"/>
             </wp:cNvGraphicFramePr>
@@ -7181,7 +7102,7 @@
                   <pic:spPr>
                     <a:xfrm>
                       <a:off x="0" y="0"/>
-                      <a:ext cx="4239217" cy="1181265"/>
+                      <a:ext cx="6213475" cy="1240790"/>
                     </a:xfrm>
                     <a:prstGeom prst="rect">
                       <a:avLst/>
@@ -7204,7 +7125,6 @@
         <w:tabs>
           <w:tab w:val="left" w:pos="413"/>
         </w:tabs>
-        <w:spacing w:before="138"/>
         <w:ind w:left="413" w:hanging="350"/>
         <w:rPr>
           <w:sz w:val="21"/>
@@ -7214,23 +7134,22 @@
         <w:rPr>
           <w:sz w:val="21"/>
         </w:rPr>
-        <w:t xml:space="preserve">How can you show all transactions to the </w:t>
-      </w:r>
-      <w:r>
-        <w:rPr>
-          <w:spacing w:val="-2"/>
-          <w:sz w:val="21"/>
-        </w:rPr>
-        <w:t>user?</w:t>
-      </w:r>
-    </w:p>
-    <w:p>
-      <w:pPr>
-        <w:pStyle w:val="ListParagraph"/>
-        <w:tabs>
-          <w:tab w:val="left" w:pos="413"/>
-        </w:tabs>
-        <w:spacing w:before="138"/>
+        <w:t xml:space="preserve">How can you add a message when money is </w:t>
+      </w:r>
+      <w:r>
+        <w:rPr>
+          <w:spacing w:val="-2"/>
+          <w:sz w:val="21"/>
+        </w:rPr>
+        <w:t>withdrawn?</w:t>
+      </w:r>
+    </w:p>
+    <w:p>
+      <w:pPr>
+        <w:pStyle w:val="ListParagraph"/>
+        <w:tabs>
+          <w:tab w:val="left" w:pos="413"/>
+        </w:tabs>
         <w:ind w:firstLine="0"/>
         <w:rPr>
           <w:sz w:val="21"/>
@@ -7238,13 +7157,14 @@
       </w:pPr>
       <w:r>
         <w:rPr>
+          <w:noProof/>
           <w:sz w:val="21"/>
         </w:rPr>
         <w:drawing>
-          <wp:inline distT="0" distB="0" distL="0" distR="0" wp14:anchorId="274B2967" wp14:editId="2B4920DD">
-            <wp:extent cx="4534533" cy="2391109"/>
-            <wp:effectExtent l="0" t="0" r="0" b="9525"/>
-            <wp:docPr id="69" name="Picture 69"/>
+          <wp:inline distT="0" distB="0" distL="0" distR="0" wp14:anchorId="1C45840D" wp14:editId="2012A2FC">
+            <wp:extent cx="4239217" cy="1181265"/>
+            <wp:effectExtent l="0" t="0" r="9525" b="0"/>
+            <wp:docPr id="68" name="Picture 68"/>
             <wp:cNvGraphicFramePr>
               <a:graphicFrameLocks xmlns:a="http://schemas.openxmlformats.org/drawingml/2006/main" noChangeAspect="1"/>
             </wp:cNvGraphicFramePr>
@@ -7264,7 +7184,7 @@
                   <pic:spPr>
                     <a:xfrm>
                       <a:off x="0" y="0"/>
-                      <a:ext cx="4534533" cy="2391109"/>
+                      <a:ext cx="4239217" cy="1181265"/>
                     </a:xfrm>
                     <a:prstGeom prst="rect">
                       <a:avLst/>
@@ -7280,6 +7200,36 @@
     <w:p>
       <w:pPr>
         <w:pStyle w:val="ListParagraph"/>
+        <w:numPr>
+          <w:ilvl w:val="0"/>
+          <w:numId w:val="2"/>
+        </w:numPr>
+        <w:tabs>
+          <w:tab w:val="left" w:pos="413"/>
+        </w:tabs>
+        <w:spacing w:before="138"/>
+        <w:ind w:left="413" w:hanging="350"/>
+        <w:rPr>
+          <w:sz w:val="21"/>
+        </w:rPr>
+      </w:pPr>
+      <w:r>
+        <w:rPr>
+          <w:sz w:val="21"/>
+        </w:rPr>
+        <w:t xml:space="preserve">How can you show all transactions to the </w:t>
+      </w:r>
+      <w:r>
+        <w:rPr>
+          <w:spacing w:val="-2"/>
+          <w:sz w:val="21"/>
+        </w:rPr>
+        <w:t>user?</w:t>
+      </w:r>
+    </w:p>
+    <w:p>
+      <w:pPr>
+        <w:pStyle w:val="ListParagraph"/>
         <w:tabs>
           <w:tab w:val="left" w:pos="413"/>
         </w:tabs>
@@ -7289,104 +7239,16 @@
           <w:sz w:val="21"/>
         </w:rPr>
       </w:pPr>
-    </w:p>
-    <w:p>
-      <w:pPr>
-        <w:pStyle w:val="ListParagraph"/>
-        <w:tabs>
-          <w:tab w:val="left" w:pos="413"/>
-        </w:tabs>
-        <w:spacing w:before="138"/>
-        <w:ind w:firstLine="0"/>
-        <w:rPr>
-          <w:sz w:val="21"/>
-        </w:rPr>
-      </w:pPr>
-    </w:p>
-    <w:p>
-      <w:pPr>
-        <w:pStyle w:val="ListParagraph"/>
-        <w:tabs>
-          <w:tab w:val="left" w:pos="413"/>
-        </w:tabs>
-        <w:spacing w:before="138"/>
-        <w:ind w:firstLine="0"/>
-        <w:rPr>
-          <w:sz w:val="21"/>
-        </w:rPr>
-      </w:pPr>
-    </w:p>
-    <w:p>
-      <w:pPr>
-        <w:pStyle w:val="ListParagraph"/>
-        <w:tabs>
-          <w:tab w:val="left" w:pos="413"/>
-        </w:tabs>
-        <w:spacing w:before="138"/>
-        <w:ind w:firstLine="0"/>
-        <w:rPr>
-          <w:sz w:val="21"/>
-        </w:rPr>
-      </w:pPr>
-    </w:p>
-    <w:p>
-      <w:pPr>
-        <w:pStyle w:val="ListParagraph"/>
-        <w:numPr>
-          <w:ilvl w:val="0"/>
-          <w:numId w:val="2"/>
-        </w:numPr>
-        <w:tabs>
-          <w:tab w:val="left" w:pos="413"/>
-        </w:tabs>
-        <w:ind w:left="413" w:hanging="350"/>
-        <w:rPr>
-          <w:sz w:val="21"/>
-        </w:rPr>
-      </w:pPr>
-      <w:r>
-        <w:rPr>
-          <w:sz w:val="21"/>
-        </w:rPr>
-        <w:lastRenderedPageBreak/>
-        <w:t xml:space="preserve">What should be shown if there are no transactions </w:t>
-      </w:r>
-      <w:r>
-        <w:rPr>
-          <w:spacing w:val="-4"/>
-          <w:sz w:val="21"/>
-        </w:rPr>
-        <w:t>yet?</w:t>
-      </w:r>
-    </w:p>
-    <w:p>
-      <w:pPr>
-        <w:pStyle w:val="ListParagraph"/>
-        <w:rPr>
-          <w:sz w:val="21"/>
-        </w:rPr>
-      </w:pPr>
-    </w:p>
-    <w:p>
-      <w:pPr>
-        <w:rPr>
-          <w:sz w:val="21"/>
-        </w:rPr>
-        <w:sectPr>
-          <w:pgSz w:w="11910" w:h="16840"/>
-          <w:pgMar w:top="980" w:right="1133" w:bottom="700" w:left="992" w:header="0" w:footer="515" w:gutter="0"/>
-          <w:cols w:space="720"/>
-        </w:sectPr>
-      </w:pPr>
-      <w:r>
-        <w:rPr>
+      <w:r>
+        <w:rPr>
+          <w:noProof/>
           <w:sz w:val="21"/>
         </w:rPr>
         <w:drawing>
-          <wp:inline distT="0" distB="0" distL="0" distR="0" wp14:anchorId="29E758F5" wp14:editId="46C0DA8F">
-            <wp:extent cx="4448796" cy="933580"/>
-            <wp:effectExtent l="0" t="0" r="9525" b="0"/>
-            <wp:docPr id="70" name="Picture 70"/>
+          <wp:inline distT="0" distB="0" distL="0" distR="0" wp14:anchorId="274B2967" wp14:editId="2B4920DD">
+            <wp:extent cx="4534533" cy="2391109"/>
+            <wp:effectExtent l="0" t="0" r="0" b="9525"/>
+            <wp:docPr id="69" name="Picture 69"/>
             <wp:cNvGraphicFramePr>
               <a:graphicFrameLocks xmlns:a="http://schemas.openxmlformats.org/drawingml/2006/main" noChangeAspect="1"/>
             </wp:cNvGraphicFramePr>
@@ -7406,6 +7268,149 @@
                   <pic:spPr>
                     <a:xfrm>
                       <a:off x="0" y="0"/>
+                      <a:ext cx="4534533" cy="2391109"/>
+                    </a:xfrm>
+                    <a:prstGeom prst="rect">
+                      <a:avLst/>
+                    </a:prstGeom>
+                  </pic:spPr>
+                </pic:pic>
+              </a:graphicData>
+            </a:graphic>
+          </wp:inline>
+        </w:drawing>
+      </w:r>
+    </w:p>
+    <w:p>
+      <w:pPr>
+        <w:pStyle w:val="ListParagraph"/>
+        <w:tabs>
+          <w:tab w:val="left" w:pos="413"/>
+        </w:tabs>
+        <w:spacing w:before="138"/>
+        <w:ind w:firstLine="0"/>
+        <w:rPr>
+          <w:sz w:val="21"/>
+        </w:rPr>
+      </w:pPr>
+    </w:p>
+    <w:p>
+      <w:pPr>
+        <w:pStyle w:val="ListParagraph"/>
+        <w:tabs>
+          <w:tab w:val="left" w:pos="413"/>
+        </w:tabs>
+        <w:spacing w:before="138"/>
+        <w:ind w:firstLine="0"/>
+        <w:rPr>
+          <w:sz w:val="21"/>
+        </w:rPr>
+      </w:pPr>
+    </w:p>
+    <w:p>
+      <w:pPr>
+        <w:pStyle w:val="ListParagraph"/>
+        <w:tabs>
+          <w:tab w:val="left" w:pos="413"/>
+        </w:tabs>
+        <w:spacing w:before="138"/>
+        <w:ind w:firstLine="0"/>
+        <w:rPr>
+          <w:sz w:val="21"/>
+        </w:rPr>
+      </w:pPr>
+    </w:p>
+    <w:p>
+      <w:pPr>
+        <w:pStyle w:val="ListParagraph"/>
+        <w:tabs>
+          <w:tab w:val="left" w:pos="413"/>
+        </w:tabs>
+        <w:spacing w:before="138"/>
+        <w:ind w:firstLine="0"/>
+        <w:rPr>
+          <w:sz w:val="21"/>
+        </w:rPr>
+      </w:pPr>
+    </w:p>
+    <w:p>
+      <w:pPr>
+        <w:pStyle w:val="ListParagraph"/>
+        <w:numPr>
+          <w:ilvl w:val="0"/>
+          <w:numId w:val="2"/>
+        </w:numPr>
+        <w:tabs>
+          <w:tab w:val="left" w:pos="413"/>
+        </w:tabs>
+        <w:ind w:left="413" w:hanging="350"/>
+        <w:rPr>
+          <w:sz w:val="21"/>
+        </w:rPr>
+      </w:pPr>
+      <w:r>
+        <w:rPr>
+          <w:sz w:val="21"/>
+        </w:rPr>
+        <w:lastRenderedPageBreak/>
+        <w:t xml:space="preserve">What should be shown if there are no transactions </w:t>
+      </w:r>
+      <w:r>
+        <w:rPr>
+          <w:spacing w:val="-4"/>
+          <w:sz w:val="21"/>
+        </w:rPr>
+        <w:t>yet?</w:t>
+      </w:r>
+    </w:p>
+    <w:p>
+      <w:pPr>
+        <w:pStyle w:val="ListParagraph"/>
+        <w:rPr>
+          <w:sz w:val="21"/>
+        </w:rPr>
+      </w:pPr>
+    </w:p>
+    <w:p>
+      <w:pPr>
+        <w:rPr>
+          <w:sz w:val="21"/>
+        </w:rPr>
+        <w:sectPr>
+          <w:pgSz w:w="11910" w:h="16840"/>
+          <w:pgMar w:top="980" w:right="1133" w:bottom="700" w:left="992" w:header="0" w:footer="515" w:gutter="0"/>
+          <w:cols w:space="720"/>
+        </w:sectPr>
+      </w:pPr>
+      <w:r>
+        <w:rPr>
+          <w:noProof/>
+          <w:sz w:val="21"/>
+        </w:rPr>
+        <w:drawing>
+          <wp:inline distT="0" distB="0" distL="0" distR="0" wp14:anchorId="29E758F5" wp14:editId="46C0DA8F">
+            <wp:extent cx="4448796" cy="933580"/>
+            <wp:effectExtent l="0" t="0" r="9525" b="0"/>
+            <wp:docPr id="70" name="Picture 70"/>
+            <wp:cNvGraphicFramePr>
+              <a:graphicFrameLocks xmlns:a="http://schemas.openxmlformats.org/drawingml/2006/main" noChangeAspect="1"/>
+            </wp:cNvGraphicFramePr>
+            <a:graphic xmlns:a="http://schemas.openxmlformats.org/drawingml/2006/main">
+              <a:graphicData uri="http://schemas.openxmlformats.org/drawingml/2006/picture">
+                <pic:pic xmlns:pic="http://schemas.openxmlformats.org/drawingml/2006/picture">
+                  <pic:nvPicPr>
+                    <pic:cNvPr id="1" name=""/>
+                    <pic:cNvPicPr/>
+                  </pic:nvPicPr>
+                  <pic:blipFill>
+                    <a:blip r:embed="rId75"/>
+                    <a:stretch>
+                      <a:fillRect/>
+                    </a:stretch>
+                  </pic:blipFill>
+                  <pic:spPr>
+                    <a:xfrm>
+                      <a:off x="0" y="0"/>
                       <a:ext cx="4448796" cy="933580"/>
                     </a:xfrm>
                     <a:prstGeom prst="rect">
@@ -7424,18 +7429,287 @@
         <w:pStyle w:val="Heading2"/>
         <w:spacing w:before="73"/>
       </w:pPr>
+      <w:r>
+        <w:lastRenderedPageBreak/>
+        <w:t xml:space="preserve">Part 14 - Final Console Banking </w:t>
+      </w:r>
+      <w:r>
+        <w:rPr>
+          <w:spacing w:val="-5"/>
+        </w:rPr>
+        <w:t>App</w:t>
+      </w:r>
+    </w:p>
+    <w:p>
+      <w:pPr>
+        <w:pStyle w:val="ListParagraph"/>
+        <w:numPr>
+          <w:ilvl w:val="0"/>
+          <w:numId w:val="2"/>
+        </w:numPr>
+        <w:tabs>
+          <w:tab w:val="left" w:pos="413"/>
+        </w:tabs>
+        <w:spacing w:before="150"/>
+        <w:ind w:left="413" w:hanging="350"/>
+        <w:rPr>
+          <w:sz w:val="21"/>
+        </w:rPr>
+      </w:pPr>
+      <w:r>
+        <w:rPr>
+          <w:sz w:val="21"/>
+        </w:rPr>
+        <w:t xml:space="preserve">Can the user create or view an </w:t>
+      </w:r>
+      <w:r>
+        <w:rPr>
+          <w:spacing w:val="-2"/>
+          <w:sz w:val="21"/>
+        </w:rPr>
+        <w:t>account?</w:t>
+      </w:r>
+    </w:p>
+    <w:p>
+      <w:pPr>
+        <w:pStyle w:val="ListParagraph"/>
+        <w:numPr>
+          <w:ilvl w:val="0"/>
+          <w:numId w:val="8"/>
+        </w:numPr>
+        <w:tabs>
+          <w:tab w:val="left" w:pos="413"/>
+        </w:tabs>
+        <w:spacing w:before="150"/>
+        <w:ind w:left="450"/>
+        <w:rPr>
+          <w:b/>
+          <w:sz w:val="21"/>
+        </w:rPr>
+      </w:pPr>
+      <w:r>
+        <w:rPr>
+          <w:b/>
+          <w:sz w:val="21"/>
+        </w:rPr>
+        <w:t>yes</w:t>
+      </w:r>
+    </w:p>
+    <w:p>
+      <w:pPr>
+        <w:pStyle w:val="ListParagraph"/>
+        <w:numPr>
+          <w:ilvl w:val="0"/>
+          <w:numId w:val="2"/>
+        </w:numPr>
+        <w:tabs>
+          <w:tab w:val="left" w:pos="413"/>
+        </w:tabs>
+        <w:ind w:left="450" w:hanging="350"/>
+        <w:rPr>
+          <w:sz w:val="21"/>
+        </w:rPr>
+      </w:pPr>
+      <w:r>
+        <w:rPr>
+          <w:sz w:val="21"/>
+        </w:rPr>
+        <w:t xml:space="preserve">Can the user check the </w:t>
+      </w:r>
+      <w:r>
+        <w:rPr>
+          <w:spacing w:val="-2"/>
+          <w:sz w:val="21"/>
+        </w:rPr>
+        <w:t>balance?</w:t>
+      </w:r>
+    </w:p>
+    <w:p>
+      <w:pPr>
+        <w:pStyle w:val="ListParagraph"/>
+        <w:numPr>
+          <w:ilvl w:val="0"/>
+          <w:numId w:val="8"/>
+        </w:numPr>
+        <w:tabs>
+          <w:tab w:val="left" w:pos="413"/>
+        </w:tabs>
+        <w:ind w:left="450"/>
+        <w:rPr>
+          <w:b/>
+          <w:sz w:val="21"/>
+        </w:rPr>
+      </w:pPr>
+      <w:r>
+        <w:rPr>
+          <w:b/>
+          <w:sz w:val="21"/>
+        </w:rPr>
+        <w:t>yes</w:t>
+      </w:r>
+    </w:p>
+    <w:p>
+      <w:pPr>
+        <w:pStyle w:val="ListParagraph"/>
+        <w:numPr>
+          <w:ilvl w:val="0"/>
+          <w:numId w:val="2"/>
+        </w:numPr>
+        <w:tabs>
+          <w:tab w:val="left" w:pos="413"/>
+        </w:tabs>
+        <w:spacing w:before="138"/>
+        <w:ind w:left="450" w:hanging="350"/>
+        <w:rPr>
+          <w:sz w:val="21"/>
+        </w:rPr>
+      </w:pPr>
+      <w:r>
+        <w:rPr>
+          <w:sz w:val="21"/>
+        </w:rPr>
+        <w:t xml:space="preserve">Can the user deposit </w:t>
+      </w:r>
+      <w:r>
+        <w:rPr>
+          <w:spacing w:val="-2"/>
+          <w:sz w:val="21"/>
+        </w:rPr>
+        <w:t>money?</w:t>
+      </w:r>
+    </w:p>
+    <w:p>
+      <w:pPr>
+        <w:pStyle w:val="ListParagraph"/>
+        <w:numPr>
+          <w:ilvl w:val="0"/>
+          <w:numId w:val="8"/>
+        </w:numPr>
+        <w:tabs>
+          <w:tab w:val="left" w:pos="413"/>
+        </w:tabs>
+        <w:spacing w:before="138"/>
+        <w:ind w:left="450"/>
+        <w:rPr>
+          <w:b/>
+          <w:sz w:val="21"/>
+        </w:rPr>
+      </w:pPr>
+      <w:r>
+        <w:rPr>
+          <w:b/>
+          <w:sz w:val="21"/>
+        </w:rPr>
+        <w:t>yes</w:t>
+      </w:r>
+    </w:p>
+    <w:p>
+      <w:pPr>
+        <w:pStyle w:val="ListParagraph"/>
+        <w:numPr>
+          <w:ilvl w:val="0"/>
+          <w:numId w:val="2"/>
+        </w:numPr>
+        <w:tabs>
+          <w:tab w:val="left" w:pos="413"/>
+        </w:tabs>
+        <w:ind w:left="450" w:hanging="350"/>
+        <w:rPr>
+          <w:sz w:val="21"/>
+        </w:rPr>
+      </w:pPr>
+      <w:r>
+        <w:rPr>
+          <w:sz w:val="21"/>
+        </w:rPr>
+        <w:t xml:space="preserve">Can the user withdraw </w:t>
+      </w:r>
+      <w:r>
+        <w:rPr>
+          <w:spacing w:val="-2"/>
+          <w:sz w:val="21"/>
+        </w:rPr>
+        <w:t>money?</w:t>
+      </w:r>
+    </w:p>
+    <w:p>
+      <w:pPr>
+        <w:pStyle w:val="ListParagraph"/>
+        <w:numPr>
+          <w:ilvl w:val="0"/>
+          <w:numId w:val="8"/>
+        </w:numPr>
+        <w:tabs>
+          <w:tab w:val="left" w:pos="413"/>
+        </w:tabs>
+        <w:ind w:left="450"/>
+        <w:rPr>
+          <w:b/>
+          <w:sz w:val="21"/>
+        </w:rPr>
+      </w:pPr>
+      <w:r>
+        <w:rPr>
+          <w:b/>
+          <w:sz w:val="21"/>
+        </w:rPr>
+        <w:t>yes</w:t>
+      </w:r>
+    </w:p>
+    <w:p>
+      <w:pPr>
+        <w:pStyle w:val="ListParagraph"/>
+        <w:numPr>
+          <w:ilvl w:val="0"/>
+          <w:numId w:val="2"/>
+        </w:numPr>
+        <w:tabs>
+          <w:tab w:val="left" w:pos="413"/>
+        </w:tabs>
+        <w:ind w:left="450" w:hanging="350"/>
+        <w:rPr>
+          <w:sz w:val="21"/>
+        </w:rPr>
+      </w:pPr>
+      <w:r>
+        <w:rPr>
+          <w:sz w:val="21"/>
+        </w:rPr>
+        <w:t xml:space="preserve">Can the user view transaction </w:t>
+      </w:r>
+      <w:r>
+        <w:rPr>
+          <w:spacing w:val="-2"/>
+          <w:sz w:val="21"/>
+        </w:rPr>
+        <w:t>history?</w:t>
+      </w:r>
+    </w:p>
+    <w:p>
+      <w:pPr>
+        <w:pStyle w:val="ListParagraph"/>
+        <w:numPr>
+          <w:ilvl w:val="0"/>
+          <w:numId w:val="8"/>
+        </w:numPr>
+        <w:tabs>
+          <w:tab w:val="left" w:pos="413"/>
+        </w:tabs>
+        <w:ind w:left="450"/>
+        <w:rPr>
+          <w:b/>
+          <w:sz w:val="21"/>
+        </w:rPr>
+      </w:pPr>
+      <w:r>
+        <w:rPr>
+          <w:b/>
+          <w:sz w:val="21"/>
+        </w:rPr>
+        <w:t>yes</w:t>
+      </w:r>
       <w:bookmarkStart w:id="0" w:name="_GoBack"/>
       <w:bookmarkEnd w:id="0"/>
-      <w:r>
-        <w:lastRenderedPageBreak/>
-        <w:t xml:space="preserve">Part 14 - Final Console Banking </w:t>
-      </w:r>
-      <w:r>
-        <w:rPr>
-          <w:spacing w:val="-5"/>
-        </w:rPr>
-        <w:t>App</w:t>
-      </w:r>
     </w:p>
     <w:p>
       <w:pPr>
@@ -7447,24 +7721,49 @@
         <w:tabs>
           <w:tab w:val="left" w:pos="413"/>
         </w:tabs>
-        <w:spacing w:before="150"/>
-        <w:ind w:left="413" w:hanging="350"/>
-        <w:rPr>
-          <w:sz w:val="21"/>
-        </w:rPr>
-      </w:pPr>
-      <w:r>
-        <w:rPr>
-          <w:sz w:val="21"/>
-        </w:rPr>
-        <w:t xml:space="preserve">Can the user create or view an </w:t>
-      </w:r>
-      <w:r>
-        <w:rPr>
-          <w:spacing w:val="-2"/>
-          <w:sz w:val="21"/>
-        </w:rPr>
-        <w:t>account?</w:t>
+        <w:spacing w:before="138"/>
+        <w:ind w:left="450" w:hanging="350"/>
+        <w:rPr>
+          <w:sz w:val="21"/>
+        </w:rPr>
+      </w:pPr>
+      <w:r>
+        <w:rPr>
+          <w:sz w:val="21"/>
+        </w:rPr>
+        <w:t xml:space="preserve">Can the user exit the </w:t>
+      </w:r>
+      <w:r>
+        <w:rPr>
+          <w:spacing w:val="-2"/>
+          <w:sz w:val="21"/>
+        </w:rPr>
+        <w:t>application?</w:t>
+      </w:r>
+    </w:p>
+    <w:p>
+      <w:pPr>
+        <w:pStyle w:val="ListParagraph"/>
+        <w:numPr>
+          <w:ilvl w:val="0"/>
+          <w:numId w:val="8"/>
+        </w:numPr>
+        <w:tabs>
+          <w:tab w:val="left" w:pos="413"/>
+        </w:tabs>
+        <w:spacing w:before="138"/>
+        <w:ind w:left="450"/>
+        <w:rPr>
+          <w:b/>
+          <w:sz w:val="21"/>
+        </w:rPr>
+      </w:pPr>
+      <w:r>
+        <w:rPr>
+          <w:b/>
+          <w:sz w:val="21"/>
+        </w:rPr>
+        <w:t>yes</w:t>
       </w:r>
     </w:p>
     <w:p>
@@ -7477,23 +7776,47 @@
         <w:tabs>
           <w:tab w:val="left" w:pos="413"/>
         </w:tabs>
-        <w:ind w:left="413" w:hanging="350"/>
-        <w:rPr>
-          <w:sz w:val="21"/>
-        </w:rPr>
-      </w:pPr>
-      <w:r>
-        <w:rPr>
-          <w:sz w:val="21"/>
-        </w:rPr>
-        <w:t xml:space="preserve">Can the user check the </w:t>
-      </w:r>
-      <w:r>
-        <w:rPr>
-          <w:spacing w:val="-2"/>
-          <w:sz w:val="21"/>
-        </w:rPr>
-        <w:t>balance?</w:t>
+        <w:ind w:left="450" w:hanging="350"/>
+        <w:rPr>
+          <w:sz w:val="21"/>
+        </w:rPr>
+      </w:pPr>
+      <w:r>
+        <w:rPr>
+          <w:sz w:val="21"/>
+        </w:rPr>
+        <w:t xml:space="preserve">Does the application handle invalid menu </w:t>
+      </w:r>
+      <w:r>
+        <w:rPr>
+          <w:spacing w:val="-2"/>
+          <w:sz w:val="21"/>
+        </w:rPr>
+        <w:t>options?</w:t>
+      </w:r>
+    </w:p>
+    <w:p>
+      <w:pPr>
+        <w:pStyle w:val="ListParagraph"/>
+        <w:numPr>
+          <w:ilvl w:val="0"/>
+          <w:numId w:val="8"/>
+        </w:numPr>
+        <w:tabs>
+          <w:tab w:val="left" w:pos="413"/>
+        </w:tabs>
+        <w:ind w:left="450"/>
+        <w:rPr>
+          <w:b/>
+          <w:sz w:val="21"/>
+        </w:rPr>
+      </w:pPr>
+      <w:r>
+        <w:rPr>
+          <w:b/>
+          <w:sz w:val="21"/>
+        </w:rPr>
+        <w:t>yes</w:t>
       </w:r>
     </w:p>
     <w:p>
@@ -7507,23 +7830,48 @@
           <w:tab w:val="left" w:pos="413"/>
         </w:tabs>
         <w:spacing w:before="138"/>
-        <w:ind w:left="413" w:hanging="350"/>
-        <w:rPr>
-          <w:sz w:val="21"/>
-        </w:rPr>
-      </w:pPr>
-      <w:r>
-        <w:rPr>
-          <w:sz w:val="21"/>
-        </w:rPr>
-        <w:t xml:space="preserve">Can the user deposit </w:t>
-      </w:r>
-      <w:r>
-        <w:rPr>
-          <w:spacing w:val="-2"/>
-          <w:sz w:val="21"/>
-        </w:rPr>
-        <w:t>money?</w:t>
+        <w:ind w:left="450" w:hanging="350"/>
+        <w:rPr>
+          <w:sz w:val="21"/>
+        </w:rPr>
+      </w:pPr>
+      <w:r>
+        <w:rPr>
+          <w:sz w:val="21"/>
+        </w:rPr>
+        <w:t xml:space="preserve">Does the application handle invalid money </w:t>
+      </w:r>
+      <w:r>
+        <w:rPr>
+          <w:spacing w:val="-2"/>
+          <w:sz w:val="21"/>
+        </w:rPr>
+        <w:t>values?</w:t>
+      </w:r>
+    </w:p>
+    <w:p>
+      <w:pPr>
+        <w:pStyle w:val="ListParagraph"/>
+        <w:numPr>
+          <w:ilvl w:val="0"/>
+          <w:numId w:val="8"/>
+        </w:numPr>
+        <w:tabs>
+          <w:tab w:val="left" w:pos="413"/>
+        </w:tabs>
+        <w:spacing w:before="138"/>
+        <w:ind w:left="450"/>
+        <w:rPr>
+          <w:b/>
+          <w:sz w:val="21"/>
+        </w:rPr>
+      </w:pPr>
+      <w:r>
+        <w:rPr>
+          <w:b/>
+          <w:sz w:val="21"/>
+        </w:rPr>
+        <w:t>yes</w:t>
       </w:r>
     </w:p>
     <w:p>
@@ -7536,154 +7884,7 @@
         <w:tabs>
           <w:tab w:val="left" w:pos="413"/>
         </w:tabs>
-        <w:ind w:left="413" w:hanging="350"/>
-        <w:rPr>
-          <w:sz w:val="21"/>
-        </w:rPr>
-      </w:pPr>
-      <w:r>
-        <w:rPr>
-          <w:sz w:val="21"/>
-        </w:rPr>
-        <w:t xml:space="preserve">Can the user withdraw </w:t>
-      </w:r>
-      <w:r>
-        <w:rPr>
-          <w:spacing w:val="-2"/>
-          <w:sz w:val="21"/>
-        </w:rPr>
-        <w:t>money?</w:t>
-      </w:r>
-    </w:p>
-    <w:p>
-      <w:pPr>
-        <w:pStyle w:val="ListParagraph"/>
-        <w:numPr>
-          <w:ilvl w:val="0"/>
-          <w:numId w:val="2"/>
-        </w:numPr>
-        <w:tabs>
-          <w:tab w:val="left" w:pos="413"/>
-        </w:tabs>
-        <w:ind w:left="413" w:hanging="350"/>
-        <w:rPr>
-          <w:sz w:val="21"/>
-        </w:rPr>
-      </w:pPr>
-      <w:r>
-        <w:rPr>
-          <w:sz w:val="21"/>
-        </w:rPr>
-        <w:t xml:space="preserve">Can the user view transaction </w:t>
-      </w:r>
-      <w:r>
-        <w:rPr>
-          <w:spacing w:val="-2"/>
-          <w:sz w:val="21"/>
-        </w:rPr>
-        <w:t>history?</w:t>
-      </w:r>
-    </w:p>
-    <w:p>
-      <w:pPr>
-        <w:pStyle w:val="ListParagraph"/>
-        <w:numPr>
-          <w:ilvl w:val="0"/>
-          <w:numId w:val="2"/>
-        </w:numPr>
-        <w:tabs>
-          <w:tab w:val="left" w:pos="413"/>
-        </w:tabs>
-        <w:spacing w:before="138"/>
-        <w:ind w:left="413" w:hanging="350"/>
-        <w:rPr>
-          <w:sz w:val="21"/>
-        </w:rPr>
-      </w:pPr>
-      <w:r>
-        <w:rPr>
-          <w:sz w:val="21"/>
-        </w:rPr>
-        <w:t xml:space="preserve">Can the user exit the </w:t>
-      </w:r>
-      <w:r>
-        <w:rPr>
-          <w:spacing w:val="-2"/>
-          <w:sz w:val="21"/>
-        </w:rPr>
-        <w:t>application?</w:t>
-      </w:r>
-    </w:p>
-    <w:p>
-      <w:pPr>
-        <w:pStyle w:val="ListParagraph"/>
-        <w:numPr>
-          <w:ilvl w:val="0"/>
-          <w:numId w:val="2"/>
-        </w:numPr>
-        <w:tabs>
-          <w:tab w:val="left" w:pos="413"/>
-        </w:tabs>
-        <w:ind w:left="413" w:hanging="350"/>
-        <w:rPr>
-          <w:sz w:val="21"/>
-        </w:rPr>
-      </w:pPr>
-      <w:r>
-        <w:rPr>
-          <w:sz w:val="21"/>
-        </w:rPr>
-        <w:t xml:space="preserve">Does the application handle invalid menu </w:t>
-      </w:r>
-      <w:r>
-        <w:rPr>
-          <w:spacing w:val="-2"/>
-          <w:sz w:val="21"/>
-        </w:rPr>
-        <w:t>options?</w:t>
-      </w:r>
-    </w:p>
-    <w:p>
-      <w:pPr>
-        <w:pStyle w:val="ListParagraph"/>
-        <w:numPr>
-          <w:ilvl w:val="0"/>
-          <w:numId w:val="2"/>
-        </w:numPr>
-        <w:tabs>
-          <w:tab w:val="left" w:pos="413"/>
-        </w:tabs>
-        <w:spacing w:before="138"/>
-        <w:ind w:left="413" w:hanging="350"/>
-        <w:rPr>
-          <w:sz w:val="21"/>
-        </w:rPr>
-      </w:pPr>
-      <w:r>
-        <w:rPr>
-          <w:sz w:val="21"/>
-        </w:rPr>
-        <w:t xml:space="preserve">Does the application handle invalid money </w:t>
-      </w:r>
-      <w:r>
-        <w:rPr>
-          <w:spacing w:val="-2"/>
-          <w:sz w:val="21"/>
-        </w:rPr>
-        <w:t>values?</w:t>
-      </w:r>
-    </w:p>
-    <w:p>
-      <w:pPr>
-        <w:pStyle w:val="ListParagraph"/>
-        <w:numPr>
-          <w:ilvl w:val="0"/>
-          <w:numId w:val="2"/>
-        </w:numPr>
-        <w:tabs>
-          <w:tab w:val="left" w:pos="413"/>
-        </w:tabs>
-        <w:ind w:left="413" w:hanging="350"/>
+        <w:ind w:left="450" w:hanging="350"/>
         <w:rPr>
           <w:sz w:val="21"/>
         </w:rPr>
@@ -7700,6 +7901,30 @@
           <w:sz w:val="21"/>
         </w:rPr>
         <w:t>logic?</w:t>
+      </w:r>
+    </w:p>
+    <w:p>
+      <w:pPr>
+        <w:pStyle w:val="ListParagraph"/>
+        <w:numPr>
+          <w:ilvl w:val="0"/>
+          <w:numId w:val="8"/>
+        </w:numPr>
+        <w:tabs>
+          <w:tab w:val="left" w:pos="413"/>
+        </w:tabs>
+        <w:ind w:left="450"/>
+        <w:rPr>
+          <w:b/>
+          <w:sz w:val="21"/>
+        </w:rPr>
+      </w:pPr>
+      <w:r>
+        <w:rPr>
+          <w:b/>
+          <w:sz w:val="21"/>
+        </w:rPr>
+        <w:t>yes</w:t>
       </w:r>
     </w:p>
     <w:p>
@@ -8510,7 +8735,7 @@
         </mc:Choice>
         <mc:Fallback>
           <w:pict>
-            <v:shape w14:anchorId="585954CA" id="Graphic 1" o:spid="_x0000_s1026" style="position:absolute;margin-left:46.8pt;margin-top:802.3pt;width:501.7pt;height:.1pt;z-index:-15823872;visibility:visible;mso-wrap-style:square;mso-wrap-distance-left:0;mso-wrap-distance-top:0;mso-wrap-distance-right:0;mso-wrap-distance-bottom:0;mso-position-horizontal:absolute;mso-position-horizontal-relative:page;mso-position-vertical:absolute;mso-position-vertical-relative:page;v-text-anchor:top" coordsize="6371590,1270" o:gfxdata="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" path="m,l6371280,e" filled="f" strokeweight=".25pt">
+            <v:shape w14:anchorId="307332A6" id="Graphic 1" o:spid="_x0000_s1026" style="position:absolute;margin-left:46.8pt;margin-top:802.3pt;width:501.7pt;height:.1pt;z-index:-15823872;visibility:visible;mso-wrap-style:square;mso-wrap-distance-left:0;mso-wrap-distance-top:0;mso-wrap-distance-right:0;mso-wrap-distance-bottom:0;mso-position-horizontal:absolute;mso-position-horizontal-relative:page;mso-position-vertical:absolute;mso-position-vertical-relative:page;v-text-anchor:top" coordsize="6371590,1270" o:gfxdata="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" path="m,l6371280,e" filled="f" strokeweight=".25pt">
               <v:path arrowok="t"/>
               <w10:wrap anchorx="page" anchory="page"/>
             </v:shape>
@@ -8820,6 +9045,119 @@
 <file path=word/numbering.xml><?xml version="1.0" encoding="utf-8"?>
 <w:numbering xmlns:wpc="http://schemas.microsoft.com/office/word/2010/wordprocessingCanvas" xmlns:cx="http://schemas.microsoft.com/office/drawing/2014/chartex" xmlns:cx1="http://schemas.microsoft.com/office/drawing/2015/9/8/chartex" xmlns:cx2="http://schemas.microsoft.com/office/drawing/2015/10/21/chartex" xmlns:cx3="http://schemas.microsoft.com/office/drawing/2016/5/9/chartex" xmlns:cx4="http://schemas.microsoft.com/office/drawing/2016/5/10/chartex" xmlns:cx5="http://schemas.microsoft.com/office/drawing/2016/5/11/chartex" xmlns:cx6="http://schemas.microsoft.com/office/drawing/2016/5/12/chartex" xmlns:cx7="http://schemas.microsoft.com/office/drawing/2016/5/13/chartex" xmlns:cx8="http://schemas.microsoft.com/office/drawing/2016/5/14/chartex" xmlns:mc="http://schemas.openxmlformats.org/markup-compatibility/2006" xmlns:aink="http://schemas.microsoft.com/office/drawing/2016/ink" xmlns:am3d="http://schemas.microsoft.com/office/drawing/2017/model3d" xmlns:o="urn:schemas-microsoft-com:office:office" xmlns:r="http://schemas.openxmlformats.org/officeDocument/2006/relationships" xmlns:m="http://schemas.openxmlformats.org/officeDocument/2006/math" xmlns:v="urn:schemas-microsoft-com:vml" xmlns:wp14="http://schemas.microsoft.com/office/word/2010/wordprocessingDrawing" xmlns:wp="http://schemas.openxmlformats.org/drawingml/2006/wordprocessingDrawing" xmlns:w10="urn:schemas-microsoft-com:office:word" xmlns:w="http://schemas.openxmlformats.org/wordprocessingml/2006/main" xmlns:w14="http://schemas.microsoft.com/office/word/2010/wordml" xmlns:w15="http://schemas.microsoft.com/office/word/2012/wordml" xmlns:w16cid="http://schemas.microsoft.com/office/word/2016/wordml/cid" xmlns:w16se="http://schemas.microsoft.com/office/word/2015/wordml/symex" xmlns:wpg="http://schemas.microsoft.com/office/word/2010/wordprocessingGroup" xmlns:wpi="http://schemas.microsoft.com/office/word/2010/wordprocessingInk" xmlns:wne="http://schemas.microsoft.com/office/word/2006/wordml" xmlns:wps="http://schemas.microsoft.com/office/word/2010/wordprocessingShape" mc:Ignorable="w14 w15 w16se w16cid wp14">
   <w:abstractNum w:abstractNumId="0" w15:restartNumberingAfterBreak="0">
+    <w:nsid w:val="03ED4F5C"/>
+    <w:multiLevelType w:val="hybridMultilevel"/>
+    <w:tmpl w:val="8B88431A"/>
+    <w:lvl w:ilvl="0" w:tplc="04090001">
+      <w:start w:val="1"/>
+      <w:numFmt w:val="bullet"/>
+      <w:lvlText w:val=""/>
+      <w:lvlJc w:val="left"/>
+      <w:pPr>
+        <w:ind w:left="2970" w:hanging="360"/>
+      </w:pPr>
+      <w:rPr>
+        <w:rFonts w:ascii="Symbol" w:hAnsi="Symbol" w:hint="default"/>
+      </w:rPr>
+    </w:lvl>
+    <w:lvl w:ilvl="1" w:tplc="04090003" w:tentative="1">
+      <w:start w:val="1"/>
+      <w:numFmt w:val="bullet"/>
+      <w:lvlText w:val="o"/>
+      <w:lvlJc w:val="left"/>
+      <w:pPr>
+        <w:ind w:left="3690" w:hanging="360"/>
+      </w:pPr>
+      <w:rPr>
+        <w:rFonts w:ascii="Courier New" w:hAnsi="Courier New" w:cs="Courier New" w:hint="default"/>
+      </w:rPr>
+    </w:lvl>
+    <w:lvl w:ilvl="2" w:tplc="04090005" w:tentative="1">
+      <w:start w:val="1"/>
+      <w:numFmt w:val="bullet"/>
+      <w:lvlText w:val=""/>
+      <w:lvlJc w:val="left"/>
+      <w:pPr>
+        <w:ind w:left="4410" w:hanging="360"/>
+      </w:pPr>
+      <w:rPr>
+        <w:rFonts w:ascii="Wingdings" w:hAnsi="Wingdings" w:hint="default"/>
+      </w:rPr>
+    </w:lvl>
+    <w:lvl w:ilvl="3" w:tplc="04090001" w:tentative="1">
+      <w:start w:val="1"/>
+      <w:numFmt w:val="bullet"/>
+      <w:lvlText w:val=""/>
+      <w:lvlJc w:val="left"/>
+      <w:pPr>
+        <w:ind w:left="5130" w:hanging="360"/>
+      </w:pPr>
+      <w:rPr>
+        <w:rFonts w:ascii="Symbol" w:hAnsi="Symbol" w:hint="default"/>
+      </w:rPr>
+    </w:lvl>
+    <w:lvl w:ilvl="4" w:tplc="04090003" w:tentative="1">
+      <w:start w:val="1"/>
+      <w:numFmt w:val="bullet"/>
+      <w:lvlText w:val="o"/>
+      <w:lvlJc w:val="left"/>
+      <w:pPr>
+        <w:ind w:left="5850" w:hanging="360"/>
+      </w:pPr>
+      <w:rPr>
+        <w:rFonts w:ascii="Courier New" w:hAnsi="Courier New" w:cs="Courier New" w:hint="default"/>
+      </w:rPr>
+    </w:lvl>
+    <w:lvl w:ilvl="5" w:tplc="04090005" w:tentative="1">
+      <w:start w:val="1"/>
+      <w:numFmt w:val="bullet"/>
+      <w:lvlText w:val=""/>
+      <w:lvlJc w:val="left"/>
+      <w:pPr>
+        <w:ind w:left="6570" w:hanging="360"/>
+      </w:pPr>
+      <w:rPr>
+        <w:rFonts w:ascii="Wingdings" w:hAnsi="Wingdings" w:hint="default"/>
+      </w:rPr>
+    </w:lvl>
+    <w:lvl w:ilvl="6" w:tplc="04090001" w:tentative="1">
+      <w:start w:val="1"/>
+      <w:numFmt w:val="bullet"/>
+      <w:lvlText w:val=""/>
+      <w:lvlJc w:val="left"/>
+      <w:pPr>
+        <w:ind w:left="7290" w:hanging="360"/>
+      </w:pPr>
+      <w:rPr>
+        <w:rFonts w:ascii="Symbol" w:hAnsi="Symbol" w:hint="default"/>
+      </w:rPr>
+    </w:lvl>
+    <w:lvl w:ilvl="7" w:tplc="04090003" w:tentative="1">
+      <w:start w:val="1"/>
+      <w:numFmt w:val="bullet"/>
+      <w:lvlText w:val="o"/>
+      <w:lvlJc w:val="left"/>
+      <w:pPr>
+        <w:ind w:left="8010" w:hanging="360"/>
+      </w:pPr>
+      <w:rPr>
+        <w:rFonts w:ascii="Courier New" w:hAnsi="Courier New" w:cs="Courier New" w:hint="default"/>
+      </w:rPr>
+    </w:lvl>
+    <w:lvl w:ilvl="8" w:tplc="04090005" w:tentative="1">
+      <w:start w:val="1"/>
+      <w:numFmt w:val="bullet"/>
+      <w:lvlText w:val=""/>
+      <w:lvlJc w:val="left"/>
+      <w:pPr>
+        <w:ind w:left="8730" w:hanging="360"/>
+      </w:pPr>
+      <w:rPr>
+        <w:rFonts w:ascii="Wingdings" w:hAnsi="Wingdings" w:hint="default"/>
+      </w:rPr>
+    </w:lvl>
+  </w:abstractNum>
+  <w:abstractNum w:abstractNumId="1" w15:restartNumberingAfterBreak="0">
     <w:nsid w:val="20312B2C"/>
     <w:multiLevelType w:val="hybridMultilevel"/>
     <w:tmpl w:val="00B80AAE"/>
@@ -8941,7 +9279,120 @@
       </w:rPr>
     </w:lvl>
   </w:abstractNum>
-  <w:abstractNum w:abstractNumId="1" w15:restartNumberingAfterBreak="0">
+  <w:abstractNum w:abstractNumId="2" w15:restartNumberingAfterBreak="0">
+    <w:nsid w:val="248C3A8A"/>
+    <w:multiLevelType w:val="hybridMultilevel"/>
+    <w:tmpl w:val="81E22714"/>
+    <w:lvl w:ilvl="0" w:tplc="0409000B">
+      <w:start w:val="1"/>
+      <w:numFmt w:val="bullet"/>
+      <w:lvlText w:val=""/>
+      <w:lvlJc w:val="left"/>
+      <w:pPr>
+        <w:ind w:left="2970" w:hanging="360"/>
+      </w:pPr>
+      <w:rPr>
+        <w:rFonts w:ascii="Wingdings" w:hAnsi="Wingdings" w:hint="default"/>
+      </w:rPr>
+    </w:lvl>
+    <w:lvl w:ilvl="1" w:tplc="04090003" w:tentative="1">
+      <w:start w:val="1"/>
+      <w:numFmt w:val="bullet"/>
+      <w:lvlText w:val="o"/>
+      <w:lvlJc w:val="left"/>
+      <w:pPr>
+        <w:ind w:left="3690" w:hanging="360"/>
+      </w:pPr>
+      <w:rPr>
+        <w:rFonts w:ascii="Courier New" w:hAnsi="Courier New" w:cs="Courier New" w:hint="default"/>
+      </w:rPr>
+    </w:lvl>
+    <w:lvl w:ilvl="2" w:tplc="04090005" w:tentative="1">
+      <w:start w:val="1"/>
+      <w:numFmt w:val="bullet"/>
+      <w:lvlText w:val=""/>
+      <w:lvlJc w:val="left"/>
+      <w:pPr>
+        <w:ind w:left="4410" w:hanging="360"/>
+      </w:pPr>
+      <w:rPr>
+        <w:rFonts w:ascii="Wingdings" w:hAnsi="Wingdings" w:hint="default"/>
+      </w:rPr>
+    </w:lvl>
+    <w:lvl w:ilvl="3" w:tplc="04090001" w:tentative="1">
+      <w:start w:val="1"/>
+      <w:numFmt w:val="bullet"/>
+      <w:lvlText w:val=""/>
+      <w:lvlJc w:val="left"/>
+      <w:pPr>
+        <w:ind w:left="5130" w:hanging="360"/>
+      </w:pPr>
+      <w:rPr>
+        <w:rFonts w:ascii="Symbol" w:hAnsi="Symbol" w:hint="default"/>
+      </w:rPr>
+    </w:lvl>
+    <w:lvl w:ilvl="4" w:tplc="04090003" w:tentative="1">
+      <w:start w:val="1"/>
+      <w:numFmt w:val="bullet"/>
+      <w:lvlText w:val="o"/>
+      <w:lvlJc w:val="left"/>
+      <w:pPr>
+        <w:ind w:left="5850" w:hanging="360"/>
+      </w:pPr>
+      <w:rPr>
+        <w:rFonts w:ascii="Courier New" w:hAnsi="Courier New" w:cs="Courier New" w:hint="default"/>
+      </w:rPr>
+    </w:lvl>
+    <w:lvl w:ilvl="5" w:tplc="04090005" w:tentative="1">
+      <w:start w:val="1"/>
+      <w:numFmt w:val="bullet"/>
+      <w:lvlText w:val=""/>
+      <w:lvlJc w:val="left"/>
+      <w:pPr>
+        <w:ind w:left="6570" w:hanging="360"/>
+      </w:pPr>
+      <w:rPr>
+        <w:rFonts w:ascii="Wingdings" w:hAnsi="Wingdings" w:hint="default"/>
+      </w:rPr>
+    </w:lvl>
+    <w:lvl w:ilvl="6" w:tplc="04090001" w:tentative="1">
+      <w:start w:val="1"/>
+      <w:numFmt w:val="bullet"/>
+      <w:lvlText w:val=""/>
+      <w:lvlJc w:val="left"/>
+      <w:pPr>
+        <w:ind w:left="7290" w:hanging="360"/>
+      </w:pPr>
+      <w:rPr>
+        <w:rFonts w:ascii="Symbol" w:hAnsi="Symbol" w:hint="default"/>
+      </w:rPr>
+    </w:lvl>
+    <w:lvl w:ilvl="7" w:tplc="04090003" w:tentative="1">
+      <w:start w:val="1"/>
+      <w:numFmt w:val="bullet"/>
+      <w:lvlText w:val="o"/>
+      <w:lvlJc w:val="left"/>
+      <w:pPr>
+        <w:ind w:left="8010" w:hanging="360"/>
+      </w:pPr>
+      <w:rPr>
+        <w:rFonts w:ascii="Courier New" w:hAnsi="Courier New" w:cs="Courier New" w:hint="default"/>
+      </w:rPr>
+    </w:lvl>
+    <w:lvl w:ilvl="8" w:tplc="04090005" w:tentative="1">
+      <w:start w:val="1"/>
+      <w:numFmt w:val="bullet"/>
+      <w:lvlText w:val=""/>
+      <w:lvlJc w:val="left"/>
+      <w:pPr>
+        <w:ind w:left="8730" w:hanging="360"/>
+      </w:pPr>
+      <w:rPr>
+        <w:rFonts w:ascii="Wingdings" w:hAnsi="Wingdings" w:hint="default"/>
+      </w:rPr>
+    </w:lvl>
+  </w:abstractNum>
+  <w:abstractNum w:abstractNumId="3" w15:restartNumberingAfterBreak="0">
     <w:nsid w:val="3F072855"/>
     <w:multiLevelType w:val="hybridMultilevel"/>
     <w:tmpl w:val="23E8D694"/>
@@ -9054,7 +9505,7 @@
       </w:rPr>
     </w:lvl>
   </w:abstractNum>
-  <w:abstractNum w:abstractNumId="2" w15:restartNumberingAfterBreak="0">
+  <w:abstractNum w:abstractNumId="4" w15:restartNumberingAfterBreak="0">
     <w:nsid w:val="49FB612C"/>
     <w:multiLevelType w:val="hybridMultilevel"/>
     <w:tmpl w:val="C4F69AA8"/>
@@ -9167,7 +9618,7 @@
       </w:rPr>
     </w:lvl>
   </w:abstractNum>
-  <w:abstractNum w:abstractNumId="3" w15:restartNumberingAfterBreak="0">
+  <w:abstractNum w:abstractNumId="5" w15:restartNumberingAfterBreak="0">
     <w:nsid w:val="4B4273D0"/>
     <w:multiLevelType w:val="hybridMultilevel"/>
     <w:tmpl w:val="79AAD57C"/>
@@ -9280,7 +9731,7 @@
       </w:rPr>
     </w:lvl>
   </w:abstractNum>
-  <w:abstractNum w:abstractNumId="4" w15:restartNumberingAfterBreak="0">
+  <w:abstractNum w:abstractNumId="6" w15:restartNumberingAfterBreak="0">
     <w:nsid w:val="59A72DAB"/>
     <w:multiLevelType w:val="hybridMultilevel"/>
     <w:tmpl w:val="61A42CDE"/>
@@ -9393,10 +9844,10 @@
       </w:rPr>
     </w:lvl>
   </w:abstractNum>
-  <w:abstractNum w:abstractNumId="5" w15:restartNumberingAfterBreak="0">
+  <w:abstractNum w:abstractNumId="7" w15:restartNumberingAfterBreak="0">
     <w:nsid w:val="60EF7465"/>
     <w:multiLevelType w:val="hybridMultilevel"/>
-    <w:tmpl w:val="F6F48950"/>
+    <w:tmpl w:val="C5EA55F2"/>
     <w:lvl w:ilvl="0" w:tplc="37BEEF9A">
       <w:start w:val="1"/>
       <w:numFmt w:val="decimal"/>
@@ -9516,22 +9967,28 @@
     </w:lvl>
   </w:abstractNum>
   <w:num w:numId="1">
+    <w:abstractNumId w:val="1"/>
+  </w:num>
+  <w:num w:numId="2">
+    <w:abstractNumId w:val="7"/>
+  </w:num>
+  <w:num w:numId="3">
+    <w:abstractNumId w:val="4"/>
+  </w:num>
+  <w:num w:numId="4">
+    <w:abstractNumId w:val="3"/>
+  </w:num>
+  <w:num w:numId="5">
+    <w:abstractNumId w:val="6"/>
+  </w:num>
+  <w:num w:numId="6">
+    <w:abstractNumId w:val="5"/>
+  </w:num>
+  <w:num w:numId="7">
     <w:abstractNumId w:val="0"/>
   </w:num>
-  <w:num w:numId="2">
-    <w:abstractNumId w:val="5"/>
-  </w:num>
-  <w:num w:numId="3">
+  <w:num w:numId="8">
     <w:abstractNumId w:val="2"/>
-  </w:num>
-  <w:num w:numId="4">
-    <w:abstractNumId w:val="1"/>
-  </w:num>
-  <w:num w:numId="5">
-    <w:abstractNumId w:val="4"/>
-  </w:num>
-  <w:num w:numId="6">
-    <w:abstractNumId w:val="3"/>
   </w:num>
 </w:numbering>
 </file>
@@ -10317,4 +10774,16 @@
   <a:objectDefaults/>
   <a:extraClrSchemeLst/>
 </a:theme>
+</file>
+
+<file path=customXml/item1.xml><?xml version="1.0" encoding="utf-8"?>
+<b:Sources xmlns:b="http://schemas.openxmlformats.org/officeDocument/2006/bibliography" xmlns="http://schemas.openxmlformats.org/officeDocument/2006/bibliography" SelectedStyle="\APASixthEditionOfficeOnline.xsl" StyleName="APA" Version="6"/>
+</file>
+
+<file path=customXml/itemProps1.xml><?xml version="1.0" encoding="utf-8"?>
+<ds:datastoreItem xmlns:ds="http://schemas.openxmlformats.org/officeDocument/2006/customXml" ds:itemID="{90DA98FD-BAF2-4E09-A4E3-B298764CCEB7}">
+  <ds:schemaRefs>
+    <ds:schemaRef ds:uri="http://schemas.openxmlformats.org/officeDocument/2006/bibliography"/>
+  </ds:schemaRefs>
+</ds:datastoreItem>
 </file>